--- a/Trading Bot - Operations Guide V18.9.6.docx
+++ b/Trading Bot - Operations Guide V18.9.6.docx
@@ -103,6 +103,7 @@
               <w:rPr>
                 <w:b/>
                 <w:bCs/>
+                <w:color w:val="FFFFFF"/>
                 <w:sz w:val="20"/>
                 <w:szCs w:val="20"/>
               </w:rPr>
@@ -120,6 +121,7 @@
               <w:rPr>
                 <w:b/>
                 <w:bCs/>
+                <w:color w:val="FFFFFF"/>
                 <w:sz w:val="20"/>
                 <w:szCs w:val="20"/>
               </w:rPr>
@@ -137,6 +139,7 @@
               <w:rPr>
                 <w:b/>
                 <w:bCs/>
+                <w:color w:val="FFFFFF"/>
                 <w:sz w:val="20"/>
                 <w:szCs w:val="20"/>
               </w:rPr>
@@ -154,6 +157,7 @@
               <w:rPr>
                 <w:b/>
                 <w:bCs/>
+                <w:color w:val="FFFFFF"/>
                 <w:sz w:val="20"/>
                 <w:szCs w:val="20"/>
               </w:rPr>
@@ -172,6 +176,7 @@
               <w:rPr>
                 <w:b w:val="false"/>
                 <w:bCs w:val="false"/>
+                <w:color w:val="000000"/>
                 <w:sz w:val="19"/>
                 <w:szCs w:val="19"/>
               </w:rPr>
@@ -188,6 +193,7 @@
               <w:rPr>
                 <w:b w:val="false"/>
                 <w:bCs w:val="false"/>
+                <w:color w:val="000000"/>
                 <w:sz w:val="19"/>
                 <w:szCs w:val="19"/>
               </w:rPr>
@@ -204,6 +210,7 @@
               <w:rPr>
                 <w:b w:val="false"/>
                 <w:bCs w:val="false"/>
+                <w:color w:val="000000"/>
                 <w:sz w:val="19"/>
                 <w:szCs w:val="19"/>
               </w:rPr>
@@ -220,6 +227,7 @@
               <w:rPr>
                 <w:b w:val="false"/>
                 <w:bCs w:val="false"/>
+                <w:color w:val="000000"/>
                 <w:sz w:val="19"/>
                 <w:szCs w:val="19"/>
               </w:rPr>
@@ -238,6 +246,7 @@
               <w:rPr>
                 <w:b w:val="false"/>
                 <w:bCs w:val="false"/>
+                <w:color w:val="000000"/>
                 <w:sz w:val="19"/>
                 <w:szCs w:val="19"/>
               </w:rPr>
@@ -254,6 +263,7 @@
               <w:rPr>
                 <w:b w:val="false"/>
                 <w:bCs w:val="false"/>
+                <w:color w:val="000000"/>
                 <w:sz w:val="19"/>
                 <w:szCs w:val="19"/>
               </w:rPr>
@@ -270,6 +280,7 @@
               <w:rPr>
                 <w:b w:val="false"/>
                 <w:bCs w:val="false"/>
+                <w:color w:val="000000"/>
                 <w:sz w:val="19"/>
                 <w:szCs w:val="19"/>
               </w:rPr>
@@ -286,6 +297,7 @@
               <w:rPr>
                 <w:b w:val="false"/>
                 <w:bCs w:val="false"/>
+                <w:color w:val="000000"/>
                 <w:sz w:val="19"/>
                 <w:szCs w:val="19"/>
               </w:rPr>
@@ -304,6 +316,7 @@
               <w:rPr>
                 <w:b w:val="false"/>
                 <w:bCs w:val="false"/>
+                <w:color w:val="000000"/>
                 <w:sz w:val="19"/>
                 <w:szCs w:val="19"/>
               </w:rPr>
@@ -320,6 +333,7 @@
               <w:rPr>
                 <w:b w:val="false"/>
                 <w:bCs w:val="false"/>
+                <w:color w:val="000000"/>
                 <w:sz w:val="19"/>
                 <w:szCs w:val="19"/>
               </w:rPr>
@@ -336,6 +350,7 @@
               <w:rPr>
                 <w:b w:val="false"/>
                 <w:bCs w:val="false"/>
+                <w:color w:val="000000"/>
                 <w:sz w:val="19"/>
                 <w:szCs w:val="19"/>
               </w:rPr>
@@ -352,6 +367,7 @@
               <w:rPr>
                 <w:b w:val="false"/>
                 <w:bCs w:val="false"/>
+                <w:color w:val="000000"/>
                 <w:sz w:val="19"/>
                 <w:szCs w:val="19"/>
               </w:rPr>
@@ -395,7 +411,7 @@
           <w:sz w:val="22"/>
           <w:szCs w:val="22"/>
         </w:rPr>
-        <w:t xml:space="preserve">SSH key is stored at C:\Users\mazza\.ssh\digitalocean (no passphrase).</w:t>
+        <w:t xml:space="preserve">SSH key stored at C:\Users\mazza\.ssh\digitalocean (no passphrase).</w:t>
       </w:r>
     </w:p>
     <w:p>
@@ -507,7 +523,7 @@
           <w:szCs w:val="20"/>
           <w:shd w:fill="F2F2F2" w:color="F2F2F2" w:val="solid"/>
         </w:rPr>
-        <w:t xml:space="preserve">tail -f /root/trading/main\ account/v18_agent.log</w:t>
+        <w:t xml:space="preserve">tail -f '/root/trading/main account/v18_agent.log'</w:t>
       </w:r>
     </w:p>
     <w:p>
@@ -537,7 +553,7 @@
           <w:szCs w:val="20"/>
           <w:shd w:fill="F2F2F2" w:color="F2F2F2" w:val="solid"/>
         </w:rPr>
-        <w:t xml:space="preserve">tail -f /root/trading/main\ account/quant_daemon.log</w:t>
+        <w:t xml:space="preserve">tail -f '/root/trading/main account/quant_daemon.log'</w:t>
       </w:r>
     </w:p>
     <w:p>
@@ -567,7 +583,7 @@
           <w:szCs w:val="20"/>
           <w:shd w:fill="F2F2F2" w:color="F2F2F2" w:val="solid"/>
         </w:rPr>
-        <w:t xml:space="preserve">tail -f /root/trading/main\ account/trading_agent.log</w:t>
+        <w:t xml:space="preserve">tail -f '/root/trading/main account/trading_agent.log'</w:t>
       </w:r>
     </w:p>
     <w:p>
@@ -614,8 +630,27 @@
         <w:spacing w:after="100" w:before="400"/>
       </w:pPr>
       <w:r>
-        <w:t xml:space="preserve">3. V18.9.6 Options Agent</w:t>
-      </w:r>
+        <w:t xml:space="preserve">3. Remote Claude Code on DigitalOcean</w:t>
+      </w:r>
+    </w:p>
+    <w:p>
+      <w:pPr>
+        <w:spacing w:after="80"/>
+      </w:pPr>
+      <w:r>
+        <w:rPr>
+          <w:b w:val="false"/>
+          <w:bCs w:val="false"/>
+          <w:sz w:val="22"/>
+          <w:szCs w:val="22"/>
+        </w:rPr>
+        <w:t xml:space="preserve">Claude Code CLI is installed on the droplet, letting you run an AI-assisted coding session directly on the server — no file transfers needed. Changes happen live in /root/trading.</w:t>
+      </w:r>
+    </w:p>
+    <w:p>
+      <w:pPr>
+        <w:spacing w:after="100"/>
+      </w:pPr>
     </w:p>
     <w:p>
       <w:pPr>
@@ -623,7 +658,388 @@
         <w:spacing w:after="80" w:before="300"/>
       </w:pPr>
       <w:r>
-        <w:t xml:space="preserve">3.1 Strategy Summary</w:t>
+        <w:t xml:space="preserve">3.1 Connect and Launch</w:t>
+      </w:r>
+    </w:p>
+    <w:p>
+      <w:pPr>
+        <w:spacing w:after="80"/>
+      </w:pPr>
+      <w:r>
+        <w:rPr>
+          <w:b w:val="false"/>
+          <w:bCs w:val="false"/>
+          <w:sz w:val="22"/>
+          <w:szCs w:val="22"/>
+        </w:rPr>
+        <w:t xml:space="preserve">Step 1 — SSH into the droplet:</w:t>
+      </w:r>
+    </w:p>
+    <w:p>
+      <w:pPr>
+        <w:spacing w:after="60" w:before="60"/>
+        <w:ind w:left="360"/>
+      </w:pPr>
+      <w:r>
+        <w:rPr>
+          <w:rFonts w:ascii="Courier New" w:cs="Courier New" w:eastAsia="Courier New" w:hAnsi="Courier New"/>
+          <w:color w:val="1F497D"/>
+          <w:sz w:val="20"/>
+          <w:szCs w:val="20"/>
+          <w:shd w:fill="F2F2F2" w:color="F2F2F2" w:val="solid"/>
+        </w:rPr>
+        <w:t xml:space="preserve">ssh -i C:\Users\mazza\.ssh\digitalocean root@143.198.171.250</w:t>
+      </w:r>
+    </w:p>
+    <w:p>
+      <w:pPr>
+        <w:spacing w:after="80"/>
+      </w:pPr>
+      <w:r>
+        <w:rPr>
+          <w:b w:val="false"/>
+          <w:bCs w:val="false"/>
+          <w:sz w:val="22"/>
+          <w:szCs w:val="22"/>
+        </w:rPr>
+        <w:t xml:space="preserve">Step 2 — Activate the Python venv (keeps Claude Code's environment clean):</w:t>
+      </w:r>
+    </w:p>
+    <w:p>
+      <w:pPr>
+        <w:spacing w:after="60" w:before="60"/>
+        <w:ind w:left="360"/>
+      </w:pPr>
+      <w:r>
+        <w:rPr>
+          <w:rFonts w:ascii="Courier New" w:cs="Courier New" w:eastAsia="Courier New" w:hAnsi="Courier New"/>
+          <w:color w:val="1F497D"/>
+          <w:sz w:val="20"/>
+          <w:szCs w:val="20"/>
+          <w:shd w:fill="F2F2F2" w:color="F2F2F2" w:val="solid"/>
+        </w:rPr>
+        <w:t xml:space="preserve">source /root/trading/.venv/bin/activate</w:t>
+      </w:r>
+    </w:p>
+    <w:p>
+      <w:pPr>
+        <w:spacing w:after="80"/>
+      </w:pPr>
+      <w:r>
+        <w:rPr>
+          <w:b w:val="false"/>
+          <w:bCs w:val="false"/>
+          <w:sz w:val="22"/>
+          <w:szCs w:val="22"/>
+        </w:rPr>
+        <w:t xml:space="preserve">Step 3 — Navigate to the trading project:</w:t>
+      </w:r>
+    </w:p>
+    <w:p>
+      <w:pPr>
+        <w:spacing w:after="60" w:before="60"/>
+        <w:ind w:left="360"/>
+      </w:pPr>
+      <w:r>
+        <w:rPr>
+          <w:rFonts w:ascii="Courier New" w:cs="Courier New" w:eastAsia="Courier New" w:hAnsi="Courier New"/>
+          <w:color w:val="1F497D"/>
+          <w:sz w:val="20"/>
+          <w:szCs w:val="20"/>
+          <w:shd w:fill="F2F2F2" w:color="F2F2F2" w:val="solid"/>
+        </w:rPr>
+        <w:t xml:space="preserve">cd /root/trading</w:t>
+      </w:r>
+    </w:p>
+    <w:p>
+      <w:pPr>
+        <w:spacing w:after="80"/>
+      </w:pPr>
+      <w:r>
+        <w:rPr>
+          <w:b w:val="false"/>
+          <w:bCs w:val="false"/>
+          <w:sz w:val="22"/>
+          <w:szCs w:val="22"/>
+        </w:rPr>
+        <w:t xml:space="preserve">Step 4 — Launch Claude Code:</w:t>
+      </w:r>
+    </w:p>
+    <w:p>
+      <w:pPr>
+        <w:spacing w:after="60" w:before="60"/>
+        <w:ind w:left="360"/>
+      </w:pPr>
+      <w:r>
+        <w:rPr>
+          <w:rFonts w:ascii="Courier New" w:cs="Courier New" w:eastAsia="Courier New" w:hAnsi="Courier New"/>
+          <w:color w:val="1F497D"/>
+          <w:sz w:val="20"/>
+          <w:szCs w:val="20"/>
+          <w:shd w:fill="F2F2F2" w:color="F2F2F2" w:val="solid"/>
+        </w:rPr>
+        <w:t xml:space="preserve">claude</w:t>
+      </w:r>
+    </w:p>
+    <w:p>
+      <w:pPr>
+        <w:spacing w:after="100" w:before="60"/>
+        <w:ind w:left="200"/>
+      </w:pPr>
+      <w:r>
+        <w:rPr>
+          <w:sz w:val="22"/>
+          <w:szCs w:val="22"/>
+        </w:rPr>
+        <w:t xml:space="preserve">💡 </w:t>
+      </w:r>
+      <w:r>
+        <w:rPr>
+          <w:i/>
+          <w:iCs/>
+          <w:color w:val="555555"/>
+          <w:sz w:val="21"/>
+          <w:szCs w:val="21"/>
+        </w:rPr>
+        <w:t xml:space="preserve">Claude Code reads CLAUDE.md in /root/trading for project context — keep it updated when strategy changes.</w:t>
+      </w:r>
+    </w:p>
+    <w:p>
+      <w:pPr>
+        <w:spacing w:after="100"/>
+      </w:pPr>
+    </w:p>
+    <w:p>
+      <w:pPr>
+        <w:pStyle w:val="Heading2"/>
+        <w:spacing w:after="80" w:before="300"/>
+      </w:pPr>
+      <w:r>
+        <w:t xml:space="preserve">3.2 One-Liner — SSH + Launch</w:t>
+      </w:r>
+    </w:p>
+    <w:p>
+      <w:pPr>
+        <w:spacing w:after="80"/>
+      </w:pPr>
+      <w:r>
+        <w:rPr>
+          <w:b w:val="false"/>
+          <w:bCs w:val="false"/>
+          <w:sz w:val="22"/>
+          <w:szCs w:val="22"/>
+        </w:rPr>
+        <w:t xml:space="preserve">Connect and open Claude Code in a single command from Windows terminal:</w:t>
+      </w:r>
+    </w:p>
+    <w:p>
+      <w:pPr>
+        <w:spacing w:after="60" w:before="60"/>
+        <w:ind w:left="360"/>
+      </w:pPr>
+      <w:r>
+        <w:rPr>
+          <w:rFonts w:ascii="Courier New" w:cs="Courier New" w:eastAsia="Courier New" w:hAnsi="Courier New"/>
+          <w:color w:val="1F497D"/>
+          <w:sz w:val="20"/>
+          <w:szCs w:val="20"/>
+          <w:shd w:fill="F2F2F2" w:color="F2F2F2" w:val="solid"/>
+        </w:rPr>
+        <w:t xml:space="preserve">ssh -i C:\Users\mazza\.ssh\digitalocean root@143.198.171.250 -t "cd /root/trading &amp;&amp; claude"</w:t>
+      </w:r>
+    </w:p>
+    <w:p>
+      <w:pPr>
+        <w:spacing w:after="100"/>
+      </w:pPr>
+    </w:p>
+    <w:p>
+      <w:pPr>
+        <w:pStyle w:val="Heading2"/>
+        <w:spacing w:after="80" w:before="300"/>
+      </w:pPr>
+      <w:r>
+        <w:t xml:space="preserve">3.3 Run Claude Code in tmux (Persistent Session)</w:t>
+      </w:r>
+    </w:p>
+    <w:p>
+      <w:pPr>
+        <w:spacing w:after="80"/>
+      </w:pPr>
+      <w:r>
+        <w:rPr>
+          <w:b w:val="false"/>
+          <w:bCs w:val="false"/>
+          <w:sz w:val="22"/>
+          <w:szCs w:val="22"/>
+        </w:rPr>
+        <w:t xml:space="preserve">Use tmux so Claude Code keeps running even if your SSH connection drops:</w:t>
+      </w:r>
+    </w:p>
+    <w:p>
+      <w:pPr>
+        <w:spacing w:after="60" w:before="60"/>
+        <w:ind w:left="360"/>
+      </w:pPr>
+      <w:r>
+        <w:rPr>
+          <w:rFonts w:ascii="Courier New" w:cs="Courier New" w:eastAsia="Courier New" w:hAnsi="Courier New"/>
+          <w:color w:val="1F497D"/>
+          <w:sz w:val="20"/>
+          <w:szCs w:val="20"/>
+          <w:shd w:fill="F2F2F2" w:color="F2F2F2" w:val="solid"/>
+        </w:rPr>
+        <w:t xml:space="preserve">tmux new-session -s trading</w:t>
+      </w:r>
+    </w:p>
+    <w:p>
+      <w:pPr>
+        <w:spacing w:after="60" w:before="60"/>
+        <w:ind w:left="360"/>
+      </w:pPr>
+      <w:r>
+        <w:rPr>
+          <w:rFonts w:ascii="Courier New" w:cs="Courier New" w:eastAsia="Courier New" w:hAnsi="Courier New"/>
+          <w:color w:val="1F497D"/>
+          <w:sz w:val="20"/>
+          <w:szCs w:val="20"/>
+          <w:shd w:fill="F2F2F2" w:color="F2F2F2" w:val="solid"/>
+        </w:rPr>
+        <w:t xml:space="preserve">cd /root/trading &amp;&amp; claude</w:t>
+      </w:r>
+    </w:p>
+    <w:p>
+      <w:pPr>
+        <w:spacing w:after="80"/>
+      </w:pPr>
+      <w:r>
+        <w:rPr>
+          <w:b w:val="false"/>
+          <w:bCs w:val="false"/>
+          <w:sz w:val="22"/>
+          <w:szCs w:val="22"/>
+        </w:rPr>
+        <w:t xml:space="preserve">Detach from tmux (leaves it running):</w:t>
+      </w:r>
+    </w:p>
+    <w:p>
+      <w:pPr>
+        <w:spacing w:after="60" w:before="60"/>
+        <w:ind w:left="360"/>
+      </w:pPr>
+      <w:r>
+        <w:rPr>
+          <w:rFonts w:ascii="Courier New" w:cs="Courier New" w:eastAsia="Courier New" w:hAnsi="Courier New"/>
+          <w:color w:val="1F497D"/>
+          <w:sz w:val="20"/>
+          <w:szCs w:val="20"/>
+          <w:shd w:fill="F2F2F2" w:color="F2F2F2" w:val="solid"/>
+        </w:rPr>
+        <w:t xml:space="preserve">Ctrl+B  then  D</w:t>
+      </w:r>
+    </w:p>
+    <w:p>
+      <w:pPr>
+        <w:spacing w:after="80"/>
+      </w:pPr>
+      <w:r>
+        <w:rPr>
+          <w:b w:val="false"/>
+          <w:bCs w:val="false"/>
+          <w:sz w:val="22"/>
+          <w:szCs w:val="22"/>
+        </w:rPr>
+        <w:t xml:space="preserve">Reattach to existing session:</w:t>
+      </w:r>
+    </w:p>
+    <w:p>
+      <w:pPr>
+        <w:spacing w:after="60" w:before="60"/>
+        <w:ind w:left="360"/>
+      </w:pPr>
+      <w:r>
+        <w:rPr>
+          <w:rFonts w:ascii="Courier New" w:cs="Courier New" w:eastAsia="Courier New" w:hAnsi="Courier New"/>
+          <w:color w:val="1F497D"/>
+          <w:sz w:val="20"/>
+          <w:szCs w:val="20"/>
+          <w:shd w:fill="F2F2F2" w:color="F2F2F2" w:val="solid"/>
+        </w:rPr>
+        <w:t xml:space="preserve">tmux attach -t trading</w:t>
+      </w:r>
+    </w:p>
+    <w:p>
+      <w:pPr>
+        <w:spacing w:after="80"/>
+      </w:pPr>
+      <w:r>
+        <w:rPr>
+          <w:b w:val="false"/>
+          <w:bCs w:val="false"/>
+          <w:sz w:val="22"/>
+          <w:szCs w:val="22"/>
+        </w:rPr>
+        <w:t xml:space="preserve">List all tmux sessions:</w:t>
+      </w:r>
+    </w:p>
+    <w:p>
+      <w:pPr>
+        <w:spacing w:after="60" w:before="60"/>
+        <w:ind w:left="360"/>
+      </w:pPr>
+      <w:r>
+        <w:rPr>
+          <w:rFonts w:ascii="Courier New" w:cs="Courier New" w:eastAsia="Courier New" w:hAnsi="Courier New"/>
+          <w:color w:val="1F497D"/>
+          <w:sz w:val="20"/>
+          <w:szCs w:val="20"/>
+          <w:shd w:fill="F2F2F2" w:color="F2F2F2" w:val="solid"/>
+        </w:rPr>
+        <w:t xml:space="preserve">tmux ls</w:t>
+      </w:r>
+    </w:p>
+    <w:p>
+      <w:pPr>
+        <w:spacing w:after="80"/>
+      </w:pPr>
+      <w:r>
+        <w:rPr>
+          <w:b w:val="false"/>
+          <w:bCs w:val="false"/>
+          <w:sz w:val="22"/>
+          <w:szCs w:val="22"/>
+        </w:rPr>
+        <w:t xml:space="preserve">Kill a tmux session:</w:t>
+      </w:r>
+    </w:p>
+    <w:p>
+      <w:pPr>
+        <w:spacing w:after="60" w:before="60"/>
+        <w:ind w:left="360"/>
+      </w:pPr>
+      <w:r>
+        <w:rPr>
+          <w:rFonts w:ascii="Courier New" w:cs="Courier New" w:eastAsia="Courier New" w:hAnsi="Courier New"/>
+          <w:color w:val="1F497D"/>
+          <w:sz w:val="20"/>
+          <w:szCs w:val="20"/>
+          <w:shd w:fill="F2F2F2" w:color="F2F2F2" w:val="solid"/>
+        </w:rPr>
+        <w:t xml:space="preserve">tmux kill-session -t trading</w:t>
+      </w:r>
+    </w:p>
+    <w:p>
+      <w:pPr>
+        <w:spacing w:after="100"/>
+      </w:pPr>
+    </w:p>
+    <w:p>
+      <w:pPr>
+        <w:pStyle w:val="Heading2"/>
+        <w:spacing w:after="80" w:before="300"/>
+      </w:pPr>
+      <w:r>
+        <w:t xml:space="preserve">3.4 Useful Claude Code Slash Commands</w:t>
       </w:r>
     </w:p>
     <w:tbl>
@@ -653,10 +1069,11 @@
               <w:rPr>
                 <w:b/>
                 <w:bCs/>
+                <w:color w:val="FFFFFF"/>
                 <w:sz w:val="20"/>
                 <w:szCs w:val="20"/>
               </w:rPr>
-              <w:t xml:space="preserve">Parameter</w:t>
+              <w:t xml:space="preserve">Command</w:t>
             </w:r>
           </w:p>
         </w:tc>
@@ -670,452 +1087,335 @@
               <w:rPr>
                 <w:b/>
                 <w:bCs/>
+                <w:color w:val="FFFFFF"/>
                 <w:sz w:val="20"/>
                 <w:szCs w:val="20"/>
               </w:rPr>
-              <w:t xml:space="preserve">Value</w:t>
-            </w:r>
-          </w:p>
-        </w:tc>
-      </w:tr>
-      <w:tr>
-        <w:tc>
-          <w:tcPr>
-            <w:tcW w:type="dxa" w:w="4500"/>
-          </w:tcPr>
-          <w:p>
-            <w:r>
-              <w:rPr>
-                <w:b w:val="false"/>
-                <w:bCs w:val="false"/>
-                <w:sz w:val="19"/>
-                <w:szCs w:val="19"/>
-              </w:rPr>
-              <w:t xml:space="preserve">Trade</w:t>
-            </w:r>
-          </w:p>
-        </w:tc>
-        <w:tc>
-          <w:tcPr>
-            <w:tcW w:type="dxa" w:w="4500"/>
-          </w:tcPr>
-          <w:p>
-            <w:r>
-              <w:rPr>
-                <w:b w:val="false"/>
-                <w:bCs w:val="false"/>
-                <w:sz w:val="19"/>
-                <w:szCs w:val="19"/>
-              </w:rPr>
-              <w:t xml:space="preserve">NVDA Bull Call Spread + XLE Bull Call Spread</w:t>
-            </w:r>
-          </w:p>
-        </w:tc>
-      </w:tr>
-      <w:tr>
-        <w:tc>
-          <w:tcPr>
-            <w:tcW w:type="dxa" w:w="4500"/>
-          </w:tcPr>
-          <w:p>
-            <w:r>
-              <w:rPr>
-                <w:b w:val="false"/>
-                <w:bCs w:val="false"/>
-                <w:sz w:val="19"/>
-                <w:szCs w:val="19"/>
-              </w:rPr>
-              <w:t xml:space="preserve">NVDA Legs</w:t>
-            </w:r>
-          </w:p>
-        </w:tc>
-        <w:tc>
-          <w:tcPr>
-            <w:tcW w:type="dxa" w:w="4500"/>
-          </w:tcPr>
-          <w:p>
-            <w:r>
-              <w:rPr>
-                <w:b w:val="false"/>
-                <w:bCs w:val="false"/>
-                <w:sz w:val="19"/>
-                <w:szCs w:val="19"/>
-              </w:rPr>
-              <w:t xml:space="preserve">$215C (long) / $220C (short) × 160 contracts</w:t>
-            </w:r>
-          </w:p>
-        </w:tc>
-      </w:tr>
-      <w:tr>
-        <w:tc>
-          <w:tcPr>
-            <w:tcW w:type="dxa" w:w="4500"/>
-          </w:tcPr>
-          <w:p>
-            <w:r>
-              <w:rPr>
-                <w:b w:val="false"/>
-                <w:bCs w:val="false"/>
-                <w:sz w:val="19"/>
-                <w:szCs w:val="19"/>
-              </w:rPr>
-              <w:t xml:space="preserve">XLE Legs</w:t>
-            </w:r>
-          </w:p>
-        </w:tc>
-        <w:tc>
-          <w:tcPr>
-            <w:tcW w:type="dxa" w:w="4500"/>
-          </w:tcPr>
-          <w:p>
-            <w:r>
-              <w:rPr>
-                <w:b w:val="false"/>
-                <w:bCs w:val="false"/>
-                <w:sz w:val="19"/>
-                <w:szCs w:val="19"/>
-              </w:rPr>
-              <w:t xml:space="preserve">$92C (long) / $94C (short) × 400 contracts</w:t>
-            </w:r>
-          </w:p>
-        </w:tc>
-      </w:tr>
-      <w:tr>
-        <w:tc>
-          <w:tcPr>
-            <w:tcW w:type="dxa" w:w="4500"/>
-          </w:tcPr>
-          <w:p>
-            <w:r>
-              <w:rPr>
-                <w:b w:val="false"/>
-                <w:bCs w:val="false"/>
-                <w:sz w:val="19"/>
-                <w:szCs w:val="19"/>
-              </w:rPr>
-              <w:t xml:space="preserve">Expiry</w:t>
-            </w:r>
-          </w:p>
-        </w:tc>
-        <w:tc>
-          <w:tcPr>
-            <w:tcW w:type="dxa" w:w="4500"/>
-          </w:tcPr>
-          <w:p>
-            <w:r>
-              <w:rPr>
-                <w:b w:val="false"/>
-                <w:bCs w:val="false"/>
-                <w:sz w:val="19"/>
-                <w:szCs w:val="19"/>
-              </w:rPr>
-              <w:t xml:space="preserve">Auto-detected — nearest Friday ≥ 4 DTE</w:t>
-            </w:r>
-          </w:p>
-        </w:tc>
-      </w:tr>
-      <w:tr>
-        <w:tc>
-          <w:tcPr>
-            <w:tcW w:type="dxa" w:w="4500"/>
-          </w:tcPr>
-          <w:p>
-            <w:r>
-              <w:rPr>
-                <w:b w:val="false"/>
-                <w:bCs w:val="false"/>
-                <w:sz w:val="19"/>
-                <w:szCs w:val="19"/>
-              </w:rPr>
-              <w:t xml:space="preserve">Allocation</w:t>
-            </w:r>
-          </w:p>
-        </w:tc>
-        <w:tc>
-          <w:tcPr>
-            <w:tcW w:type="dxa" w:w="4500"/>
-          </w:tcPr>
-          <w:p>
-            <w:r>
-              <w:rPr>
-                <w:b w:val="false"/>
-                <w:bCs w:val="false"/>
-                <w:sz w:val="19"/>
-                <w:szCs w:val="19"/>
-              </w:rPr>
-              <w:t xml:space="preserve">$20,000 per tranche</w:t>
-            </w:r>
-          </w:p>
-        </w:tc>
-      </w:tr>
-      <w:tr>
-        <w:tc>
-          <w:tcPr>
-            <w:tcW w:type="dxa" w:w="4500"/>
-          </w:tcPr>
-          <w:p>
-            <w:r>
-              <w:rPr>
-                <w:b w:val="false"/>
-                <w:bCs w:val="false"/>
-                <w:sz w:val="19"/>
-                <w:szCs w:val="19"/>
-              </w:rPr>
-              <w:t xml:space="preserve">Profit Gate</w:t>
-            </w:r>
-          </w:p>
-        </w:tc>
-        <w:tc>
-          <w:tcPr>
-            <w:tcW w:type="dxa" w:w="4500"/>
-          </w:tcPr>
-          <w:p>
-            <w:r>
-              <w:rPr>
-                <w:b w:val="false"/>
-                <w:bCs w:val="false"/>
-                <w:sz w:val="19"/>
-                <w:szCs w:val="19"/>
-              </w:rPr>
-              <w:t xml:space="preserve">85% of max profit → liquidate</w:t>
-            </w:r>
-          </w:p>
-        </w:tc>
-      </w:tr>
-      <w:tr>
-        <w:tc>
-          <w:tcPr>
-            <w:tcW w:type="dxa" w:w="4500"/>
-          </w:tcPr>
-          <w:p>
-            <w:r>
-              <w:rPr>
-                <w:b w:val="false"/>
-                <w:bCs w:val="false"/>
-                <w:sz w:val="19"/>
-                <w:szCs w:val="19"/>
-              </w:rPr>
-              <w:t xml:space="preserve">Breakeven Gate</w:t>
-            </w:r>
-          </w:p>
-        </w:tc>
-        <w:tc>
-          <w:tcPr>
-            <w:tcW w:type="dxa" w:w="4500"/>
-          </w:tcPr>
-          <w:p>
-            <w:r>
-              <w:rPr>
-                <w:b w:val="false"/>
-                <w:bCs w:val="false"/>
-                <w:sz w:val="19"/>
-                <w:szCs w:val="19"/>
-              </w:rPr>
-              <w:t xml:space="preserve">50% of max profit → move stop to net debit</w:t>
-            </w:r>
-          </w:p>
-        </w:tc>
-      </w:tr>
-      <w:tr>
-        <w:tc>
-          <w:tcPr>
-            <w:tcW w:type="dxa" w:w="4500"/>
-          </w:tcPr>
-          <w:p>
-            <w:r>
-              <w:rPr>
-                <w:b w:val="false"/>
-                <w:bCs w:val="false"/>
-                <w:sz w:val="19"/>
-                <w:szCs w:val="19"/>
-              </w:rPr>
-              <w:t xml:space="preserve">Thesis Break — NVDA</w:t>
-            </w:r>
-          </w:p>
-        </w:tc>
-        <w:tc>
-          <w:tcPr>
-            <w:tcW w:type="dxa" w:w="4500"/>
-          </w:tcPr>
-          <w:p>
-            <w:r>
-              <w:rPr>
-                <w:b w:val="false"/>
-                <w:bCs w:val="false"/>
-                <w:sz w:val="19"/>
-                <w:szCs w:val="19"/>
-              </w:rPr>
-              <w:t xml:space="preserve">&lt; $208.50 → ABORT</w:t>
-            </w:r>
-          </w:p>
-        </w:tc>
-      </w:tr>
-      <w:tr>
-        <w:tc>
-          <w:tcPr>
-            <w:tcW w:type="dxa" w:w="4500"/>
-          </w:tcPr>
-          <w:p>
-            <w:r>
-              <w:rPr>
-                <w:b w:val="false"/>
-                <w:bCs w:val="false"/>
-                <w:sz w:val="19"/>
-                <w:szCs w:val="19"/>
-              </w:rPr>
-              <w:t xml:space="preserve">Thesis Break — XLE</w:t>
-            </w:r>
-          </w:p>
-        </w:tc>
-        <w:tc>
-          <w:tcPr>
-            <w:tcW w:type="dxa" w:w="4500"/>
-          </w:tcPr>
-          <w:p>
-            <w:r>
-              <w:rPr>
-                <w:b w:val="false"/>
-                <w:bCs w:val="false"/>
-                <w:sz w:val="19"/>
-                <w:szCs w:val="19"/>
-              </w:rPr>
-              <w:t xml:space="preserve">&lt; $89.20 → ABORT</w:t>
-            </w:r>
-          </w:p>
-        </w:tc>
-      </w:tr>
-      <w:tr>
-        <w:tc>
-          <w:tcPr>
-            <w:tcW w:type="dxa" w:w="4500"/>
-          </w:tcPr>
-          <w:p>
-            <w:r>
-              <w:rPr>
-                <w:b w:val="false"/>
-                <w:bCs w:val="false"/>
-                <w:sz w:val="19"/>
-                <w:szCs w:val="19"/>
-              </w:rPr>
-              <w:t xml:space="preserve">Friday Kill-Switch</w:t>
-            </w:r>
-          </w:p>
-        </w:tc>
-        <w:tc>
-          <w:tcPr>
-            <w:tcW w:type="dxa" w:w="4500"/>
-          </w:tcPr>
-          <w:p>
-            <w:r>
-              <w:rPr>
-                <w:b w:val="false"/>
-                <w:bCs w:val="false"/>
-                <w:sz w:val="19"/>
-                <w:szCs w:val="19"/>
-              </w:rPr>
-              <w:t xml:space="preserve">11:30 AM ET → no new entries</w:t>
-            </w:r>
-          </w:p>
-        </w:tc>
-      </w:tr>
-      <w:tr>
-        <w:tc>
-          <w:tcPr>
-            <w:tcW w:type="dxa" w:w="4500"/>
-          </w:tcPr>
-          <w:p>
-            <w:r>
-              <w:rPr>
-                <w:b w:val="false"/>
-                <w:bCs w:val="false"/>
-                <w:sz w:val="19"/>
-                <w:szCs w:val="19"/>
-              </w:rPr>
-              <w:t xml:space="preserve">Greek Drift Limit</w:t>
-            </w:r>
-          </w:p>
-        </w:tc>
-        <w:tc>
-          <w:tcPr>
-            <w:tcW w:type="dxa" w:w="4500"/>
-          </w:tcPr>
-          <w:p>
-            <w:r>
-              <w:rPr>
-                <w:b w:val="false"/>
-                <w:bCs w:val="false"/>
-                <w:sz w:val="19"/>
-                <w:szCs w:val="19"/>
-              </w:rPr>
-              <w:t xml:space="preserve">&gt;20% Theta or Vega drift → exit</w:t>
-            </w:r>
-          </w:p>
-        </w:tc>
-      </w:tr>
-      <w:tr>
-        <w:tc>
-          <w:tcPr>
-            <w:tcW w:type="dxa" w:w="4500"/>
-          </w:tcPr>
-          <w:p>
-            <w:r>
-              <w:rPr>
-                <w:b w:val="false"/>
-                <w:bCs w:val="false"/>
-                <w:sz w:val="19"/>
-                <w:szCs w:val="19"/>
-              </w:rPr>
-              <w:t xml:space="preserve">Circuit Breaker</w:t>
-            </w:r>
-          </w:p>
-        </w:tc>
-        <w:tc>
-          <w:tcPr>
-            <w:tcW w:type="dxa" w:w="4500"/>
-          </w:tcPr>
-          <w:p>
-            <w:r>
-              <w:rPr>
-                <w:b w:val="false"/>
-                <w:bCs w:val="false"/>
-                <w:sz w:val="19"/>
-                <w:szCs w:val="19"/>
-              </w:rPr>
-              <w:t xml:space="preserve">&gt;2.5% portfolio drawdown → SANDBOX</w:t>
-            </w:r>
-          </w:p>
-        </w:tc>
-      </w:tr>
-      <w:tr>
-        <w:tc>
-          <w:tcPr>
-            <w:tcW w:type="dxa" w:w="4500"/>
-          </w:tcPr>
-          <w:p>
-            <w:r>
-              <w:rPr>
-                <w:b w:val="false"/>
-                <w:bCs w:val="false"/>
-                <w:sz w:val="19"/>
-                <w:szCs w:val="19"/>
-              </w:rPr>
-              <w:t xml:space="preserve">Auto-Roll</w:t>
-            </w:r>
-          </w:p>
-        </w:tc>
-        <w:tc>
-          <w:tcPr>
-            <w:tcW w:type="dxa" w:w="4500"/>
-          </w:tcPr>
-          <w:p>
-            <w:r>
-              <w:rPr>
-                <w:b w:val="false"/>
-                <w:bCs w:val="false"/>
-                <w:sz w:val="19"/>
-                <w:szCs w:val="19"/>
-              </w:rPr>
-              <w:t xml:space="preserve">DTE ≤ 1 → close and re-enter next Friday</w:t>
+              <w:t xml:space="preserve">What It Does</w:t>
+            </w:r>
+          </w:p>
+        </w:tc>
+      </w:tr>
+      <w:tr>
+        <w:tc>
+          <w:tcPr>
+            <w:tcW w:type="dxa" w:w="4500"/>
+          </w:tcPr>
+          <w:p>
+            <w:r>
+              <w:rPr>
+                <w:b w:val="false"/>
+                <w:bCs w:val="false"/>
+                <w:color w:val="000000"/>
+                <w:sz w:val="19"/>
+                <w:szCs w:val="19"/>
+              </w:rPr>
+              <w:t xml:space="preserve">/help</w:t>
+            </w:r>
+          </w:p>
+        </w:tc>
+        <w:tc>
+          <w:tcPr>
+            <w:tcW w:type="dxa" w:w="4500"/>
+          </w:tcPr>
+          <w:p>
+            <w:r>
+              <w:rPr>
+                <w:b w:val="false"/>
+                <w:bCs w:val="false"/>
+                <w:color w:val="000000"/>
+                <w:sz w:val="19"/>
+                <w:szCs w:val="19"/>
+              </w:rPr>
+              <w:t xml:space="preserve">Show all available slash commands</w:t>
+            </w:r>
+          </w:p>
+        </w:tc>
+      </w:tr>
+      <w:tr>
+        <w:tc>
+          <w:tcPr>
+            <w:tcW w:type="dxa" w:w="4500"/>
+          </w:tcPr>
+          <w:p>
+            <w:r>
+              <w:rPr>
+                <w:b w:val="false"/>
+                <w:bCs w:val="false"/>
+                <w:color w:val="000000"/>
+                <w:sz w:val="19"/>
+                <w:szCs w:val="19"/>
+              </w:rPr>
+              <w:t xml:space="preserve">/status</w:t>
+            </w:r>
+          </w:p>
+        </w:tc>
+        <w:tc>
+          <w:tcPr>
+            <w:tcW w:type="dxa" w:w="4500"/>
+          </w:tcPr>
+          <w:p>
+            <w:r>
+              <w:rPr>
+                <w:b w:val="false"/>
+                <w:bCs w:val="false"/>
+                <w:color w:val="000000"/>
+                <w:sz w:val="19"/>
+                <w:szCs w:val="19"/>
+              </w:rPr>
+              <w:t xml:space="preserve">Show current conversation state and context</w:t>
+            </w:r>
+          </w:p>
+        </w:tc>
+      </w:tr>
+      <w:tr>
+        <w:tc>
+          <w:tcPr>
+            <w:tcW w:type="dxa" w:w="4500"/>
+          </w:tcPr>
+          <w:p>
+            <w:r>
+              <w:rPr>
+                <w:b w:val="false"/>
+                <w:bCs w:val="false"/>
+                <w:color w:val="000000"/>
+                <w:sz w:val="19"/>
+                <w:szCs w:val="19"/>
+              </w:rPr>
+              <w:t xml:space="preserve">/clear</w:t>
+            </w:r>
+          </w:p>
+        </w:tc>
+        <w:tc>
+          <w:tcPr>
+            <w:tcW w:type="dxa" w:w="4500"/>
+          </w:tcPr>
+          <w:p>
+            <w:r>
+              <w:rPr>
+                <w:b w:val="false"/>
+                <w:bCs w:val="false"/>
+                <w:color w:val="000000"/>
+                <w:sz w:val="19"/>
+                <w:szCs w:val="19"/>
+              </w:rPr>
+              <w:t xml:space="preserve">Clear conversation history (fresh context)</w:t>
+            </w:r>
+          </w:p>
+        </w:tc>
+      </w:tr>
+      <w:tr>
+        <w:tc>
+          <w:tcPr>
+            <w:tcW w:type="dxa" w:w="4500"/>
+          </w:tcPr>
+          <w:p>
+            <w:r>
+              <w:rPr>
+                <w:b w:val="false"/>
+                <w:bCs w:val="false"/>
+                <w:color w:val="000000"/>
+                <w:sz w:val="19"/>
+                <w:szCs w:val="19"/>
+              </w:rPr>
+              <w:t xml:space="preserve">/compact</w:t>
+            </w:r>
+          </w:p>
+        </w:tc>
+        <w:tc>
+          <w:tcPr>
+            <w:tcW w:type="dxa" w:w="4500"/>
+          </w:tcPr>
+          <w:p>
+            <w:r>
+              <w:rPr>
+                <w:b w:val="false"/>
+                <w:bCs w:val="false"/>
+                <w:color w:val="000000"/>
+                <w:sz w:val="19"/>
+                <w:szCs w:val="19"/>
+              </w:rPr>
+              <w:t xml:space="preserve">Summarize conversation to save context window</w:t>
+            </w:r>
+          </w:p>
+        </w:tc>
+      </w:tr>
+      <w:tr>
+        <w:tc>
+          <w:tcPr>
+            <w:tcW w:type="dxa" w:w="4500"/>
+          </w:tcPr>
+          <w:p>
+            <w:r>
+              <w:rPr>
+                <w:b w:val="false"/>
+                <w:bCs w:val="false"/>
+                <w:color w:val="000000"/>
+                <w:sz w:val="19"/>
+                <w:szCs w:val="19"/>
+              </w:rPr>
+              <w:t xml:space="preserve">/cost</w:t>
+            </w:r>
+          </w:p>
+        </w:tc>
+        <w:tc>
+          <w:tcPr>
+            <w:tcW w:type="dxa" w:w="4500"/>
+          </w:tcPr>
+          <w:p>
+            <w:r>
+              <w:rPr>
+                <w:b w:val="false"/>
+                <w:bCs w:val="false"/>
+                <w:color w:val="000000"/>
+                <w:sz w:val="19"/>
+                <w:szCs w:val="19"/>
+              </w:rPr>
+              <w:t xml:space="preserve">Show token usage and cost for this session</w:t>
+            </w:r>
+          </w:p>
+        </w:tc>
+      </w:tr>
+      <w:tr>
+        <w:tc>
+          <w:tcPr>
+            <w:tcW w:type="dxa" w:w="4500"/>
+          </w:tcPr>
+          <w:p>
+            <w:r>
+              <w:rPr>
+                <w:b w:val="false"/>
+                <w:bCs w:val="false"/>
+                <w:color w:val="000000"/>
+                <w:sz w:val="19"/>
+                <w:szCs w:val="19"/>
+              </w:rPr>
+              <w:t xml:space="preserve">/model</w:t>
+            </w:r>
+          </w:p>
+        </w:tc>
+        <w:tc>
+          <w:tcPr>
+            <w:tcW w:type="dxa" w:w="4500"/>
+          </w:tcPr>
+          <w:p>
+            <w:r>
+              <w:rPr>
+                <w:b w:val="false"/>
+                <w:bCs w:val="false"/>
+                <w:color w:val="000000"/>
+                <w:sz w:val="19"/>
+                <w:szCs w:val="19"/>
+              </w:rPr>
+              <w:t xml:space="preserve">Switch model (e.g. opus, sonnet, haiku)</w:t>
+            </w:r>
+          </w:p>
+        </w:tc>
+      </w:tr>
+      <w:tr>
+        <w:tc>
+          <w:tcPr>
+            <w:tcW w:type="dxa" w:w="4500"/>
+          </w:tcPr>
+          <w:p>
+            <w:r>
+              <w:rPr>
+                <w:b w:val="false"/>
+                <w:bCs w:val="false"/>
+                <w:color w:val="000000"/>
+                <w:sz w:val="19"/>
+                <w:szCs w:val="19"/>
+              </w:rPr>
+              <w:t xml:space="preserve">/memory</w:t>
+            </w:r>
+          </w:p>
+        </w:tc>
+        <w:tc>
+          <w:tcPr>
+            <w:tcW w:type="dxa" w:w="4500"/>
+          </w:tcPr>
+          <w:p>
+            <w:r>
+              <w:rPr>
+                <w:b w:val="false"/>
+                <w:bCs w:val="false"/>
+                <w:color w:val="000000"/>
+                <w:sz w:val="19"/>
+                <w:szCs w:val="19"/>
+              </w:rPr>
+              <w:t xml:space="preserve">View or edit project memory (CLAUDE.md)</w:t>
+            </w:r>
+          </w:p>
+        </w:tc>
+      </w:tr>
+      <w:tr>
+        <w:tc>
+          <w:tcPr>
+            <w:tcW w:type="dxa" w:w="4500"/>
+          </w:tcPr>
+          <w:p>
+            <w:r>
+              <w:rPr>
+                <w:b w:val="false"/>
+                <w:bCs w:val="false"/>
+                <w:color w:val="000000"/>
+                <w:sz w:val="19"/>
+                <w:szCs w:val="19"/>
+              </w:rPr>
+              <w:t xml:space="preserve">/init</w:t>
+            </w:r>
+          </w:p>
+        </w:tc>
+        <w:tc>
+          <w:tcPr>
+            <w:tcW w:type="dxa" w:w="4500"/>
+          </w:tcPr>
+          <w:p>
+            <w:r>
+              <w:rPr>
+                <w:b w:val="false"/>
+                <w:bCs w:val="false"/>
+                <w:color w:val="000000"/>
+                <w:sz w:val="19"/>
+                <w:szCs w:val="19"/>
+              </w:rPr>
+              <w:t xml:space="preserve">Initialise CLAUDE.md from current codebase</w:t>
+            </w:r>
+          </w:p>
+        </w:tc>
+      </w:tr>
+      <w:tr>
+        <w:tc>
+          <w:tcPr>
+            <w:tcW w:type="dxa" w:w="4500"/>
+          </w:tcPr>
+          <w:p>
+            <w:r>
+              <w:rPr>
+                <w:b w:val="false"/>
+                <w:bCs w:val="false"/>
+                <w:color w:val="000000"/>
+                <w:sz w:val="19"/>
+                <w:szCs w:val="19"/>
+              </w:rPr>
+              <w:t xml:space="preserve">! &lt;cmd&gt;</w:t>
+            </w:r>
+          </w:p>
+        </w:tc>
+        <w:tc>
+          <w:tcPr>
+            <w:tcW w:type="dxa" w:w="4500"/>
+          </w:tcPr>
+          <w:p>
+            <w:r>
+              <w:rPr>
+                <w:b w:val="false"/>
+                <w:bCs w:val="false"/>
+                <w:color w:val="000000"/>
+                <w:sz w:val="19"/>
+                <w:szCs w:val="19"/>
+              </w:rPr>
+              <w:t xml:space="preserve">Run a shell command inline (e.g. ! systemctl status v18_agent)</w:t>
             </w:r>
           </w:p>
         </w:tc>
@@ -1132,7 +1432,337 @@
         <w:spacing w:after="80" w:before="300"/>
       </w:pPr>
       <w:r>
-        <w:t xml:space="preserve">3.2 State Machine</w:t>
+        <w:t xml:space="preserve">3.5 Key Files Claude Code Edits on the Server</w:t>
+      </w:r>
+    </w:p>
+    <w:tbl>
+      <w:tblPr>
+        <w:tblW w:type="dxa" w:w="9000"/>
+        <w:tblBorders>
+          <w:top w:val="single" w:color="auto" w:sz="4"/>
+          <w:left w:val="single" w:color="auto" w:sz="4"/>
+          <w:bottom w:val="single" w:color="auto" w:sz="4"/>
+          <w:right w:val="single" w:color="auto" w:sz="4"/>
+          <w:insideH w:val="single" w:color="auto" w:sz="4"/>
+          <w:insideV w:val="single" w:color="auto" w:sz="4"/>
+        </w:tblBorders>
+      </w:tblPr>
+      <w:tblGrid>
+        <w:gridCol w:w="100"/>
+        <w:gridCol w:w="100"/>
+      </w:tblGrid>
+      <w:tr>
+        <w:tc>
+          <w:tcPr>
+            <w:tcW w:type="dxa" w:w="4500"/>
+            <w:shd w:fill="1A1A2E" w:color="FFFFFF" w:val="solid"/>
+          </w:tcPr>
+          <w:p>
+            <w:r>
+              <w:rPr>
+                <w:b/>
+                <w:bCs/>
+                <w:color w:val="FFFFFF"/>
+                <w:sz w:val="20"/>
+                <w:szCs w:val="20"/>
+              </w:rPr>
+              <w:t xml:space="preserve">File</w:t>
+            </w:r>
+          </w:p>
+        </w:tc>
+        <w:tc>
+          <w:tcPr>
+            <w:tcW w:type="dxa" w:w="4500"/>
+            <w:shd w:fill="1A1A2E" w:color="FFFFFF" w:val="solid"/>
+          </w:tcPr>
+          <w:p>
+            <w:r>
+              <w:rPr>
+                <w:b/>
+                <w:bCs/>
+                <w:color w:val="FFFFFF"/>
+                <w:sz w:val="20"/>
+                <w:szCs w:val="20"/>
+              </w:rPr>
+              <w:t xml:space="preserve">Purpose</w:t>
+            </w:r>
+          </w:p>
+        </w:tc>
+      </w:tr>
+      <w:tr>
+        <w:tc>
+          <w:tcPr>
+            <w:tcW w:type="dxa" w:w="4500"/>
+          </w:tcPr>
+          <w:p>
+            <w:r>
+              <w:rPr>
+                <w:b w:val="false"/>
+                <w:bCs w:val="false"/>
+                <w:color w:val="000000"/>
+                <w:sz w:val="19"/>
+                <w:szCs w:val="19"/>
+              </w:rPr>
+              <w:t xml:space="preserve">/root/trading/main account/v18_agent.py</w:t>
+            </w:r>
+          </w:p>
+        </w:tc>
+        <w:tc>
+          <w:tcPr>
+            <w:tcW w:type="dxa" w:w="4500"/>
+          </w:tcPr>
+          <w:p>
+            <w:r>
+              <w:rPr>
+                <w:b w:val="false"/>
+                <w:bCs w:val="false"/>
+                <w:color w:val="000000"/>
+                <w:sz w:val="19"/>
+                <w:szCs w:val="19"/>
+              </w:rPr>
+              <w:t xml:space="preserve">V18.9.6 options agent — state machine, constants, Greeks</w:t>
+            </w:r>
+          </w:p>
+        </w:tc>
+      </w:tr>
+      <w:tr>
+        <w:tc>
+          <w:tcPr>
+            <w:tcW w:type="dxa" w:w="4500"/>
+          </w:tcPr>
+          <w:p>
+            <w:r>
+              <w:rPr>
+                <w:b w:val="false"/>
+                <w:bCs w:val="false"/>
+                <w:color w:val="000000"/>
+                <w:sz w:val="19"/>
+                <w:szCs w:val="19"/>
+              </w:rPr>
+              <w:t xml:space="preserve">/root/trading/main account/trading_agent.py</w:t>
+            </w:r>
+          </w:p>
+        </w:tc>
+        <w:tc>
+          <w:tcPr>
+            <w:tcW w:type="dxa" w:w="4500"/>
+          </w:tcPr>
+          <w:p>
+            <w:r>
+              <w:rPr>
+                <w:b w:val="false"/>
+                <w:bCs w:val="false"/>
+                <w:color w:val="000000"/>
+                <w:sz w:val="19"/>
+                <w:szCs w:val="19"/>
+              </w:rPr>
+              <w:t xml:space="preserve">Trailing stop EMA agent</w:t>
+            </w:r>
+          </w:p>
+        </w:tc>
+      </w:tr>
+      <w:tr>
+        <w:tc>
+          <w:tcPr>
+            <w:tcW w:type="dxa" w:w="4500"/>
+          </w:tcPr>
+          <w:p>
+            <w:r>
+              <w:rPr>
+                <w:b w:val="false"/>
+                <w:bCs w:val="false"/>
+                <w:color w:val="000000"/>
+                <w:sz w:val="19"/>
+                <w:szCs w:val="19"/>
+              </w:rPr>
+              <w:t xml:space="preserve">/root/trading/main account/tickers.json</w:t>
+            </w:r>
+          </w:p>
+        </w:tc>
+        <w:tc>
+          <w:tcPr>
+            <w:tcW w:type="dxa" w:w="4500"/>
+          </w:tcPr>
+          <w:p>
+            <w:r>
+              <w:rPr>
+                <w:b w:val="false"/>
+                <w:bCs w:val="false"/>
+                <w:color w:val="000000"/>
+                <w:sz w:val="19"/>
+                <w:szCs w:val="19"/>
+              </w:rPr>
+              <w:t xml:space="preserve">Ticker list and per-ticker config</w:t>
+            </w:r>
+          </w:p>
+        </w:tc>
+      </w:tr>
+      <w:tr>
+        <w:tc>
+          <w:tcPr>
+            <w:tcW w:type="dxa" w:w="4500"/>
+          </w:tcPr>
+          <w:p>
+            <w:r>
+              <w:rPr>
+                <w:b w:val="false"/>
+                <w:bCs w:val="false"/>
+                <w:color w:val="000000"/>
+                <w:sz w:val="19"/>
+                <w:szCs w:val="19"/>
+              </w:rPr>
+              <w:t xml:space="preserve">/root/trading/main account/market_close_email.py</w:t>
+            </w:r>
+          </w:p>
+        </w:tc>
+        <w:tc>
+          <w:tcPr>
+            <w:tcW w:type="dxa" w:w="4500"/>
+          </w:tcPr>
+          <w:p>
+            <w:r>
+              <w:rPr>
+                <w:b w:val="false"/>
+                <w:bCs w:val="false"/>
+                <w:color w:val="000000"/>
+                <w:sz w:val="19"/>
+                <w:szCs w:val="19"/>
+              </w:rPr>
+              <w:t xml:space="preserve">Daily 4:05 PM email summary</w:t>
+            </w:r>
+          </w:p>
+        </w:tc>
+      </w:tr>
+      <w:tr>
+        <w:tc>
+          <w:tcPr>
+            <w:tcW w:type="dxa" w:w="4500"/>
+          </w:tcPr>
+          <w:p>
+            <w:r>
+              <w:rPr>
+                <w:b w:val="false"/>
+                <w:bCs w:val="false"/>
+                <w:color w:val="000000"/>
+                <w:sz w:val="19"/>
+                <w:szCs w:val="19"/>
+              </w:rPr>
+              <w:t xml:space="preserve">/root/trading/capitol_copier/bot.py</w:t>
+            </w:r>
+          </w:p>
+        </w:tc>
+        <w:tc>
+          <w:tcPr>
+            <w:tcW w:type="dxa" w:w="4500"/>
+          </w:tcPr>
+          <w:p>
+            <w:r>
+              <w:rPr>
+                <w:b w:val="false"/>
+                <w:bCs w:val="false"/>
+                <w:color w:val="000000"/>
+                <w:sz w:val="19"/>
+                <w:szCs w:val="19"/>
+              </w:rPr>
+              <w:t xml:space="preserve">Capitol Copier bot</w:t>
+            </w:r>
+          </w:p>
+        </w:tc>
+      </w:tr>
+      <w:tr>
+        <w:tc>
+          <w:tcPr>
+            <w:tcW w:type="dxa" w:w="4500"/>
+          </w:tcPr>
+          <w:p>
+            <w:r>
+              <w:rPr>
+                <w:b w:val="false"/>
+                <w:bCs w:val="false"/>
+                <w:color w:val="000000"/>
+                <w:sz w:val="19"/>
+                <w:szCs w:val="19"/>
+              </w:rPr>
+              <w:t xml:space="preserve">/root/trading/CLAUDE.md</w:t>
+            </w:r>
+          </w:p>
+        </w:tc>
+        <w:tc>
+          <w:tcPr>
+            <w:tcW w:type="dxa" w:w="4500"/>
+          </w:tcPr>
+          <w:p>
+            <w:r>
+              <w:rPr>
+                <w:b w:val="false"/>
+                <w:bCs w:val="false"/>
+                <w:color w:val="000000"/>
+                <w:sz w:val="19"/>
+                <w:szCs w:val="19"/>
+              </w:rPr>
+              <w:t xml:space="preserve">Project context for Claude Code on the droplet</w:t>
+            </w:r>
+          </w:p>
+        </w:tc>
+      </w:tr>
+      <w:tr>
+        <w:tc>
+          <w:tcPr>
+            <w:tcW w:type="dxa" w:w="4500"/>
+          </w:tcPr>
+          <w:p>
+            <w:r>
+              <w:rPr>
+                <w:b w:val="false"/>
+                <w:bCs w:val="false"/>
+                <w:color w:val="000000"/>
+                <w:sz w:val="19"/>
+                <w:szCs w:val="19"/>
+              </w:rPr>
+              <w:t xml:space="preserve">/root/trading/.env</w:t>
+            </w:r>
+          </w:p>
+        </w:tc>
+        <w:tc>
+          <w:tcPr>
+            <w:tcW w:type="dxa" w:w="4500"/>
+          </w:tcPr>
+          <w:p>
+            <w:r>
+              <w:rPr>
+                <w:b w:val="false"/>
+                <w:bCs w:val="false"/>
+                <w:color w:val="000000"/>
+                <w:sz w:val="19"/>
+                <w:szCs w:val="19"/>
+              </w:rPr>
+              <w:t xml:space="preserve">API keys — NEVER commit this file</w:t>
+            </w:r>
+          </w:p>
+        </w:tc>
+      </w:tr>
+    </w:tbl>
+    <w:p>
+      <w:pPr>
+        <w:spacing w:after="100"/>
+      </w:pPr>
+    </w:p>
+    <w:p>
+      <w:pPr>
+        <w:pStyle w:val="Heading2"/>
+        <w:spacing w:after="80" w:before="300"/>
+      </w:pPr>
+      <w:r>
+        <w:t xml:space="preserve">3.6 Common Claude Code Workflows on the Droplet</w:t>
+      </w:r>
+    </w:p>
+    <w:p>
+      <w:pPr>
+        <w:pStyle w:val="Heading3"/>
+        <w:spacing w:after="60" w:before="200"/>
+      </w:pPr>
+      <w:r>
+        <w:t xml:space="preserve">Update tickers and restart agent</w:t>
       </w:r>
     </w:p>
     <w:p>
@@ -1146,7 +1776,1177 @@
           <w:sz w:val="22"/>
           <w:szCs w:val="22"/>
         </w:rPr>
-        <w:t xml:space="preserve">The agent runs a continuous OO state machine:</w:t>
+        <w:t xml:space="preserve">Tell Claude Code:</w:t>
+      </w:r>
+    </w:p>
+    <w:p>
+      <w:pPr>
+        <w:spacing w:after="60" w:before="60"/>
+        <w:ind w:left="360"/>
+      </w:pPr>
+      <w:r>
+        <w:rPr>
+          <w:rFonts w:ascii="Courier New" w:cs="Courier New" w:eastAsia="Courier New" w:hAnsi="Courier New"/>
+          <w:color w:val="1F497D"/>
+          <w:sz w:val="20"/>
+          <w:szCs w:val="20"/>
+          <w:shd w:fill="F2F2F2" w:color="F2F2F2" w:val="solid"/>
+        </w:rPr>
+        <w:t xml:space="preserve">"Add NVDA to tickers.json with qty 20, then restart trading_agent"</w:t>
+      </w:r>
+    </w:p>
+    <w:p>
+      <w:pPr>
+        <w:spacing w:after="80"/>
+      </w:pPr>
+      <w:r>
+        <w:rPr>
+          <w:b w:val="false"/>
+          <w:bCs w:val="false"/>
+          <w:sz w:val="22"/>
+          <w:szCs w:val="22"/>
+        </w:rPr>
+        <w:t xml:space="preserve">Claude Code will edit tickers.json and run: systemctl restart trading_agent</w:t>
+      </w:r>
+    </w:p>
+    <w:p>
+      <w:pPr>
+        <w:spacing w:after="100"/>
+      </w:pPr>
+    </w:p>
+    <w:p>
+      <w:pPr>
+        <w:pStyle w:val="Heading3"/>
+        <w:spacing w:after="60" w:before="200"/>
+      </w:pPr>
+      <w:r>
+        <w:t xml:space="preserve">Change V18 strikes for new trade</w:t>
+      </w:r>
+    </w:p>
+    <w:p>
+      <w:pPr>
+        <w:spacing w:after="80"/>
+      </w:pPr>
+      <w:r>
+        <w:rPr>
+          <w:b w:val="false"/>
+          <w:bCs w:val="false"/>
+          <w:sz w:val="22"/>
+          <w:szCs w:val="22"/>
+        </w:rPr>
+        <w:t xml:space="preserve">Tell Claude Code:</w:t>
+      </w:r>
+    </w:p>
+    <w:p>
+      <w:pPr>
+        <w:spacing w:after="60" w:before="60"/>
+        <w:ind w:left="360"/>
+      </w:pPr>
+      <w:r>
+        <w:rPr>
+          <w:rFonts w:ascii="Courier New" w:cs="Courier New" w:eastAsia="Courier New" w:hAnsi="Courier New"/>
+          <w:color w:val="1F497D"/>
+          <w:sz w:val="20"/>
+          <w:szCs w:val="20"/>
+          <w:shd w:fill="F2F2F2" w:color="F2F2F2" w:val="solid"/>
+        </w:rPr>
+        <w:t xml:space="preserve">"Update v18_agent.py: NVDA long $215 short $220, XLE long $92 short $94, thesis breaks NVDA $208.50 XLE $89.20"</w:t>
+      </w:r>
+    </w:p>
+    <w:p>
+      <w:pPr>
+        <w:spacing w:after="80"/>
+      </w:pPr>
+      <w:r>
+        <w:rPr>
+          <w:b w:val="false"/>
+          <w:bCs w:val="false"/>
+          <w:sz w:val="22"/>
+          <w:szCs w:val="22"/>
+        </w:rPr>
+        <w:t xml:space="preserve">Claude Code will update all constants in v18_agent.py, restart the service, and confirm in logs.</w:t>
+      </w:r>
+    </w:p>
+    <w:p>
+      <w:pPr>
+        <w:spacing w:after="100"/>
+      </w:pPr>
+    </w:p>
+    <w:p>
+      <w:pPr>
+        <w:pStyle w:val="Heading3"/>
+        <w:spacing w:after="60" w:before="200"/>
+      </w:pPr>
+      <w:r>
+        <w:t xml:space="preserve">Debug a failing service</w:t>
+      </w:r>
+    </w:p>
+    <w:p>
+      <w:pPr>
+        <w:spacing w:after="80"/>
+      </w:pPr>
+      <w:r>
+        <w:rPr>
+          <w:b w:val="false"/>
+          <w:bCs w:val="false"/>
+          <w:sz w:val="22"/>
+          <w:szCs w:val="22"/>
+        </w:rPr>
+        <w:t xml:space="preserve">Tell Claude Code:</w:t>
+      </w:r>
+    </w:p>
+    <w:p>
+      <w:pPr>
+        <w:spacing w:after="60" w:before="60"/>
+        <w:ind w:left="360"/>
+      </w:pPr>
+      <w:r>
+        <w:rPr>
+          <w:rFonts w:ascii="Courier New" w:cs="Courier New" w:eastAsia="Courier New" w:hAnsi="Courier New"/>
+          <w:color w:val="1F497D"/>
+          <w:sz w:val="20"/>
+          <w:szCs w:val="20"/>
+          <w:shd w:fill="F2F2F2" w:color="F2F2F2" w:val="solid"/>
+        </w:rPr>
+        <w:t xml:space="preserve">"v18_agent just crashed, show me the last 50 lines of the log and fix the error"</w:t>
+      </w:r>
+    </w:p>
+    <w:p>
+      <w:pPr>
+        <w:spacing w:after="100"/>
+      </w:pPr>
+    </w:p>
+    <w:p>
+      <w:pPr>
+        <w:pStyle w:val="Heading3"/>
+        <w:spacing w:after="60" w:before="200"/>
+      </w:pPr>
+      <w:r>
+        <w:t xml:space="preserve">Check PnL and positions</w:t>
+      </w:r>
+    </w:p>
+    <w:p>
+      <w:pPr>
+        <w:spacing w:after="80"/>
+      </w:pPr>
+      <w:r>
+        <w:rPr>
+          <w:b w:val="false"/>
+          <w:bCs w:val="false"/>
+          <w:sz w:val="22"/>
+          <w:szCs w:val="22"/>
+        </w:rPr>
+        <w:t xml:space="preserve">Tell Claude Code:</w:t>
+      </w:r>
+    </w:p>
+    <w:p>
+      <w:pPr>
+        <w:spacing w:after="60" w:before="60"/>
+        <w:ind w:left="360"/>
+      </w:pPr>
+      <w:r>
+        <w:rPr>
+          <w:rFonts w:ascii="Courier New" w:cs="Courier New" w:eastAsia="Courier New" w:hAnsi="Courier New"/>
+          <w:color w:val="1F497D"/>
+          <w:sz w:val="20"/>
+          <w:szCs w:val="20"/>
+          <w:shd w:fill="F2F2F2" w:color="F2F2F2" w:val="solid"/>
+        </w:rPr>
+        <w:t xml:space="preserve">"Show me the shadow ledger and current Alpaca positions"</w:t>
+      </w:r>
+    </w:p>
+    <w:p>
+      <w:pPr>
+        <w:spacing w:after="100"/>
+      </w:pPr>
+    </w:p>
+    <w:p>
+      <w:pPr>
+        <w:pStyle w:val="Heading2"/>
+        <w:spacing w:after="80" w:before="300"/>
+      </w:pPr>
+      <w:r>
+        <w:t xml:space="preserve">3.7 Git Push from the Droplet</w:t>
+      </w:r>
+    </w:p>
+    <w:p>
+      <w:pPr>
+        <w:spacing w:after="80"/>
+      </w:pPr>
+      <w:r>
+        <w:rPr>
+          <w:b w:val="false"/>
+          <w:bCs w:val="false"/>
+          <w:sz w:val="22"/>
+          <w:szCs w:val="22"/>
+        </w:rPr>
+        <w:t xml:space="preserve">After Claude Code makes changes, commit and push to GitHub from the server:</w:t>
+      </w:r>
+    </w:p>
+    <w:p>
+      <w:pPr>
+        <w:spacing w:after="60" w:before="60"/>
+        <w:ind w:left="360"/>
+      </w:pPr>
+      <w:r>
+        <w:rPr>
+          <w:rFonts w:ascii="Courier New" w:cs="Courier New" w:eastAsia="Courier New" w:hAnsi="Courier New"/>
+          <w:color w:val="1F497D"/>
+          <w:sz w:val="20"/>
+          <w:szCs w:val="20"/>
+          <w:shd w:fill="F2F2F2" w:color="F2F2F2" w:val="solid"/>
+        </w:rPr>
+        <w:t xml:space="preserve">cd /root/trading</w:t>
+      </w:r>
+    </w:p>
+    <w:p>
+      <w:pPr>
+        <w:spacing w:after="60" w:before="60"/>
+        <w:ind w:left="360"/>
+      </w:pPr>
+      <w:r>
+        <w:rPr>
+          <w:rFonts w:ascii="Courier New" w:cs="Courier New" w:eastAsia="Courier New" w:hAnsi="Courier New"/>
+          <w:color w:val="1F497D"/>
+          <w:sz w:val="20"/>
+          <w:szCs w:val="20"/>
+          <w:shd w:fill="F2F2F2" w:color="F2F2F2" w:val="solid"/>
+        </w:rPr>
+        <w:t xml:space="preserve">git add -p</w:t>
+      </w:r>
+    </w:p>
+    <w:p>
+      <w:pPr>
+        <w:spacing w:after="60" w:before="60"/>
+        <w:ind w:left="360"/>
+      </w:pPr>
+      <w:r>
+        <w:rPr>
+          <w:rFonts w:ascii="Courier New" w:cs="Courier New" w:eastAsia="Courier New" w:hAnsi="Courier New"/>
+          <w:color w:val="1F497D"/>
+          <w:sz w:val="20"/>
+          <w:szCs w:val="20"/>
+          <w:shd w:fill="F2F2F2" w:color="F2F2F2" w:val="solid"/>
+        </w:rPr>
+        <w:t xml:space="preserve">git commit -m "description"</w:t>
+      </w:r>
+    </w:p>
+    <w:p>
+      <w:pPr>
+        <w:spacing w:after="60" w:before="60"/>
+        <w:ind w:left="360"/>
+      </w:pPr>
+      <w:r>
+        <w:rPr>
+          <w:rFonts w:ascii="Courier New" w:cs="Courier New" w:eastAsia="Courier New" w:hAnsi="Courier New"/>
+          <w:color w:val="1F497D"/>
+          <w:sz w:val="20"/>
+          <w:szCs w:val="20"/>
+          <w:shd w:fill="F2F2F2" w:color="F2F2F2" w:val="solid"/>
+        </w:rPr>
+        <w:t xml:space="preserve">git push origin master</w:t>
+      </w:r>
+    </w:p>
+    <w:p>
+      <w:pPr>
+        <w:spacing w:after="100" w:before="60"/>
+        <w:ind w:left="200"/>
+      </w:pPr>
+      <w:r>
+        <w:rPr>
+          <w:sz w:val="22"/>
+          <w:szCs w:val="22"/>
+        </w:rPr>
+        <w:t xml:space="preserve">💡 </w:t>
+      </w:r>
+      <w:r>
+        <w:rPr>
+          <w:i/>
+          <w:iCs/>
+          <w:color w:val="555555"/>
+          <w:sz w:val="21"/>
+          <w:szCs w:val="21"/>
+        </w:rPr>
+        <w:t xml:space="preserve">GitHub credentials are stored in /root/.gitconfig — if prompted, use a Personal Access Token (not password).</w:t>
+      </w:r>
+    </w:p>
+    <w:p>
+      <w:pPr>
+        <w:spacing w:after="100"/>
+      </w:pPr>
+    </w:p>
+    <w:p>
+      <w:pPr>
+        <w:pStyle w:val="Heading2"/>
+        <w:spacing w:after="80" w:before="300"/>
+      </w:pPr>
+      <w:r>
+        <w:t xml:space="preserve">3.8 Update CLAUDE.md (Project Context)</w:t>
+      </w:r>
+    </w:p>
+    <w:p>
+      <w:pPr>
+        <w:spacing w:after="80"/>
+      </w:pPr>
+      <w:r>
+        <w:rPr>
+          <w:b w:val="false"/>
+          <w:bCs w:val="false"/>
+          <w:sz w:val="22"/>
+          <w:szCs w:val="22"/>
+        </w:rPr>
+        <w:t xml:space="preserve">CLAUDE.md tells Claude Code what the project does, what files exist, and what conventions to follow. Keep it current whenever the strategy changes:</w:t>
+      </w:r>
+    </w:p>
+    <w:p>
+      <w:pPr>
+        <w:spacing w:after="60" w:before="60"/>
+        <w:ind w:left="360"/>
+      </w:pPr>
+      <w:r>
+        <w:rPr>
+          <w:rFonts w:ascii="Courier New" w:cs="Courier New" w:eastAsia="Courier New" w:hAnsi="Courier New"/>
+          <w:color w:val="1F497D"/>
+          <w:sz w:val="20"/>
+          <w:szCs w:val="20"/>
+          <w:shd w:fill="F2F2F2" w:color="F2F2F2" w:val="solid"/>
+        </w:rPr>
+        <w:t xml:space="preserve">nano /root/trading/CLAUDE.md</w:t>
+      </w:r>
+    </w:p>
+    <w:p>
+      <w:pPr>
+        <w:spacing w:after="80"/>
+      </w:pPr>
+      <w:r>
+        <w:rPr>
+          <w:b w:val="false"/>
+          <w:bCs w:val="false"/>
+          <w:sz w:val="22"/>
+          <w:szCs w:val="22"/>
+        </w:rPr>
+        <w:t xml:space="preserve">Or ask Claude Code to update it:</w:t>
+      </w:r>
+    </w:p>
+    <w:p>
+      <w:pPr>
+        <w:spacing w:after="60" w:before="60"/>
+        <w:ind w:left="360"/>
+      </w:pPr>
+      <w:r>
+        <w:rPr>
+          <w:rFonts w:ascii="Courier New" w:cs="Courier New" w:eastAsia="Courier New" w:hAnsi="Courier New"/>
+          <w:color w:val="1F497D"/>
+          <w:sz w:val="20"/>
+          <w:szCs w:val="20"/>
+          <w:shd w:fill="F2F2F2" w:color="F2F2F2" w:val="solid"/>
+        </w:rPr>
+        <w:t xml:space="preserve">"Update CLAUDE.md to reflect that we're now running V18.9.6 with auto-roll and synthetic Greeks"</w:t>
+      </w:r>
+    </w:p>
+    <w:p>
+      <w:pPr>
+        <w:spacing w:after="100"/>
+      </w:pPr>
+    </w:p>
+    <w:p>
+      <w:pPr>
+        <w:pStyle w:val="Heading2"/>
+        <w:spacing w:after="80" w:before="300"/>
+      </w:pPr>
+      <w:r>
+        <w:t xml:space="preserve">3.9 API Key Reference for Claude Code on Droplet</w:t>
+      </w:r>
+    </w:p>
+    <w:tbl>
+      <w:tblPr>
+        <w:tblW w:type="dxa" w:w="9000"/>
+        <w:tblBorders>
+          <w:top w:val="single" w:color="auto" w:sz="4"/>
+          <w:left w:val="single" w:color="auto" w:sz="4"/>
+          <w:bottom w:val="single" w:color="auto" w:sz="4"/>
+          <w:right w:val="single" w:color="auto" w:sz="4"/>
+          <w:insideH w:val="single" w:color="auto" w:sz="4"/>
+          <w:insideV w:val="single" w:color="auto" w:sz="4"/>
+        </w:tblBorders>
+      </w:tblPr>
+      <w:tblGrid>
+        <w:gridCol w:w="100"/>
+        <w:gridCol w:w="100"/>
+      </w:tblGrid>
+      <w:tr>
+        <w:tc>
+          <w:tcPr>
+            <w:tcW w:type="dxa" w:w="4500"/>
+            <w:shd w:fill="1A1A2E" w:color="FFFFFF" w:val="solid"/>
+          </w:tcPr>
+          <w:p>
+            <w:r>
+              <w:rPr>
+                <w:b/>
+                <w:bCs/>
+                <w:color w:val="FFFFFF"/>
+                <w:sz w:val="20"/>
+                <w:szCs w:val="20"/>
+              </w:rPr>
+              <w:t xml:space="preserve">Variable</w:t>
+            </w:r>
+          </w:p>
+        </w:tc>
+        <w:tc>
+          <w:tcPr>
+            <w:tcW w:type="dxa" w:w="4500"/>
+            <w:shd w:fill="1A1A2E" w:color="FFFFFF" w:val="solid"/>
+          </w:tcPr>
+          <w:p>
+            <w:r>
+              <w:rPr>
+                <w:b/>
+                <w:bCs/>
+                <w:color w:val="FFFFFF"/>
+                <w:sz w:val="20"/>
+                <w:szCs w:val="20"/>
+              </w:rPr>
+              <w:t xml:space="preserve">Where Set</w:t>
+            </w:r>
+          </w:p>
+        </w:tc>
+      </w:tr>
+      <w:tr>
+        <w:tc>
+          <w:tcPr>
+            <w:tcW w:type="dxa" w:w="4500"/>
+          </w:tcPr>
+          <w:p>
+            <w:r>
+              <w:rPr>
+                <w:b w:val="false"/>
+                <w:bCs w:val="false"/>
+                <w:color w:val="000000"/>
+                <w:sz w:val="19"/>
+                <w:szCs w:val="19"/>
+              </w:rPr>
+              <w:t xml:space="preserve">ANTHROPIC_API_KEY</w:t>
+            </w:r>
+          </w:p>
+        </w:tc>
+        <w:tc>
+          <w:tcPr>
+            <w:tcW w:type="dxa" w:w="4500"/>
+          </w:tcPr>
+          <w:p>
+            <w:r>
+              <w:rPr>
+                <w:b w:val="false"/>
+                <w:bCs w:val="false"/>
+                <w:color w:val="000000"/>
+                <w:sz w:val="19"/>
+                <w:szCs w:val="19"/>
+              </w:rPr>
+              <w:t xml:space="preserve">Set in /root/.bashrc or /root/.profile — needed by Claude Code CLI</w:t>
+            </w:r>
+          </w:p>
+        </w:tc>
+      </w:tr>
+      <w:tr>
+        <w:tc>
+          <w:tcPr>
+            <w:tcW w:type="dxa" w:w="4500"/>
+          </w:tcPr>
+          <w:p>
+            <w:r>
+              <w:rPr>
+                <w:b w:val="false"/>
+                <w:bCs w:val="false"/>
+                <w:color w:val="000000"/>
+                <w:sz w:val="19"/>
+                <w:szCs w:val="19"/>
+              </w:rPr>
+              <w:t xml:space="preserve">WHEEL_ALPACA_API_KEY</w:t>
+            </w:r>
+          </w:p>
+        </w:tc>
+        <w:tc>
+          <w:tcPr>
+            <w:tcW w:type="dxa" w:w="4500"/>
+          </w:tcPr>
+          <w:p>
+            <w:r>
+              <w:rPr>
+                <w:b w:val="false"/>
+                <w:bCs w:val="false"/>
+                <w:color w:val="000000"/>
+                <w:sz w:val="19"/>
+                <w:szCs w:val="19"/>
+              </w:rPr>
+              <w:t xml:space="preserve">/root/trading/.env — used by v18_agent.py and trading_agent.py</w:t>
+            </w:r>
+          </w:p>
+        </w:tc>
+      </w:tr>
+      <w:tr>
+        <w:tc>
+          <w:tcPr>
+            <w:tcW w:type="dxa" w:w="4500"/>
+          </w:tcPr>
+          <w:p>
+            <w:r>
+              <w:rPr>
+                <w:b w:val="false"/>
+                <w:bCs w:val="false"/>
+                <w:color w:val="000000"/>
+                <w:sz w:val="19"/>
+                <w:szCs w:val="19"/>
+              </w:rPr>
+              <w:t xml:space="preserve">SENDGRID_API_KEY</w:t>
+            </w:r>
+          </w:p>
+        </w:tc>
+        <w:tc>
+          <w:tcPr>
+            <w:tcW w:type="dxa" w:w="4500"/>
+          </w:tcPr>
+          <w:p>
+            <w:r>
+              <w:rPr>
+                <w:b w:val="false"/>
+                <w:bCs w:val="false"/>
+                <w:color w:val="000000"/>
+                <w:sz w:val="19"/>
+                <w:szCs w:val="19"/>
+              </w:rPr>
+              <w:t xml:space="preserve">/root/trading/.env — used by all email alerts</w:t>
+            </w:r>
+          </w:p>
+        </w:tc>
+      </w:tr>
+    </w:tbl>
+    <w:p>
+      <w:pPr>
+        <w:spacing w:after="80"/>
+      </w:pPr>
+      <w:r>
+        <w:rPr>
+          <w:b w:val="false"/>
+          <w:bCs w:val="false"/>
+          <w:sz w:val="22"/>
+          <w:szCs w:val="22"/>
+        </w:rPr>
+        <w:t xml:space="preserve">Check if ANTHROPIC_API_KEY is set:</w:t>
+      </w:r>
+    </w:p>
+    <w:p>
+      <w:pPr>
+        <w:spacing w:after="60" w:before="60"/>
+        <w:ind w:left="360"/>
+      </w:pPr>
+      <w:r>
+        <w:rPr>
+          <w:rFonts w:ascii="Courier New" w:cs="Courier New" w:eastAsia="Courier New" w:hAnsi="Courier New"/>
+          <w:color w:val="1F497D"/>
+          <w:sz w:val="20"/>
+          <w:szCs w:val="20"/>
+          <w:shd w:fill="F2F2F2" w:color="F2F2F2" w:val="solid"/>
+        </w:rPr>
+        <w:t xml:space="preserve">echo $ANTHROPIC_API_KEY</w:t>
+      </w:r>
+    </w:p>
+    <w:p>
+      <w:pPr>
+        <w:spacing w:after="80"/>
+      </w:pPr>
+      <w:r>
+        <w:rPr>
+          <w:b w:val="false"/>
+          <w:bCs w:val="false"/>
+          <w:sz w:val="22"/>
+          <w:szCs w:val="22"/>
+        </w:rPr>
+        <w:t xml:space="preserve">Set it permanently (if missing):</w:t>
+      </w:r>
+    </w:p>
+    <w:p>
+      <w:pPr>
+        <w:spacing w:after="60" w:before="60"/>
+        <w:ind w:left="360"/>
+      </w:pPr>
+      <w:r>
+        <w:rPr>
+          <w:rFonts w:ascii="Courier New" w:cs="Courier New" w:eastAsia="Courier New" w:hAnsi="Courier New"/>
+          <w:color w:val="1F497D"/>
+          <w:sz w:val="20"/>
+          <w:szCs w:val="20"/>
+          <w:shd w:fill="F2F2F2" w:color="F2F2F2" w:val="solid"/>
+        </w:rPr>
+        <w:t xml:space="preserve">echo 'export ANTHROPIC_API_KEY=sk-ant-...' &gt;&gt; /root/.bashrc &amp;&amp; source /root/.bashrc</w:t>
+      </w:r>
+    </w:p>
+    <w:p>
+      <w:pPr>
+        <w:spacing w:after="100"/>
+      </w:pPr>
+    </w:p>
+    <w:p>
+      <w:pPr>
+        <w:pBdr>
+          <w:bottom w:val="single" w:color="auto" w:sz="6" w:space="1"/>
+        </w:pBdr>
+        <w:spacing w:after="200" w:before="200"/>
+      </w:pPr>
+    </w:p>
+    <w:p>
+      <w:pPr>
+        <w:pStyle w:val="Heading1"/>
+        <w:spacing w:after="100" w:before="400"/>
+      </w:pPr>
+      <w:r>
+        <w:t xml:space="preserve">4. V18.9.6 Options Agent</w:t>
+      </w:r>
+    </w:p>
+    <w:p>
+      <w:pPr>
+        <w:pStyle w:val="Heading2"/>
+        <w:spacing w:after="80" w:before="300"/>
+      </w:pPr>
+      <w:r>
+        <w:t xml:space="preserve">4.1 Strategy Summary</w:t>
+      </w:r>
+    </w:p>
+    <w:tbl>
+      <w:tblPr>
+        <w:tblW w:type="dxa" w:w="9000"/>
+        <w:tblBorders>
+          <w:top w:val="single" w:color="auto" w:sz="4"/>
+          <w:left w:val="single" w:color="auto" w:sz="4"/>
+          <w:bottom w:val="single" w:color="auto" w:sz="4"/>
+          <w:right w:val="single" w:color="auto" w:sz="4"/>
+          <w:insideH w:val="single" w:color="auto" w:sz="4"/>
+          <w:insideV w:val="single" w:color="auto" w:sz="4"/>
+        </w:tblBorders>
+      </w:tblPr>
+      <w:tblGrid>
+        <w:gridCol w:w="100"/>
+        <w:gridCol w:w="100"/>
+      </w:tblGrid>
+      <w:tr>
+        <w:tc>
+          <w:tcPr>
+            <w:tcW w:type="dxa" w:w="4500"/>
+            <w:shd w:fill="1A1A2E" w:color="FFFFFF" w:val="solid"/>
+          </w:tcPr>
+          <w:p>
+            <w:r>
+              <w:rPr>
+                <w:b/>
+                <w:bCs/>
+                <w:color w:val="FFFFFF"/>
+                <w:sz w:val="20"/>
+                <w:szCs w:val="20"/>
+              </w:rPr>
+              <w:t xml:space="preserve">Parameter</w:t>
+            </w:r>
+          </w:p>
+        </w:tc>
+        <w:tc>
+          <w:tcPr>
+            <w:tcW w:type="dxa" w:w="4500"/>
+            <w:shd w:fill="1A1A2E" w:color="FFFFFF" w:val="solid"/>
+          </w:tcPr>
+          <w:p>
+            <w:r>
+              <w:rPr>
+                <w:b/>
+                <w:bCs/>
+                <w:color w:val="FFFFFF"/>
+                <w:sz w:val="20"/>
+                <w:szCs w:val="20"/>
+              </w:rPr>
+              <w:t xml:space="preserve">Value</w:t>
+            </w:r>
+          </w:p>
+        </w:tc>
+      </w:tr>
+      <w:tr>
+        <w:tc>
+          <w:tcPr>
+            <w:tcW w:type="dxa" w:w="4500"/>
+          </w:tcPr>
+          <w:p>
+            <w:r>
+              <w:rPr>
+                <w:b w:val="false"/>
+                <w:bCs w:val="false"/>
+                <w:color w:val="000000"/>
+                <w:sz w:val="19"/>
+                <w:szCs w:val="19"/>
+              </w:rPr>
+              <w:t xml:space="preserve">Trade</w:t>
+            </w:r>
+          </w:p>
+        </w:tc>
+        <w:tc>
+          <w:tcPr>
+            <w:tcW w:type="dxa" w:w="4500"/>
+          </w:tcPr>
+          <w:p>
+            <w:r>
+              <w:rPr>
+                <w:b w:val="false"/>
+                <w:bCs w:val="false"/>
+                <w:color w:val="000000"/>
+                <w:sz w:val="19"/>
+                <w:szCs w:val="19"/>
+              </w:rPr>
+              <w:t xml:space="preserve">NVDA Bull Call Spread + XLE Bull Call Spread</w:t>
+            </w:r>
+          </w:p>
+        </w:tc>
+      </w:tr>
+      <w:tr>
+        <w:tc>
+          <w:tcPr>
+            <w:tcW w:type="dxa" w:w="4500"/>
+          </w:tcPr>
+          <w:p>
+            <w:r>
+              <w:rPr>
+                <w:b w:val="false"/>
+                <w:bCs w:val="false"/>
+                <w:color w:val="000000"/>
+                <w:sz w:val="19"/>
+                <w:szCs w:val="19"/>
+              </w:rPr>
+              <w:t xml:space="preserve">NVDA Legs</w:t>
+            </w:r>
+          </w:p>
+        </w:tc>
+        <w:tc>
+          <w:tcPr>
+            <w:tcW w:type="dxa" w:w="4500"/>
+          </w:tcPr>
+          <w:p>
+            <w:r>
+              <w:rPr>
+                <w:b w:val="false"/>
+                <w:bCs w:val="false"/>
+                <w:color w:val="000000"/>
+                <w:sz w:val="19"/>
+                <w:szCs w:val="19"/>
+              </w:rPr>
+              <w:t xml:space="preserve">$215C (long) / $220C (short) × 160 contracts</w:t>
+            </w:r>
+          </w:p>
+        </w:tc>
+      </w:tr>
+      <w:tr>
+        <w:tc>
+          <w:tcPr>
+            <w:tcW w:type="dxa" w:w="4500"/>
+          </w:tcPr>
+          <w:p>
+            <w:r>
+              <w:rPr>
+                <w:b w:val="false"/>
+                <w:bCs w:val="false"/>
+                <w:color w:val="000000"/>
+                <w:sz w:val="19"/>
+                <w:szCs w:val="19"/>
+              </w:rPr>
+              <w:t xml:space="preserve">XLE Legs</w:t>
+            </w:r>
+          </w:p>
+        </w:tc>
+        <w:tc>
+          <w:tcPr>
+            <w:tcW w:type="dxa" w:w="4500"/>
+          </w:tcPr>
+          <w:p>
+            <w:r>
+              <w:rPr>
+                <w:b w:val="false"/>
+                <w:bCs w:val="false"/>
+                <w:color w:val="000000"/>
+                <w:sz w:val="19"/>
+                <w:szCs w:val="19"/>
+              </w:rPr>
+              <w:t xml:space="preserve">$92C (long) / $94C (short) × 400 contracts</w:t>
+            </w:r>
+          </w:p>
+        </w:tc>
+      </w:tr>
+      <w:tr>
+        <w:tc>
+          <w:tcPr>
+            <w:tcW w:type="dxa" w:w="4500"/>
+          </w:tcPr>
+          <w:p>
+            <w:r>
+              <w:rPr>
+                <w:b w:val="false"/>
+                <w:bCs w:val="false"/>
+                <w:color w:val="000000"/>
+                <w:sz w:val="19"/>
+                <w:szCs w:val="19"/>
+              </w:rPr>
+              <w:t xml:space="preserve">Expiry</w:t>
+            </w:r>
+          </w:p>
+        </w:tc>
+        <w:tc>
+          <w:tcPr>
+            <w:tcW w:type="dxa" w:w="4500"/>
+          </w:tcPr>
+          <w:p>
+            <w:r>
+              <w:rPr>
+                <w:b w:val="false"/>
+                <w:bCs w:val="false"/>
+                <w:color w:val="000000"/>
+                <w:sz w:val="19"/>
+                <w:szCs w:val="19"/>
+              </w:rPr>
+              <w:t xml:space="preserve">Auto-detected — nearest Friday ≥ 4 DTE</w:t>
+            </w:r>
+          </w:p>
+        </w:tc>
+      </w:tr>
+      <w:tr>
+        <w:tc>
+          <w:tcPr>
+            <w:tcW w:type="dxa" w:w="4500"/>
+          </w:tcPr>
+          <w:p>
+            <w:r>
+              <w:rPr>
+                <w:b w:val="false"/>
+                <w:bCs w:val="false"/>
+                <w:color w:val="000000"/>
+                <w:sz w:val="19"/>
+                <w:szCs w:val="19"/>
+              </w:rPr>
+              <w:t xml:space="preserve">Allocation</w:t>
+            </w:r>
+          </w:p>
+        </w:tc>
+        <w:tc>
+          <w:tcPr>
+            <w:tcW w:type="dxa" w:w="4500"/>
+          </w:tcPr>
+          <w:p>
+            <w:r>
+              <w:rPr>
+                <w:b w:val="false"/>
+                <w:bCs w:val="false"/>
+                <w:color w:val="000000"/>
+                <w:sz w:val="19"/>
+                <w:szCs w:val="19"/>
+              </w:rPr>
+              <w:t xml:space="preserve">$20,000 per tranche</w:t>
+            </w:r>
+          </w:p>
+        </w:tc>
+      </w:tr>
+      <w:tr>
+        <w:tc>
+          <w:tcPr>
+            <w:tcW w:type="dxa" w:w="4500"/>
+          </w:tcPr>
+          <w:p>
+            <w:r>
+              <w:rPr>
+                <w:b w:val="false"/>
+                <w:bCs w:val="false"/>
+                <w:color w:val="000000"/>
+                <w:sz w:val="19"/>
+                <w:szCs w:val="19"/>
+              </w:rPr>
+              <w:t xml:space="preserve">Profit Gate</w:t>
+            </w:r>
+          </w:p>
+        </w:tc>
+        <w:tc>
+          <w:tcPr>
+            <w:tcW w:type="dxa" w:w="4500"/>
+          </w:tcPr>
+          <w:p>
+            <w:r>
+              <w:rPr>
+                <w:b w:val="false"/>
+                <w:bCs w:val="false"/>
+                <w:color w:val="000000"/>
+                <w:sz w:val="19"/>
+                <w:szCs w:val="19"/>
+              </w:rPr>
+              <w:t xml:space="preserve">85% of max profit → liquidate</w:t>
+            </w:r>
+          </w:p>
+        </w:tc>
+      </w:tr>
+      <w:tr>
+        <w:tc>
+          <w:tcPr>
+            <w:tcW w:type="dxa" w:w="4500"/>
+          </w:tcPr>
+          <w:p>
+            <w:r>
+              <w:rPr>
+                <w:b w:val="false"/>
+                <w:bCs w:val="false"/>
+                <w:color w:val="000000"/>
+                <w:sz w:val="19"/>
+                <w:szCs w:val="19"/>
+              </w:rPr>
+              <w:t xml:space="preserve">Breakeven Gate</w:t>
+            </w:r>
+          </w:p>
+        </w:tc>
+        <w:tc>
+          <w:tcPr>
+            <w:tcW w:type="dxa" w:w="4500"/>
+          </w:tcPr>
+          <w:p>
+            <w:r>
+              <w:rPr>
+                <w:b w:val="false"/>
+                <w:bCs w:val="false"/>
+                <w:color w:val="000000"/>
+                <w:sz w:val="19"/>
+                <w:szCs w:val="19"/>
+              </w:rPr>
+              <w:t xml:space="preserve">50% of max profit → move stop to net debit</w:t>
+            </w:r>
+          </w:p>
+        </w:tc>
+      </w:tr>
+      <w:tr>
+        <w:tc>
+          <w:tcPr>
+            <w:tcW w:type="dxa" w:w="4500"/>
+          </w:tcPr>
+          <w:p>
+            <w:r>
+              <w:rPr>
+                <w:b w:val="false"/>
+                <w:bCs w:val="false"/>
+                <w:color w:val="000000"/>
+                <w:sz w:val="19"/>
+                <w:szCs w:val="19"/>
+              </w:rPr>
+              <w:t xml:space="preserve">Thesis Break — NVDA</w:t>
+            </w:r>
+          </w:p>
+        </w:tc>
+        <w:tc>
+          <w:tcPr>
+            <w:tcW w:type="dxa" w:w="4500"/>
+          </w:tcPr>
+          <w:p>
+            <w:r>
+              <w:rPr>
+                <w:b w:val="false"/>
+                <w:bCs w:val="false"/>
+                <w:color w:val="000000"/>
+                <w:sz w:val="19"/>
+                <w:szCs w:val="19"/>
+              </w:rPr>
+              <w:t xml:space="preserve">&lt; $208.50 → ABORT</w:t>
+            </w:r>
+          </w:p>
+        </w:tc>
+      </w:tr>
+      <w:tr>
+        <w:tc>
+          <w:tcPr>
+            <w:tcW w:type="dxa" w:w="4500"/>
+          </w:tcPr>
+          <w:p>
+            <w:r>
+              <w:rPr>
+                <w:b w:val="false"/>
+                <w:bCs w:val="false"/>
+                <w:color w:val="000000"/>
+                <w:sz w:val="19"/>
+                <w:szCs w:val="19"/>
+              </w:rPr>
+              <w:t xml:space="preserve">Thesis Break — XLE</w:t>
+            </w:r>
+          </w:p>
+        </w:tc>
+        <w:tc>
+          <w:tcPr>
+            <w:tcW w:type="dxa" w:w="4500"/>
+          </w:tcPr>
+          <w:p>
+            <w:r>
+              <w:rPr>
+                <w:b w:val="false"/>
+                <w:bCs w:val="false"/>
+                <w:color w:val="000000"/>
+                <w:sz w:val="19"/>
+                <w:szCs w:val="19"/>
+              </w:rPr>
+              <w:t xml:space="preserve">&lt; $89.20 → ABORT</w:t>
+            </w:r>
+          </w:p>
+        </w:tc>
+      </w:tr>
+      <w:tr>
+        <w:tc>
+          <w:tcPr>
+            <w:tcW w:type="dxa" w:w="4500"/>
+          </w:tcPr>
+          <w:p>
+            <w:r>
+              <w:rPr>
+                <w:b w:val="false"/>
+                <w:bCs w:val="false"/>
+                <w:color w:val="000000"/>
+                <w:sz w:val="19"/>
+                <w:szCs w:val="19"/>
+              </w:rPr>
+              <w:t xml:space="preserve">Friday Kill-Switch</w:t>
+            </w:r>
+          </w:p>
+        </w:tc>
+        <w:tc>
+          <w:tcPr>
+            <w:tcW w:type="dxa" w:w="4500"/>
+          </w:tcPr>
+          <w:p>
+            <w:r>
+              <w:rPr>
+                <w:b w:val="false"/>
+                <w:bCs w:val="false"/>
+                <w:color w:val="000000"/>
+                <w:sz w:val="19"/>
+                <w:szCs w:val="19"/>
+              </w:rPr>
+              <w:t xml:space="preserve">11:30 AM ET → no new entries</w:t>
+            </w:r>
+          </w:p>
+        </w:tc>
+      </w:tr>
+      <w:tr>
+        <w:tc>
+          <w:tcPr>
+            <w:tcW w:type="dxa" w:w="4500"/>
+          </w:tcPr>
+          <w:p>
+            <w:r>
+              <w:rPr>
+                <w:b w:val="false"/>
+                <w:bCs w:val="false"/>
+                <w:color w:val="000000"/>
+                <w:sz w:val="19"/>
+                <w:szCs w:val="19"/>
+              </w:rPr>
+              <w:t xml:space="preserve">Greek Drift Limit</w:t>
+            </w:r>
+          </w:p>
+        </w:tc>
+        <w:tc>
+          <w:tcPr>
+            <w:tcW w:type="dxa" w:w="4500"/>
+          </w:tcPr>
+          <w:p>
+            <w:r>
+              <w:rPr>
+                <w:b w:val="false"/>
+                <w:bCs w:val="false"/>
+                <w:color w:val="000000"/>
+                <w:sz w:val="19"/>
+                <w:szCs w:val="19"/>
+              </w:rPr>
+              <w:t xml:space="preserve">&gt;20% Theta or Vega drift → exit</w:t>
+            </w:r>
+          </w:p>
+        </w:tc>
+      </w:tr>
+      <w:tr>
+        <w:tc>
+          <w:tcPr>
+            <w:tcW w:type="dxa" w:w="4500"/>
+          </w:tcPr>
+          <w:p>
+            <w:r>
+              <w:rPr>
+                <w:b w:val="false"/>
+                <w:bCs w:val="false"/>
+                <w:color w:val="000000"/>
+                <w:sz w:val="19"/>
+                <w:szCs w:val="19"/>
+              </w:rPr>
+              <w:t xml:space="preserve">Circuit Breaker</w:t>
+            </w:r>
+          </w:p>
+        </w:tc>
+        <w:tc>
+          <w:tcPr>
+            <w:tcW w:type="dxa" w:w="4500"/>
+          </w:tcPr>
+          <w:p>
+            <w:r>
+              <w:rPr>
+                <w:b w:val="false"/>
+                <w:bCs w:val="false"/>
+                <w:color w:val="000000"/>
+                <w:sz w:val="19"/>
+                <w:szCs w:val="19"/>
+              </w:rPr>
+              <w:t xml:space="preserve">&gt;2.5% portfolio drawdown → SANDBOX</w:t>
+            </w:r>
+          </w:p>
+        </w:tc>
+      </w:tr>
+      <w:tr>
+        <w:tc>
+          <w:tcPr>
+            <w:tcW w:type="dxa" w:w="4500"/>
+          </w:tcPr>
+          <w:p>
+            <w:r>
+              <w:rPr>
+                <w:b w:val="false"/>
+                <w:bCs w:val="false"/>
+                <w:color w:val="000000"/>
+                <w:sz w:val="19"/>
+                <w:szCs w:val="19"/>
+              </w:rPr>
+              <w:t xml:space="preserve">Auto-Roll</w:t>
+            </w:r>
+          </w:p>
+        </w:tc>
+        <w:tc>
+          <w:tcPr>
+            <w:tcW w:type="dxa" w:w="4500"/>
+          </w:tcPr>
+          <w:p>
+            <w:r>
+              <w:rPr>
+                <w:b w:val="false"/>
+                <w:bCs w:val="false"/>
+                <w:color w:val="000000"/>
+                <w:sz w:val="19"/>
+                <w:szCs w:val="19"/>
+              </w:rPr>
+              <w:t xml:space="preserve">DTE ≤ 1 → close and re-enter next Friday</w:t>
+            </w:r>
+          </w:p>
+        </w:tc>
+      </w:tr>
+    </w:tbl>
+    <w:p>
+      <w:pPr>
+        <w:spacing w:after="100"/>
+      </w:pPr>
+    </w:p>
+    <w:p>
+      <w:pPr>
+        <w:pStyle w:val="Heading2"/>
+        <w:spacing w:after="80" w:before="300"/>
+      </w:pPr>
+      <w:r>
+        <w:t xml:space="preserve">4.2 State Machine</w:t>
       </w:r>
     </w:p>
     <w:p>
@@ -1214,6 +3014,7 @@
               <w:rPr>
                 <w:b/>
                 <w:bCs/>
+                <w:color w:val="FFFFFF"/>
                 <w:sz w:val="20"/>
                 <w:szCs w:val="20"/>
               </w:rPr>
@@ -1231,6 +3032,7 @@
               <w:rPr>
                 <w:b/>
                 <w:bCs/>
+                <w:color w:val="FFFFFF"/>
                 <w:sz w:val="20"/>
                 <w:szCs w:val="20"/>
               </w:rPr>
@@ -1248,6 +3050,7 @@
               <w:rPr>
                 <w:b/>
                 <w:bCs/>
+                <w:color w:val="FFFFFF"/>
                 <w:sz w:val="20"/>
                 <w:szCs w:val="20"/>
               </w:rPr>
@@ -1266,6 +3069,7 @@
               <w:rPr>
                 <w:b w:val="false"/>
                 <w:bCs w:val="false"/>
+                <w:color w:val="000000"/>
                 <w:sz w:val="19"/>
                 <w:szCs w:val="19"/>
               </w:rPr>
@@ -1282,6 +3086,7 @@
               <w:rPr>
                 <w:b w:val="false"/>
                 <w:bCs w:val="false"/>
+                <w:color w:val="000000"/>
                 <w:sz w:val="19"/>
                 <w:szCs w:val="19"/>
               </w:rPr>
@@ -1298,6 +3103,7 @@
               <w:rPr>
                 <w:b w:val="false"/>
                 <w:bCs w:val="false"/>
+                <w:color w:val="000000"/>
                 <w:sz w:val="19"/>
                 <w:szCs w:val="19"/>
               </w:rPr>
@@ -1316,6 +3122,7 @@
               <w:rPr>
                 <w:b w:val="false"/>
                 <w:bCs w:val="false"/>
+                <w:color w:val="000000"/>
                 <w:sz w:val="19"/>
                 <w:szCs w:val="19"/>
               </w:rPr>
@@ -1332,6 +3139,7 @@
               <w:rPr>
                 <w:b w:val="false"/>
                 <w:bCs w:val="false"/>
+                <w:color w:val="000000"/>
                 <w:sz w:val="19"/>
                 <w:szCs w:val="19"/>
               </w:rPr>
@@ -1348,6 +3156,7 @@
               <w:rPr>
                 <w:b w:val="false"/>
                 <w:bCs w:val="false"/>
+                <w:color w:val="000000"/>
                 <w:sz w:val="19"/>
                 <w:szCs w:val="19"/>
               </w:rPr>
@@ -1366,6 +3175,7 @@
               <w:rPr>
                 <w:b w:val="false"/>
                 <w:bCs w:val="false"/>
+                <w:color w:val="000000"/>
                 <w:sz w:val="19"/>
                 <w:szCs w:val="19"/>
               </w:rPr>
@@ -1382,6 +3192,7 @@
               <w:rPr>
                 <w:b w:val="false"/>
                 <w:bCs w:val="false"/>
+                <w:color w:val="000000"/>
                 <w:sz w:val="19"/>
                 <w:szCs w:val="19"/>
               </w:rPr>
@@ -1398,6 +3209,7 @@
               <w:rPr>
                 <w:b w:val="false"/>
                 <w:bCs w:val="false"/>
+                <w:color w:val="000000"/>
                 <w:sz w:val="19"/>
                 <w:szCs w:val="19"/>
               </w:rPr>
@@ -1416,6 +3228,7 @@
               <w:rPr>
                 <w:b w:val="false"/>
                 <w:bCs w:val="false"/>
+                <w:color w:val="000000"/>
                 <w:sz w:val="19"/>
                 <w:szCs w:val="19"/>
               </w:rPr>
@@ -1432,6 +3245,7 @@
               <w:rPr>
                 <w:b w:val="false"/>
                 <w:bCs w:val="false"/>
+                <w:color w:val="000000"/>
                 <w:sz w:val="19"/>
                 <w:szCs w:val="19"/>
               </w:rPr>
@@ -1448,6 +3262,7 @@
               <w:rPr>
                 <w:b w:val="false"/>
                 <w:bCs w:val="false"/>
+                <w:color w:val="000000"/>
                 <w:sz w:val="19"/>
                 <w:szCs w:val="19"/>
               </w:rPr>
@@ -1466,6 +3281,7 @@
               <w:rPr>
                 <w:b w:val="false"/>
                 <w:bCs w:val="false"/>
+                <w:color w:val="000000"/>
                 <w:sz w:val="19"/>
                 <w:szCs w:val="19"/>
               </w:rPr>
@@ -1482,6 +3298,7 @@
               <w:rPr>
                 <w:b w:val="false"/>
                 <w:bCs w:val="false"/>
+                <w:color w:val="000000"/>
                 <w:sz w:val="19"/>
                 <w:szCs w:val="19"/>
               </w:rPr>
@@ -1498,6 +3315,7 @@
               <w:rPr>
                 <w:b w:val="false"/>
                 <w:bCs w:val="false"/>
+                <w:color w:val="000000"/>
                 <w:sz w:val="19"/>
                 <w:szCs w:val="19"/>
               </w:rPr>
@@ -1516,6 +3334,7 @@
               <w:rPr>
                 <w:b w:val="false"/>
                 <w:bCs w:val="false"/>
+                <w:color w:val="000000"/>
                 <w:sz w:val="19"/>
                 <w:szCs w:val="19"/>
               </w:rPr>
@@ -1532,6 +3351,7 @@
               <w:rPr>
                 <w:b w:val="false"/>
                 <w:bCs w:val="false"/>
+                <w:color w:val="000000"/>
                 <w:sz w:val="19"/>
                 <w:szCs w:val="19"/>
               </w:rPr>
@@ -1548,6 +3368,7 @@
               <w:rPr>
                 <w:b w:val="false"/>
                 <w:bCs w:val="false"/>
+                <w:color w:val="000000"/>
                 <w:sz w:val="19"/>
                 <w:szCs w:val="19"/>
               </w:rPr>
@@ -1568,7 +3389,7 @@
         <w:spacing w:after="80" w:before="300"/>
       </w:pPr>
       <w:r>
-        <w:t xml:space="preserve">3.3 Start / Stop / Restart</w:t>
+        <w:t xml:space="preserve">4.3 Start / Stop / Restart</w:t>
       </w:r>
     </w:p>
     <w:p>
@@ -1621,20 +3442,6 @@
     </w:p>
     <w:p>
       <w:pPr>
-        <w:spacing w:after="80"/>
-      </w:pPr>
-      <w:r>
-        <w:rPr>
-          <w:b w:val="false"/>
-          <w:bCs w:val="false"/>
-          <w:sz w:val="22"/>
-          <w:szCs w:val="22"/>
-        </w:rPr>
-        <w:t xml:space="preserve">Check status and last 50 log lines:</w:t>
-      </w:r>
-    </w:p>
-    <w:p>
-      <w:pPr>
         <w:spacing w:after="60" w:before="60"/>
         <w:ind w:left="360"/>
       </w:pPr>
@@ -1655,7 +3462,7 @@
         <w:spacing w:after="80" w:before="300"/>
       </w:pPr>
       <w:r>
-        <w:t xml:space="preserve">3.4 Manual Run Modes</w:t>
+        <w:t xml:space="preserve">4.4 Manual Run Modes</w:t>
       </w:r>
     </w:p>
     <w:p>
@@ -1754,7 +3561,7 @@
         <w:spacing w:after="80" w:before="300"/>
       </w:pPr>
       <w:r>
-        <w:t xml:space="preserve">3.5 V18.9.6 Key Features</w:t>
+        <w:t xml:space="preserve">4.5 V18.9.6 Key Features</w:t>
       </w:r>
     </w:p>
     <w:p>
@@ -1814,7 +3621,7 @@
           <w:sz w:val="22"/>
           <w:szCs w:val="22"/>
         </w:rPr>
-        <w:t xml:space="preserve">Logs: 'Expiry auto-detected: YYYY-MM-DD (N DTE)'</w:t>
+        <w:t xml:space="preserve">Confirms in log: 'Expiry auto-detected: YYYY-MM-DD (N DTE)'</w:t>
       </w:r>
     </w:p>
     <w:p>
@@ -1840,7 +3647,7 @@
           <w:sz w:val="22"/>
           <w:szCs w:val="22"/>
         </w:rPr>
-        <w:t xml:space="preserve">Paper accounts have stale/missing Greeks from Alpaca</w:t>
+        <w:t xml:space="preserve">Paper accounts have stale/missing Greeks from Alpaca — mibian computes locally</w:t>
       </w:r>
     </w:p>
     <w:p>
@@ -1857,7 +3664,7 @@
           <w:sz w:val="22"/>
           <w:szCs w:val="22"/>
         </w:rPr>
-        <w:t xml:space="preserve">mibian computes Delta, Gamma, Theta, Vega locally</w:t>
+        <w:t xml:space="preserve">Risk-free rate: 5.0% annualised</w:t>
       </w:r>
     </w:p>
     <w:p>
@@ -1874,7 +3681,16 @@
           <w:sz w:val="22"/>
           <w:szCs w:val="22"/>
         </w:rPr>
-        <w:t xml:space="preserve">Risk-free rate: 5.0% annualised</w:t>
+        <w:t xml:space="preserve">Falls back to Alpaca API for live accounts</w:t>
+      </w:r>
+    </w:p>
+    <w:p>
+      <w:pPr>
+        <w:pStyle w:val="Heading3"/>
+        <w:spacing w:after="60" w:before="200"/>
+      </w:pPr>
+      <w:r>
+        <w:t xml:space="preserve">Garman-Klass Volatility — 3 Windows</w:t>
       </w:r>
     </w:p>
     <w:p>
@@ -1891,16 +3707,7 @@
           <w:sz w:val="22"/>
           <w:szCs w:val="22"/>
         </w:rPr>
-        <w:t xml:space="preserve">Falls back to Alpaca API for live accounts</w:t>
-      </w:r>
-    </w:p>
-    <w:p>
-      <w:pPr>
-        <w:pStyle w:val="Heading3"/>
-        <w:spacing w:after="60" w:before="200"/>
-      </w:pPr>
-      <w:r>
-        <w:t xml:space="preserve">Garman-Klass Volatility — 3 Windows</w:t>
+        <w:t xml:space="preserve">1-min and 5-min via yfinance (no SIP subscription needed)</w:t>
       </w:r>
     </w:p>
     <w:p>
@@ -1917,7 +3724,7 @@
           <w:sz w:val="22"/>
           <w:szCs w:val="22"/>
         </w:rPr>
-        <w:t xml:space="preserve">1-min and 5-min: fetched via yfinance (no SIP subscription needed)</w:t>
+        <w:t xml:space="preserve">15-min via Alpaca REST (works on paper accounts)</w:t>
       </w:r>
     </w:p>
     <w:p>
@@ -1934,7 +3741,7 @@
           <w:sz w:val="22"/>
           <w:szCs w:val="22"/>
         </w:rPr>
-        <w:t xml:space="preserve">15-min: fetched via Alpaca REST (works on paper accounts)</w:t>
+        <w:t xml:space="preserve">Symmetric: computed for BOTH NVDA and XLE; worst reading used</w:t>
       </w:r>
     </w:p>
     <w:p>
@@ -1951,7 +3758,16 @@
           <w:sz w:val="22"/>
           <w:szCs w:val="22"/>
         </w:rPr>
-        <w:t xml:space="preserve">EMA-smoothed per window</w:t>
+        <w:t xml:space="preserve">Noise Warning: σ_GK(1min) &gt; 2× σ_GK(15min) → confidence capped at 4/10</w:t>
+      </w:r>
+    </w:p>
+    <w:p>
+      <w:pPr>
+        <w:pStyle w:val="Heading3"/>
+        <w:spacing w:after="60" w:before="200"/>
+      </w:pPr>
+      <w:r>
+        <w:t xml:space="preserve">Confidence-Weighted Position Sizing</w:t>
       </w:r>
     </w:p>
     <w:p>
@@ -1968,7 +3784,7 @@
           <w:sz w:val="22"/>
           <w:szCs w:val="22"/>
         </w:rPr>
-        <w:t xml:space="preserve">Symmetric: computed for BOTH NVDA and XLE; worst reading used</w:t>
+        <w:t xml:space="preserve">Score 1–10 based on vol smoothing, bid/ask spreads, market regime</w:t>
       </w:r>
     </w:p>
     <w:p>
@@ -1985,16 +3801,7 @@
           <w:sz w:val="22"/>
           <w:szCs w:val="22"/>
         </w:rPr>
-        <w:t xml:space="preserve">Noise Warning: if σ_GK(1min) &gt; 2× σ_GK(15min) → confidence capped at 4/10</w:t>
-      </w:r>
-    </w:p>
-    <w:p>
-      <w:pPr>
-        <w:pStyle w:val="Heading3"/>
-        <w:spacing w:after="60" w:before="200"/>
-      </w:pPr>
-      <w:r>
-        <w:t xml:space="preserve">Confidence-Weighted Position Sizing</w:t>
+        <w:t xml:space="preserve">qty = base_qty × (score / 10), minimum 1 contract</w:t>
       </w:r>
     </w:p>
     <w:p>
@@ -2011,7 +3818,16 @@
           <w:sz w:val="22"/>
           <w:szCs w:val="22"/>
         </w:rPr>
-        <w:t xml:space="preserve">Score 1–10 based on: vol smoothing alignment, bid/ask spreads on all 4 legs, market regime</w:t>
+        <w:t xml:space="preserve">Score &lt; 4 → entry blocked | Score &lt; 7 → limit-only orders</w:t>
+      </w:r>
+    </w:p>
+    <w:p>
+      <w:pPr>
+        <w:pStyle w:val="Heading3"/>
+        <w:spacing w:after="60" w:before="200"/>
+      </w:pPr>
+      <w:r>
+        <w:t xml:space="preserve">Portfolio Circuit Breaker</w:t>
       </w:r>
     </w:p>
     <w:p>
@@ -2028,7 +3844,7 @@
           <w:sz w:val="22"/>
           <w:szCs w:val="22"/>
         </w:rPr>
-        <w:t xml:space="preserve">qty = base_qty × (score / 10), minimum 1 contract</w:t>
+        <w:t xml:space="preserve">Baseline equity recorded at startup</w:t>
       </w:r>
     </w:p>
     <w:p>
@@ -2045,7 +3861,16 @@
           <w:sz w:val="22"/>
           <w:szCs w:val="22"/>
         </w:rPr>
-        <w:t xml:space="preserve">Score &lt; 4 → entry blocked</w:t>
+        <w:t xml:space="preserve">Drawdown &gt; 2.5% → SANDBOX mode</w:t>
+      </w:r>
+    </w:p>
+    <w:p>
+      <w:pPr>
+        <w:pStyle w:val="Heading3"/>
+        <w:spacing w:after="60" w:before="200"/>
+      </w:pPr>
+      <w:r>
+        <w:t xml:space="preserve">Auto-Roll</w:t>
       </w:r>
     </w:p>
     <w:p>
@@ -2062,367 +3887,7 @@
           <w:sz w:val="22"/>
           <w:szCs w:val="22"/>
         </w:rPr>
-        <w:t xml:space="preserve">Score &lt; 7 → limit-only orders</w:t>
-      </w:r>
-    </w:p>
-    <w:p>
-      <w:pPr>
-        <w:pStyle w:val="Heading3"/>
-        <w:spacing w:after="60" w:before="200"/>
-      </w:pPr>
-      <w:r>
-        <w:t xml:space="preserve">Portfolio Circuit Breaker</w:t>
-      </w:r>
-    </w:p>
-    <w:p>
-      <w:pPr>
-        <w:pStyle w:val="ListParagraph"/>
-        <w:numPr>
-          <w:ilvl w:val="0"/>
-          <w:numId w:val="1"/>
-        </w:numPr>
-        <w:spacing w:after="60"/>
-      </w:pPr>
-      <w:r>
-        <w:rPr>
-          <w:sz w:val="22"/>
-          <w:szCs w:val="22"/>
-        </w:rPr>
-        <w:t xml:space="preserve">Baseline equity recorded at startup</w:t>
-      </w:r>
-    </w:p>
-    <w:p>
-      <w:pPr>
-        <w:pStyle w:val="ListParagraph"/>
-        <w:numPr>
-          <w:ilvl w:val="0"/>
-          <w:numId w:val="1"/>
-        </w:numPr>
-        <w:spacing w:after="60"/>
-      </w:pPr>
-      <w:r>
-        <w:rPr>
-          <w:sz w:val="22"/>
-          <w:szCs w:val="22"/>
-        </w:rPr>
-        <w:t xml:space="preserve">If drawdown &gt; 2.5% → SANDBOX mode</w:t>
-      </w:r>
-    </w:p>
-    <w:p>
-      <w:pPr>
-        <w:pStyle w:val="ListParagraph"/>
-        <w:numPr>
-          <w:ilvl w:val="0"/>
-          <w:numId w:val="1"/>
-        </w:numPr>
-        <w:spacing w:after="60"/>
-      </w:pPr>
-      <w:r>
-        <w:rPr>
-          <w:sz w:val="22"/>
-          <w:szCs w:val="22"/>
-        </w:rPr>
-        <w:t xml:space="preserve">Resets when SANDBOX exits</w:t>
-      </w:r>
-    </w:p>
-    <w:p>
-      <w:pPr>
-        <w:pStyle w:val="Heading3"/>
-        <w:spacing w:after="60" w:before="200"/>
-      </w:pPr>
-      <w:r>
-        <w:t xml:space="preserve">Strike Validation</w:t>
-      </w:r>
-    </w:p>
-    <w:p>
-      <w:pPr>
-        <w:pStyle w:val="ListParagraph"/>
-        <w:numPr>
-          <w:ilvl w:val="0"/>
-          <w:numId w:val="1"/>
-        </w:numPr>
-        <w:spacing w:after="60"/>
-      </w:pPr>
-      <w:r>
-        <w:rPr>
-          <w:sz w:val="22"/>
-          <w:szCs w:val="22"/>
-        </w:rPr>
-        <w:t xml:space="preserve">Computes real-time NVDA and XLE spot prices at entry</w:t>
-      </w:r>
-    </w:p>
-    <w:p>
-      <w:pPr>
-        <w:pStyle w:val="ListParagraph"/>
-        <w:numPr>
-          <w:ilvl w:val="0"/>
-          <w:numId w:val="1"/>
-        </w:numPr>
-        <w:spacing w:after="60"/>
-      </w:pPr>
-      <w:r>
-        <w:rPr>
-          <w:sz w:val="22"/>
-          <w:szCs w:val="22"/>
-        </w:rPr>
-        <w:t xml:space="preserve">Warns if long strike is &gt;15% OTM vs spot</w:t>
-      </w:r>
-    </w:p>
-    <w:p>
-      <w:pPr>
-        <w:pStyle w:val="Heading3"/>
-        <w:spacing w:after="60" w:before="200"/>
-      </w:pPr>
-      <w:r>
-        <w:t xml:space="preserve">Auto-Roll</w:t>
-      </w:r>
-    </w:p>
-    <w:p>
-      <w:pPr>
-        <w:pStyle w:val="ListParagraph"/>
-        <w:numPr>
-          <w:ilvl w:val="0"/>
-          <w:numId w:val="1"/>
-        </w:numPr>
-        <w:spacing w:after="60"/>
-      </w:pPr>
-      <w:r>
-        <w:rPr>
-          <w:sz w:val="22"/>
-          <w:szCs w:val="22"/>
-        </w:rPr>
-        <w:t xml:space="preserve">Triggered when DTE ≤ 1 in OPEN state</w:t>
-      </w:r>
-    </w:p>
-    <w:p>
-      <w:pPr>
-        <w:pStyle w:val="ListParagraph"/>
-        <w:numPr>
-          <w:ilvl w:val="0"/>
-          <w:numId w:val="1"/>
-        </w:numPr>
-        <w:spacing w:after="60"/>
-      </w:pPr>
-      <w:r>
-        <w:rPr>
-          <w:sz w:val="22"/>
-          <w:szCs w:val="22"/>
-        </w:rPr>
-        <w:t xml:space="preserve">Closes all legs with market orders</w:t>
-      </w:r>
-    </w:p>
-    <w:p>
-      <w:pPr>
-        <w:pStyle w:val="ListParagraph"/>
-        <w:numPr>
-          <w:ilvl w:val="0"/>
-          <w:numId w:val="1"/>
-        </w:numPr>
-        <w:spacing w:after="60"/>
-      </w:pPr>
-      <w:r>
-        <w:rPr>
-          <w:sz w:val="22"/>
-          <w:szCs w:val="22"/>
-        </w:rPr>
-        <w:t xml:space="preserve">ExpiryManager detects next valid Friday ≥ 4 DTE</w:t>
-      </w:r>
-    </w:p>
-    <w:p>
-      <w:pPr>
-        <w:pStyle w:val="ListParagraph"/>
-        <w:numPr>
-          <w:ilvl w:val="0"/>
-          <w:numId w:val="1"/>
-        </w:numPr>
-        <w:spacing w:after="60"/>
-      </w:pPr>
-      <w:r>
-        <w:rPr>
-          <w:sz w:val="22"/>
-          <w:szCs w:val="22"/>
-        </w:rPr>
-        <w:t xml:space="preserve">Transitions back to PENDING for re-entry</w:t>
-      </w:r>
-    </w:p>
-    <w:p>
-      <w:pPr>
-        <w:pStyle w:val="Heading3"/>
-        <w:spacing w:after="60" w:before="200"/>
-      </w:pPr>
-      <w:r>
-        <w:t xml:space="preserve">Intraday PnL Alerts</w:t>
-      </w:r>
-    </w:p>
-    <w:p>
-      <w:pPr>
-        <w:pStyle w:val="ListParagraph"/>
-        <w:numPr>
-          <w:ilvl w:val="0"/>
-          <w:numId w:val="1"/>
-        </w:numPr>
-        <w:spacing w:after="60"/>
-      </w:pPr>
-      <w:r>
-        <w:rPr>
-          <w:sz w:val="22"/>
-          <w:szCs w:val="22"/>
-        </w:rPr>
-        <w:t xml:space="preserve">Email sent when PnL hits ±15% intraday</w:t>
-      </w:r>
-    </w:p>
-    <w:p>
-      <w:pPr>
-        <w:pStyle w:val="ListParagraph"/>
-        <w:numPr>
-          <w:ilvl w:val="0"/>
-          <w:numId w:val="1"/>
-        </w:numPr>
-        <w:spacing w:after="60"/>
-      </w:pPr>
-      <w:r>
-        <w:rPr>
-          <w:sz w:val="22"/>
-          <w:szCs w:val="22"/>
-        </w:rPr>
-        <w:t xml:space="preserve">Email sent when profit gate (85%) is reached</w:t>
-      </w:r>
-    </w:p>
-    <w:p>
-      <w:pPr>
-        <w:pStyle w:val="Heading3"/>
-        <w:spacing w:after="60" w:before="200"/>
-      </w:pPr>
-      <w:r>
-        <w:t xml:space="preserve">Shadow Ledger</w:t>
-      </w:r>
-    </w:p>
-    <w:p>
-      <w:pPr>
-        <w:pStyle w:val="ListParagraph"/>
-        <w:numPr>
-          <w:ilvl w:val="0"/>
-          <w:numId w:val="1"/>
-        </w:numPr>
-        <w:spacing w:after="60"/>
-      </w:pPr>
-      <w:r>
-        <w:rPr>
-          <w:sz w:val="22"/>
-          <w:szCs w:val="22"/>
-        </w:rPr>
-        <w:t xml:space="preserve">File: main account/v18_shadow_ledger.json</w:t>
-      </w:r>
-    </w:p>
-    <w:p>
-      <w:pPr>
-        <w:pStyle w:val="ListParagraph"/>
-        <w:numPr>
-          <w:ilvl w:val="0"/>
-          <w:numId w:val="1"/>
-        </w:numPr>
-        <w:spacing w:after="60"/>
-      </w:pPr>
-      <w:r>
-        <w:rPr>
-          <w:sz w:val="22"/>
-          <w:szCs w:val="22"/>
-        </w:rPr>
-        <w:t xml:space="preserve">Syncs with Alpaca every 30 seconds</w:t>
-      </w:r>
-    </w:p>
-    <w:p>
-      <w:pPr>
-        <w:pStyle w:val="ListParagraph"/>
-        <w:numPr>
-          <w:ilvl w:val="0"/>
-          <w:numId w:val="1"/>
-        </w:numPr>
-        <w:spacing w:after="60"/>
-      </w:pPr>
-      <w:r>
-        <w:rPr>
-          <w:sz w:val="22"/>
-          <w:szCs w:val="22"/>
-        </w:rPr>
-        <w:t xml:space="preserve">Zombie halt: if ledger ≠ Alpaca positions for &gt;30s → SANDBOX</w:t>
-      </w:r>
-    </w:p>
-    <w:p>
-      <w:pPr>
-        <w:pStyle w:val="ListParagraph"/>
-        <w:numPr>
-          <w:ilvl w:val="0"/>
-          <w:numId w:val="1"/>
-        </w:numPr>
-        <w:spacing w:after="60"/>
-      </w:pPr>
-      <w:r>
-        <w:rPr>
-          <w:sz w:val="22"/>
-          <w:szCs w:val="22"/>
-        </w:rPr>
-        <w:t xml:space="preserve">JSON-Schema validates all API payloads before recording</w:t>
-      </w:r>
-    </w:p>
-    <w:p>
-      <w:pPr>
-        <w:pStyle w:val="Heading3"/>
-        <w:spacing w:after="60" w:before="200"/>
-      </w:pPr>
-      <w:r>
-        <w:t xml:space="preserve">SemanticTelemetry Logging</w:t>
-      </w:r>
-    </w:p>
-    <w:p>
-      <w:pPr>
-        <w:pStyle w:val="ListParagraph"/>
-        <w:numPr>
-          <w:ilvl w:val="0"/>
-          <w:numId w:val="1"/>
-        </w:numPr>
-        <w:spacing w:after="60"/>
-      </w:pPr>
-      <w:r>
-        <w:rPr>
-          <w:sz w:val="22"/>
-          <w:szCs w:val="22"/>
-        </w:rPr>
-        <w:t xml:space="preserve">Every log call includes: state, action, reason, reasoning_hash (MD5)</w:t>
-      </w:r>
-    </w:p>
-    <w:p>
-      <w:pPr>
-        <w:pStyle w:val="ListParagraph"/>
-        <w:numPr>
-          <w:ilvl w:val="0"/>
-          <w:numId w:val="1"/>
-        </w:numPr>
-        <w:spacing w:after="60"/>
-      </w:pPr>
-      <w:r>
-        <w:rPr>
-          <w:sz w:val="22"/>
-          <w:szCs w:val="22"/>
-        </w:rPr>
-        <w:t xml:space="preserve">Human log: v18_agent.log (rotating 5 MB × 5)</w:t>
-      </w:r>
-    </w:p>
-    <w:p>
-      <w:pPr>
-        <w:pStyle w:val="ListParagraph"/>
-        <w:numPr>
-          <w:ilvl w:val="0"/>
-          <w:numId w:val="1"/>
-        </w:numPr>
-        <w:spacing w:after="60"/>
-      </w:pPr>
-      <w:r>
-        <w:rPr>
-          <w:sz w:val="22"/>
-          <w:szCs w:val="22"/>
-        </w:rPr>
-        <w:t xml:space="preserve">JSON telemetry: quant_daemon.log (rotating 10 MB × 5)</w:t>
+        <w:t xml:space="preserve">DTE ≤ 1 → close all legs, detect next Friday ≥ 4 DTE, transition back to PENDING</w:t>
       </w:r>
     </w:p>
     <w:p>
@@ -2439,7 +3904,7 @@
         <w:spacing w:after="100" w:before="400"/>
       </w:pPr>
       <w:r>
-        <w:t xml:space="preserve">4. Trailing Stop Agent (trading_agent.py)</w:t>
+        <w:t xml:space="preserve">5. Trailing Stop Agent (trading_agent.py)</w:t>
       </w:r>
     </w:p>
     <w:p>
@@ -2448,30 +3913,7 @@
         <w:spacing w:after="80" w:before="300"/>
       </w:pPr>
       <w:r>
-        <w:t xml:space="preserve">4.1 Overview</w:t>
-      </w:r>
-    </w:p>
-    <w:p>
-      <w:pPr>
-        <w:spacing w:after="80"/>
-      </w:pPr>
-      <w:r>
-        <w:rPr>
-          <w:b w:val="false"/>
-          <w:bCs w:val="false"/>
-          <w:sz w:val="22"/>
-          <w:szCs w:val="22"/>
-        </w:rPr>
-        <w:t xml:space="preserve">EMA20/EMA50 crossover signal state machine. Reads tickers.json and spawns one thread per ticker. Integrated trailing stop loss and ladder logic.</w:t>
-      </w:r>
-    </w:p>
-    <w:p>
-      <w:pPr>
-        <w:pStyle w:val="Heading2"/>
-        <w:spacing w:after="80" w:before="300"/>
-      </w:pPr>
-      <w:r>
-        <w:t xml:space="preserve">4.2 Tickers (tickers.json)</w:t>
+        <w:t xml:space="preserve">5.1 Tickers (tickers.json)</w:t>
       </w:r>
     </w:p>
     <w:tbl>
@@ -2505,6 +3947,7 @@
               <w:rPr>
                 <w:b/>
                 <w:bCs/>
+                <w:color w:val="FFFFFF"/>
                 <w:sz w:val="20"/>
                 <w:szCs w:val="20"/>
               </w:rPr>
@@ -2522,6 +3965,7 @@
               <w:rPr>
                 <w:b/>
                 <w:bCs/>
+                <w:color w:val="FFFFFF"/>
                 <w:sz w:val="20"/>
                 <w:szCs w:val="20"/>
               </w:rPr>
@@ -2539,6 +3983,7 @@
               <w:rPr>
                 <w:b/>
                 <w:bCs/>
+                <w:color w:val="FFFFFF"/>
                 <w:sz w:val="20"/>
                 <w:szCs w:val="20"/>
               </w:rPr>
@@ -2556,6 +4001,7 @@
               <w:rPr>
                 <w:b/>
                 <w:bCs/>
+                <w:color w:val="FFFFFF"/>
                 <w:sz w:val="20"/>
                 <w:szCs w:val="20"/>
               </w:rPr>
@@ -2573,6 +4019,7 @@
               <w:rPr>
                 <w:b/>
                 <w:bCs/>
+                <w:color w:val="FFFFFF"/>
                 <w:sz w:val="20"/>
                 <w:szCs w:val="20"/>
               </w:rPr>
@@ -2590,6 +4037,7 @@
               <w:rPr>
                 <w:b/>
                 <w:bCs/>
+                <w:color w:val="FFFFFF"/>
                 <w:sz w:val="20"/>
                 <w:szCs w:val="20"/>
               </w:rPr>
@@ -2608,6 +4056,7 @@
               <w:rPr>
                 <w:b w:val="false"/>
                 <w:bCs w:val="false"/>
+                <w:color w:val="000000"/>
                 <w:sz w:val="19"/>
                 <w:szCs w:val="19"/>
               </w:rPr>
@@ -2624,6 +4073,7 @@
               <w:rPr>
                 <w:b w:val="false"/>
                 <w:bCs w:val="false"/>
+                <w:color w:val="000000"/>
                 <w:sz w:val="19"/>
                 <w:szCs w:val="19"/>
               </w:rPr>
@@ -2640,6 +4090,7 @@
               <w:rPr>
                 <w:b w:val="false"/>
                 <w:bCs w:val="false"/>
+                <w:color w:val="000000"/>
                 <w:sz w:val="19"/>
                 <w:szCs w:val="19"/>
               </w:rPr>
@@ -2656,6 +4107,7 @@
               <w:rPr>
                 <w:b w:val="false"/>
                 <w:bCs w:val="false"/>
+                <w:color w:val="000000"/>
                 <w:sz w:val="19"/>
                 <w:szCs w:val="19"/>
               </w:rPr>
@@ -2672,6 +4124,7 @@
               <w:rPr>
                 <w:b w:val="false"/>
                 <w:bCs w:val="false"/>
+                <w:color w:val="000000"/>
                 <w:sz w:val="19"/>
                 <w:szCs w:val="19"/>
               </w:rPr>
@@ -2688,6 +4141,7 @@
               <w:rPr>
                 <w:b w:val="false"/>
                 <w:bCs w:val="false"/>
+                <w:color w:val="000000"/>
                 <w:sz w:val="19"/>
                 <w:szCs w:val="19"/>
               </w:rPr>
@@ -2706,6 +4160,7 @@
               <w:rPr>
                 <w:b w:val="false"/>
                 <w:bCs w:val="false"/>
+                <w:color w:val="000000"/>
                 <w:sz w:val="19"/>
                 <w:szCs w:val="19"/>
               </w:rPr>
@@ -2722,6 +4177,7 @@
               <w:rPr>
                 <w:b w:val="false"/>
                 <w:bCs w:val="false"/>
+                <w:color w:val="000000"/>
                 <w:sz w:val="19"/>
                 <w:szCs w:val="19"/>
               </w:rPr>
@@ -2738,6 +4194,7 @@
               <w:rPr>
                 <w:b w:val="false"/>
                 <w:bCs w:val="false"/>
+                <w:color w:val="000000"/>
                 <w:sz w:val="19"/>
                 <w:szCs w:val="19"/>
               </w:rPr>
@@ -2754,6 +4211,7 @@
               <w:rPr>
                 <w:b w:val="false"/>
                 <w:bCs w:val="false"/>
+                <w:color w:val="000000"/>
                 <w:sz w:val="19"/>
                 <w:szCs w:val="19"/>
               </w:rPr>
@@ -2770,6 +4228,7 @@
               <w:rPr>
                 <w:b w:val="false"/>
                 <w:bCs w:val="false"/>
+                <w:color w:val="000000"/>
                 <w:sz w:val="19"/>
                 <w:szCs w:val="19"/>
               </w:rPr>
@@ -2786,6 +4245,7 @@
               <w:rPr>
                 <w:b w:val="false"/>
                 <w:bCs w:val="false"/>
+                <w:color w:val="000000"/>
                 <w:sz w:val="19"/>
                 <w:szCs w:val="19"/>
               </w:rPr>
@@ -2804,6 +4264,7 @@
               <w:rPr>
                 <w:b w:val="false"/>
                 <w:bCs w:val="false"/>
+                <w:color w:val="000000"/>
                 <w:sz w:val="19"/>
                 <w:szCs w:val="19"/>
               </w:rPr>
@@ -2820,6 +4281,7 @@
               <w:rPr>
                 <w:b w:val="false"/>
                 <w:bCs w:val="false"/>
+                <w:color w:val="000000"/>
                 <w:sz w:val="19"/>
                 <w:szCs w:val="19"/>
               </w:rPr>
@@ -2836,6 +4298,7 @@
               <w:rPr>
                 <w:b w:val="false"/>
                 <w:bCs w:val="false"/>
+                <w:color w:val="000000"/>
                 <w:sz w:val="19"/>
                 <w:szCs w:val="19"/>
               </w:rPr>
@@ -2852,6 +4315,7 @@
               <w:rPr>
                 <w:b w:val="false"/>
                 <w:bCs w:val="false"/>
+                <w:color w:val="000000"/>
                 <w:sz w:val="19"/>
                 <w:szCs w:val="19"/>
               </w:rPr>
@@ -2868,6 +4332,7 @@
               <w:rPr>
                 <w:b w:val="false"/>
                 <w:bCs w:val="false"/>
+                <w:color w:val="000000"/>
                 <w:sz w:val="19"/>
                 <w:szCs w:val="19"/>
               </w:rPr>
@@ -2884,6 +4349,7 @@
               <w:rPr>
                 <w:b w:val="false"/>
                 <w:bCs w:val="false"/>
+                <w:color w:val="000000"/>
                 <w:sz w:val="19"/>
                 <w:szCs w:val="19"/>
               </w:rPr>
@@ -2902,6 +4368,7 @@
               <w:rPr>
                 <w:b w:val="false"/>
                 <w:bCs w:val="false"/>
+                <w:color w:val="000000"/>
                 <w:sz w:val="19"/>
                 <w:szCs w:val="19"/>
               </w:rPr>
@@ -2918,6 +4385,7 @@
               <w:rPr>
                 <w:b w:val="false"/>
                 <w:bCs w:val="false"/>
+                <w:color w:val="000000"/>
                 <w:sz w:val="19"/>
                 <w:szCs w:val="19"/>
               </w:rPr>
@@ -2934,6 +4402,7 @@
               <w:rPr>
                 <w:b w:val="false"/>
                 <w:bCs w:val="false"/>
+                <w:color w:val="000000"/>
                 <w:sz w:val="19"/>
                 <w:szCs w:val="19"/>
               </w:rPr>
@@ -2950,6 +4419,7 @@
               <w:rPr>
                 <w:b w:val="false"/>
                 <w:bCs w:val="false"/>
+                <w:color w:val="000000"/>
                 <w:sz w:val="19"/>
                 <w:szCs w:val="19"/>
               </w:rPr>
@@ -2966,6 +4436,7 @@
               <w:rPr>
                 <w:b w:val="false"/>
                 <w:bCs w:val="false"/>
+                <w:color w:val="000000"/>
                 <w:sz w:val="19"/>
                 <w:szCs w:val="19"/>
               </w:rPr>
@@ -2982,6 +4453,7 @@
               <w:rPr>
                 <w:b w:val="false"/>
                 <w:bCs w:val="false"/>
+                <w:color w:val="000000"/>
                 <w:sz w:val="19"/>
                 <w:szCs w:val="19"/>
               </w:rPr>
@@ -3000,6 +4472,7 @@
               <w:rPr>
                 <w:b w:val="false"/>
                 <w:bCs w:val="false"/>
+                <w:color w:val="000000"/>
                 <w:sz w:val="19"/>
                 <w:szCs w:val="19"/>
               </w:rPr>
@@ -3016,6 +4489,7 @@
               <w:rPr>
                 <w:b w:val="false"/>
                 <w:bCs w:val="false"/>
+                <w:color w:val="000000"/>
                 <w:sz w:val="19"/>
                 <w:szCs w:val="19"/>
               </w:rPr>
@@ -3032,6 +4506,7 @@
               <w:rPr>
                 <w:b w:val="false"/>
                 <w:bCs w:val="false"/>
+                <w:color w:val="000000"/>
                 <w:sz w:val="19"/>
                 <w:szCs w:val="19"/>
               </w:rPr>
@@ -3048,6 +4523,7 @@
               <w:rPr>
                 <w:b w:val="false"/>
                 <w:bCs w:val="false"/>
+                <w:color w:val="000000"/>
                 <w:sz w:val="19"/>
                 <w:szCs w:val="19"/>
               </w:rPr>
@@ -3064,6 +4540,7 @@
               <w:rPr>
                 <w:b w:val="false"/>
                 <w:bCs w:val="false"/>
+                <w:color w:val="000000"/>
                 <w:sz w:val="19"/>
                 <w:szCs w:val="19"/>
               </w:rPr>
@@ -3080,6 +4557,7 @@
               <w:rPr>
                 <w:b w:val="false"/>
                 <w:bCs w:val="false"/>
+                <w:color w:val="000000"/>
                 <w:sz w:val="19"/>
                 <w:szCs w:val="19"/>
               </w:rPr>
@@ -3098,6 +4576,7 @@
               <w:rPr>
                 <w:b w:val="false"/>
                 <w:bCs w:val="false"/>
+                <w:color w:val="000000"/>
                 <w:sz w:val="19"/>
                 <w:szCs w:val="19"/>
               </w:rPr>
@@ -3114,6 +4593,7 @@
               <w:rPr>
                 <w:b w:val="false"/>
                 <w:bCs w:val="false"/>
+                <w:color w:val="000000"/>
                 <w:sz w:val="19"/>
                 <w:szCs w:val="19"/>
               </w:rPr>
@@ -3130,6 +4610,7 @@
               <w:rPr>
                 <w:b w:val="false"/>
                 <w:bCs w:val="false"/>
+                <w:color w:val="000000"/>
                 <w:sz w:val="19"/>
                 <w:szCs w:val="19"/>
               </w:rPr>
@@ -3146,6 +4627,7 @@
               <w:rPr>
                 <w:b w:val="false"/>
                 <w:bCs w:val="false"/>
+                <w:color w:val="000000"/>
                 <w:sz w:val="19"/>
                 <w:szCs w:val="19"/>
               </w:rPr>
@@ -3162,6 +4644,7 @@
               <w:rPr>
                 <w:b w:val="false"/>
                 <w:bCs w:val="false"/>
+                <w:color w:val="000000"/>
                 <w:sz w:val="19"/>
                 <w:szCs w:val="19"/>
               </w:rPr>
@@ -3178,6 +4661,7 @@
               <w:rPr>
                 <w:b w:val="false"/>
                 <w:bCs w:val="false"/>
+                <w:color w:val="000000"/>
                 <w:sz w:val="19"/>
                 <w:szCs w:val="19"/>
               </w:rPr>
@@ -3196,6 +4680,7 @@
               <w:rPr>
                 <w:b w:val="false"/>
                 <w:bCs w:val="false"/>
+                <w:color w:val="000000"/>
                 <w:sz w:val="19"/>
                 <w:szCs w:val="19"/>
               </w:rPr>
@@ -3212,6 +4697,7 @@
               <w:rPr>
                 <w:b w:val="false"/>
                 <w:bCs w:val="false"/>
+                <w:color w:val="000000"/>
                 <w:sz w:val="19"/>
                 <w:szCs w:val="19"/>
               </w:rPr>
@@ -3228,6 +4714,7 @@
               <w:rPr>
                 <w:b w:val="false"/>
                 <w:bCs w:val="false"/>
+                <w:color w:val="000000"/>
                 <w:sz w:val="19"/>
                 <w:szCs w:val="19"/>
               </w:rPr>
@@ -3244,6 +4731,7 @@
               <w:rPr>
                 <w:b w:val="false"/>
                 <w:bCs w:val="false"/>
+                <w:color w:val="000000"/>
                 <w:sz w:val="19"/>
                 <w:szCs w:val="19"/>
               </w:rPr>
@@ -3260,6 +4748,7 @@
               <w:rPr>
                 <w:b w:val="false"/>
                 <w:bCs w:val="false"/>
+                <w:color w:val="000000"/>
                 <w:sz w:val="19"/>
                 <w:szCs w:val="19"/>
               </w:rPr>
@@ -3276,6 +4765,7 @@
               <w:rPr>
                 <w:b w:val="false"/>
                 <w:bCs w:val="false"/>
+                <w:color w:val="000000"/>
                 <w:sz w:val="19"/>
                 <w:szCs w:val="19"/>
               </w:rPr>
@@ -3294,6 +4784,7 @@
               <w:rPr>
                 <w:b w:val="false"/>
                 <w:bCs w:val="false"/>
+                <w:color w:val="000000"/>
                 <w:sz w:val="19"/>
                 <w:szCs w:val="19"/>
               </w:rPr>
@@ -3310,6 +4801,7 @@
               <w:rPr>
                 <w:b w:val="false"/>
                 <w:bCs w:val="false"/>
+                <w:color w:val="000000"/>
                 <w:sz w:val="19"/>
                 <w:szCs w:val="19"/>
               </w:rPr>
@@ -3326,6 +4818,7 @@
               <w:rPr>
                 <w:b w:val="false"/>
                 <w:bCs w:val="false"/>
+                <w:color w:val="000000"/>
                 <w:sz w:val="19"/>
                 <w:szCs w:val="19"/>
               </w:rPr>
@@ -3342,6 +4835,7 @@
               <w:rPr>
                 <w:b w:val="false"/>
                 <w:bCs w:val="false"/>
+                <w:color w:val="000000"/>
                 <w:sz w:val="19"/>
                 <w:szCs w:val="19"/>
               </w:rPr>
@@ -3358,6 +4852,7 @@
               <w:rPr>
                 <w:b w:val="false"/>
                 <w:bCs w:val="false"/>
+                <w:color w:val="000000"/>
                 <w:sz w:val="19"/>
                 <w:szCs w:val="19"/>
               </w:rPr>
@@ -3374,6 +4869,7 @@
               <w:rPr>
                 <w:b w:val="false"/>
                 <w:bCs w:val="false"/>
+                <w:color w:val="000000"/>
                 <w:sz w:val="19"/>
                 <w:szCs w:val="19"/>
               </w:rPr>
@@ -3392,6 +4888,7 @@
               <w:rPr>
                 <w:b w:val="false"/>
                 <w:bCs w:val="false"/>
+                <w:color w:val="000000"/>
                 <w:sz w:val="19"/>
                 <w:szCs w:val="19"/>
               </w:rPr>
@@ -3408,6 +4905,7 @@
               <w:rPr>
                 <w:b w:val="false"/>
                 <w:bCs w:val="false"/>
+                <w:color w:val="000000"/>
                 <w:sz w:val="19"/>
                 <w:szCs w:val="19"/>
               </w:rPr>
@@ -3424,6 +4922,7 @@
               <w:rPr>
                 <w:b w:val="false"/>
                 <w:bCs w:val="false"/>
+                <w:color w:val="000000"/>
                 <w:sz w:val="19"/>
                 <w:szCs w:val="19"/>
               </w:rPr>
@@ -3440,6 +4939,7 @@
               <w:rPr>
                 <w:b w:val="false"/>
                 <w:bCs w:val="false"/>
+                <w:color w:val="000000"/>
                 <w:sz w:val="19"/>
                 <w:szCs w:val="19"/>
               </w:rPr>
@@ -3456,6 +4956,7 @@
               <w:rPr>
                 <w:b w:val="false"/>
                 <w:bCs w:val="false"/>
+                <w:color w:val="000000"/>
                 <w:sz w:val="19"/>
                 <w:szCs w:val="19"/>
               </w:rPr>
@@ -3472,6 +4973,7 @@
               <w:rPr>
                 <w:b w:val="false"/>
                 <w:bCs w:val="false"/>
+                <w:color w:val="000000"/>
                 <w:sz w:val="19"/>
                 <w:szCs w:val="19"/>
               </w:rPr>
@@ -3490,6 +4992,7 @@
               <w:rPr>
                 <w:b w:val="false"/>
                 <w:bCs w:val="false"/>
+                <w:color w:val="000000"/>
                 <w:sz w:val="19"/>
                 <w:szCs w:val="19"/>
               </w:rPr>
@@ -3506,6 +5009,7 @@
               <w:rPr>
                 <w:b w:val="false"/>
                 <w:bCs w:val="false"/>
+                <w:color w:val="000000"/>
                 <w:sz w:val="19"/>
                 <w:szCs w:val="19"/>
               </w:rPr>
@@ -3522,6 +5026,7 @@
               <w:rPr>
                 <w:b w:val="false"/>
                 <w:bCs w:val="false"/>
+                <w:color w:val="000000"/>
                 <w:sz w:val="19"/>
                 <w:szCs w:val="19"/>
               </w:rPr>
@@ -3538,6 +5043,7 @@
               <w:rPr>
                 <w:b w:val="false"/>
                 <w:bCs w:val="false"/>
+                <w:color w:val="000000"/>
                 <w:sz w:val="19"/>
                 <w:szCs w:val="19"/>
               </w:rPr>
@@ -3554,6 +5060,7 @@
               <w:rPr>
                 <w:b w:val="false"/>
                 <w:bCs w:val="false"/>
+                <w:color w:val="000000"/>
                 <w:sz w:val="19"/>
                 <w:szCs w:val="19"/>
               </w:rPr>
@@ -3570,6 +5077,7 @@
               <w:rPr>
                 <w:b w:val="false"/>
                 <w:bCs w:val="false"/>
+                <w:color w:val="000000"/>
                 <w:sz w:val="19"/>
                 <w:szCs w:val="19"/>
               </w:rPr>
@@ -3590,21 +5098,7 @@
         <w:spacing w:after="80" w:before="300"/>
       </w:pPr>
       <w:r>
-        <w:t xml:space="preserve">4.3 Adding a New Ticker</w:t>
-      </w:r>
-    </w:p>
-    <w:p>
-      <w:pPr>
-        <w:spacing w:after="80"/>
-      </w:pPr>
-      <w:r>
-        <w:rPr>
-          <w:b w:val="false"/>
-          <w:bCs w:val="false"/>
-          <w:sz w:val="22"/>
-          <w:szCs w:val="22"/>
-        </w:rPr>
-        <w:t xml:space="preserve">Step 1 — Edit tickers.json on the server:</w:t>
+        <w:t xml:space="preserve">5.2 Adding a New Ticker</w:t>
       </w:r>
     </w:p>
     <w:p>
@@ -3620,7 +5114,7 @@
           <w:szCs w:val="20"/>
           <w:shd w:fill="F2F2F2" w:color="F2F2F2" w:val="solid"/>
         </w:rPr>
-        <w:t xml:space="preserve">nano /root/trading/main\ account/tickers.json</w:t>
+        <w:t xml:space="preserve">nano '/root/trading/main account/tickers.json'</w:t>
       </w:r>
     </w:p>
     <w:p>
@@ -3662,20 +5156,6 @@
     </w:p>
     <w:p>
       <w:pPr>
-        <w:spacing w:after="80"/>
-      </w:pPr>
-      <w:r>
-        <w:rPr>
-          <w:b w:val="false"/>
-          <w:bCs w:val="false"/>
-          <w:sz w:val="22"/>
-          <w:szCs w:val="22"/>
-        </w:rPr>
-        <w:t xml:space="preserve">Step 2 — Restart the agent:</w:t>
-      </w:r>
-    </w:p>
-    <w:p>
-      <w:pPr>
         <w:spacing w:after="60" w:before="60"/>
         <w:ind w:left="360"/>
       </w:pPr>
@@ -3692,20 +5172,6 @@
     </w:p>
     <w:p>
       <w:pPr>
-        <w:spacing w:after="80"/>
-      </w:pPr>
-      <w:r>
-        <w:rPr>
-          <w:b w:val="false"/>
-          <w:bCs w:val="false"/>
-          <w:sz w:val="22"/>
-          <w:szCs w:val="22"/>
-        </w:rPr>
-        <w:t xml:space="preserve">Step 3 — Verify it appears in logs:</w:t>
-      </w:r>
-    </w:p>
-    <w:p>
-      <w:pPr>
         <w:spacing w:after="60" w:before="60"/>
         <w:ind w:left="360"/>
       </w:pPr>
@@ -3717,7 +5183,7 @@
           <w:szCs w:val="20"/>
           <w:shd w:fill="F2F2F2" w:color="F2F2F2" w:val="solid"/>
         </w:rPr>
-        <w:t xml:space="preserve">tail -f /root/trading/main\ account/trading_agent.log</w:t>
+        <w:t xml:space="preserve">tail -f '/root/trading/main account/trading_agent.log'</w:t>
       </w:r>
     </w:p>
     <w:p>
@@ -3726,7 +5192,7 @@
         <w:spacing w:after="80" w:before="300"/>
       </w:pPr>
       <w:r>
-        <w:t xml:space="preserve">4.4 Start / Stop / Restart</w:t>
+        <w:t xml:space="preserve">5.3 Start / Stop / Restart</w:t>
       </w:r>
     </w:p>
     <w:p>
@@ -3779,6 +5245,37 @@
     </w:p>
     <w:p>
       <w:pPr>
+        <w:pBdr>
+          <w:bottom w:val="single" w:color="auto" w:sz="6" w:space="1"/>
+        </w:pBdr>
+        <w:spacing w:after="200" w:before="200"/>
+      </w:pPr>
+    </w:p>
+    <w:p>
+      <w:pPr>
+        <w:pStyle w:val="Heading1"/>
+        <w:spacing w:after="100" w:before="400"/>
+      </w:pPr>
+      <w:r>
+        <w:t xml:space="preserve">6. Capitol Copier (bot.py)</w:t>
+      </w:r>
+    </w:p>
+    <w:p>
+      <w:pPr>
+        <w:spacing w:after="80"/>
+      </w:pPr>
+      <w:r>
+        <w:rPr>
+          <w:b w:val="false"/>
+          <w:bCs w:val="false"/>
+          <w:sz w:val="22"/>
+          <w:szCs w:val="22"/>
+        </w:rPr>
+        <w:t xml:space="preserve">Mirrors politician trades via the Capitol Trades API. Polls every 30 minutes via cron. Log: /root/trading/capitol_copier/capitol_copier.log</w:t>
+      </w:r>
+    </w:p>
+    <w:p>
+      <w:pPr>
         <w:spacing w:after="60" w:before="60"/>
         <w:ind w:left="360"/>
       </w:pPr>
@@ -3790,93 +5287,7 @@
           <w:szCs w:val="20"/>
           <w:shd w:fill="F2F2F2" w:color="F2F2F2" w:val="solid"/>
         </w:rPr>
-        <w:t xml:space="preserve">systemctl status trading_agent -n 30</w:t>
-      </w:r>
-    </w:p>
-    <w:p>
-      <w:pPr>
-        <w:pStyle w:val="Heading2"/>
-        <w:spacing w:after="80" w:before="300"/>
-      </w:pPr>
-      <w:r>
-        <w:t xml:space="preserve">4.5 Ladder Logic</w:t>
-      </w:r>
-    </w:p>
-    <w:p>
-      <w:pPr>
-        <w:spacing w:after="80"/>
-      </w:pPr>
-      <w:r>
-        <w:rPr>
-          <w:b w:val="false"/>
-          <w:bCs w:val="false"/>
-          <w:sz w:val="22"/>
-          <w:szCs w:val="22"/>
-        </w:rPr>
-        <w:t xml:space="preserve">When ladder_enabled = true, the agent scales out of the position in increments as the trailing stop rises, rather than exiting all shares at once. Each ladder rung sells a partial lot, locking in profits progressively.</w:t>
-      </w:r>
-    </w:p>
-    <w:p>
-      <w:pPr>
-        <w:pBdr>
-          <w:bottom w:val="single" w:color="auto" w:sz="6" w:space="1"/>
-        </w:pBdr>
-        <w:spacing w:after="200" w:before="200"/>
-      </w:pPr>
-    </w:p>
-    <w:p>
-      <w:pPr>
-        <w:pStyle w:val="Heading1"/>
-        <w:spacing w:after="100" w:before="400"/>
-      </w:pPr>
-      <w:r>
-        <w:t xml:space="preserve">5. Capitol Copier (bot.py)</w:t>
-      </w:r>
-    </w:p>
-    <w:p>
-      <w:pPr>
-        <w:pStyle w:val="Heading2"/>
-        <w:spacing w:after="80" w:before="300"/>
-      </w:pPr>
-      <w:r>
-        <w:t xml:space="preserve">5.1 Overview</w:t>
-      </w:r>
-    </w:p>
-    <w:p>
-      <w:pPr>
-        <w:spacing w:after="80"/>
-      </w:pPr>
-      <w:r>
-        <w:rPr>
-          <w:b w:val="false"/>
-          <w:bCs w:val="false"/>
-          <w:sz w:val="22"/>
-          <w:szCs w:val="22"/>
-        </w:rPr>
-        <w:t xml:space="preserve">Mirrors politician trades via the Capitol Trades API. Polls every 30 minutes via cron. Uses AGENT Alpaca credentials. Log: /root/trading/capitol_copier/capitol_copier.log</w:t>
-      </w:r>
-    </w:p>
-    <w:p>
-      <w:pPr>
-        <w:pStyle w:val="Heading2"/>
-        <w:spacing w:after="80" w:before="300"/>
-      </w:pPr>
-      <w:r>
-        <w:t xml:space="preserve">5.2 Cron Schedule</w:t>
-      </w:r>
-    </w:p>
-    <w:p>
-      <w:pPr>
-        <w:spacing w:after="80"/>
-      </w:pPr>
-      <w:r>
-        <w:rPr>
-          <w:b w:val="false"/>
-          <w:bCs w:val="false"/>
-          <w:sz w:val="22"/>
-          <w:szCs w:val="22"/>
-        </w:rPr>
-        <w:t xml:space="preserve">View active cron jobs on server:</w:t>
+        <w:t xml:space="preserve">crontab -l</w:t>
       </w:r>
     </w:p>
     <w:p>
@@ -3892,7 +5303,24 @@
           <w:szCs w:val="20"/>
           <w:shd w:fill="F2F2F2" w:color="F2F2F2" w:val="solid"/>
         </w:rPr>
-        <w:t xml:space="preserve">crontab -l</w:t>
+        <w:t xml:space="preserve">*/30 * * * * /root/trading/.venv/bin/python /root/trading/capitol_copier/bot.py &gt;&gt; /root/trading/capitol_copier/capitol_copier.log 2&gt;&amp;1</w:t>
+      </w:r>
+    </w:p>
+    <w:p>
+      <w:pPr>
+        <w:pBdr>
+          <w:bottom w:val="single" w:color="auto" w:sz="6" w:space="1"/>
+        </w:pBdr>
+        <w:spacing w:after="200" w:before="200"/>
+      </w:pPr>
+    </w:p>
+    <w:p>
+      <w:pPr>
+        <w:pStyle w:val="Heading1"/>
+        <w:spacing w:after="100" w:before="400"/>
+      </w:pPr>
+      <w:r>
+        <w:t xml:space="preserve">7. Market Close Summary Email</w:t>
       </w:r>
     </w:p>
     <w:p>
@@ -3906,7 +5334,21 @@
           <w:sz w:val="22"/>
           <w:szCs w:val="22"/>
         </w:rPr>
-        <w:t xml:space="preserve">Expected entry:</w:t>
+        <w:t xml:space="preserve">Runs at 4:05 PM ET on weekdays via cron. Sends HTML email to maz.zabaneh@gmail.com.</w:t>
+      </w:r>
+    </w:p>
+    <w:p>
+      <w:pPr>
+        <w:spacing w:after="80"/>
+      </w:pPr>
+      <w:r>
+        <w:rPr>
+          <w:b w:val="false"/>
+          <w:bCs w:val="false"/>
+          <w:sz w:val="22"/>
+          <w:szCs w:val="22"/>
+        </w:rPr>
+        <w:t xml:space="preserve">Script: main account/market_close_email.py</w:t>
       </w:r>
     </w:p>
     <w:p>
@@ -3922,33 +5364,7 @@
           <w:szCs w:val="20"/>
           <w:shd w:fill="F2F2F2" w:color="F2F2F2" w:val="solid"/>
         </w:rPr>
-        <w:t xml:space="preserve">*/30 * * * * /root/trading/.venv/bin/python /root/trading/capitol_copier/bot.py &gt;&gt; /root/trading/capitol_copier/capitol_copier.log 2&gt;&amp;1</w:t>
-      </w:r>
-    </w:p>
-    <w:p>
-      <w:pPr>
-        <w:pBdr>
-          <w:bottom w:val="single" w:color="auto" w:sz="6" w:space="1"/>
-        </w:pBdr>
-        <w:spacing w:after="200" w:before="200"/>
-      </w:pPr>
-    </w:p>
-    <w:p>
-      <w:pPr>
-        <w:pStyle w:val="Heading1"/>
-        <w:spacing w:after="100" w:before="400"/>
-      </w:pPr>
-      <w:r>
-        <w:t xml:space="preserve">6. Market Close Summary Email</w:t>
-      </w:r>
-    </w:p>
-    <w:p>
-      <w:pPr>
-        <w:pStyle w:val="Heading2"/>
-        <w:spacing w:after="80" w:before="300"/>
-      </w:pPr>
-      <w:r>
-        <w:t xml:space="preserve">6.1 Overview</w:t>
+        <w:t xml:space="preserve">5 20 * * 1-5 /root/trading/.venv/bin/python '/root/trading/main account/market_close_email.py' &gt;&gt; /root/trading/market_close.log 2&gt;&amp;1</w:t>
       </w:r>
     </w:p>
     <w:p>
@@ -3962,30 +5378,7 @@
           <w:sz w:val="22"/>
           <w:szCs w:val="22"/>
         </w:rPr>
-        <w:t xml:space="preserve">Runs at 4:05 PM ET on weekdays via cron. Sends an HTML email to maz.zabaneh@gmail.com covering: account equity/cash/buying power, NVDA and XLE prices, V18 agent state and leg prices, trailing stop status.</w:t>
-      </w:r>
-    </w:p>
-    <w:p>
-      <w:pPr>
-        <w:spacing w:after="80"/>
-      </w:pPr>
-      <w:r>
-        <w:rPr>
-          <w:b w:val="false"/>
-          <w:bCs w:val="false"/>
-          <w:sz w:val="22"/>
-          <w:szCs w:val="22"/>
-        </w:rPr>
-        <w:t xml:space="preserve">Script: main account/market_close_email.py</w:t>
-      </w:r>
-    </w:p>
-    <w:p>
-      <w:pPr>
-        <w:pStyle w:val="Heading2"/>
-        <w:spacing w:after="80" w:before="300"/>
-      </w:pPr>
-      <w:r>
-        <w:t xml:space="preserve">6.2 Cron Entry</w:t>
+        <w:t xml:space="preserve">Manual trigger:</w:t>
       </w:r>
     </w:p>
     <w:p>
@@ -4001,31 +5394,6 @@
           <w:szCs w:val="20"/>
           <w:shd w:fill="F2F2F2" w:color="F2F2F2" w:val="solid"/>
         </w:rPr>
-        <w:t xml:space="preserve">5 20 * * 1-5 /root/trading/.venv/bin/python '/root/trading/main account/market_close_email.py' &gt;&gt; /root/trading/market_close.log 2&gt;&amp;1</w:t>
-      </w:r>
-    </w:p>
-    <w:p>
-      <w:pPr>
-        <w:pStyle w:val="Heading2"/>
-        <w:spacing w:after="80" w:before="300"/>
-      </w:pPr>
-      <w:r>
-        <w:t xml:space="preserve">6.3 Manual Send</w:t>
-      </w:r>
-    </w:p>
-    <w:p>
-      <w:pPr>
-        <w:spacing w:after="60" w:before="60"/>
-        <w:ind w:left="360"/>
-      </w:pPr>
-      <w:r>
-        <w:rPr>
-          <w:rFonts w:ascii="Courier New" w:cs="Courier New" w:eastAsia="Courier New" w:hAnsi="Courier New"/>
-          <w:color w:val="1F497D"/>
-          <w:sz w:val="20"/>
-          <w:szCs w:val="20"/>
-          <w:shd w:fill="F2F2F2" w:color="F2F2F2" w:val="solid"/>
-        </w:rPr>
         <w:t xml:space="preserve">cd /root/trading &amp;&amp; .venv/bin/python 'main account/market_close_email.py'</w:t>
       </w:r>
     </w:p>
@@ -4043,16 +5411,7 @@
         <w:spacing w:after="100" w:before="400"/>
       </w:pPr>
       <w:r>
-        <w:t xml:space="preserve">7. Environment &amp; Credentials</w:t>
-      </w:r>
-    </w:p>
-    <w:p>
-      <w:pPr>
-        <w:pStyle w:val="Heading2"/>
-        <w:spacing w:after="80" w:before="300"/>
-      </w:pPr>
-      <w:r>
-        <w:t xml:space="preserve">7.1 .env File Location</w:t>
+        <w:t xml:space="preserve">8. Environment &amp; Credentials</w:t>
       </w:r>
     </w:p>
     <w:p>
@@ -4066,30 +5425,7 @@
           <w:sz w:val="22"/>
           <w:szCs w:val="22"/>
         </w:rPr>
-        <w:t xml:space="preserve">On server: /root/trading/.env</w:t>
-      </w:r>
-    </w:p>
-    <w:p>
-      <w:pPr>
-        <w:spacing w:after="80"/>
-      </w:pPr>
-      <w:r>
-        <w:rPr>
-          <w:b w:val="false"/>
-          <w:bCs w:val="false"/>
-          <w:sz w:val="22"/>
-          <w:szCs w:val="22"/>
-        </w:rPr>
-        <w:t xml:space="preserve">On Windows: C:\Users\mazza\trading\.env</w:t>
-      </w:r>
-    </w:p>
-    <w:p>
-      <w:pPr>
-        <w:pStyle w:val="Heading2"/>
-        <w:spacing w:after="80" w:before="300"/>
-      </w:pPr>
-      <w:r>
-        <w:t xml:space="preserve">7.2 Required Keys</w:t>
+        <w:t xml:space="preserve">On server: /root/trading/.env  |  On Windows: C:\Users\mazza\trading\.env</w:t>
       </w:r>
     </w:p>
     <w:tbl>
@@ -4119,6 +5455,7 @@
               <w:rPr>
                 <w:b/>
                 <w:bCs/>
+                <w:color w:val="FFFFFF"/>
                 <w:sz w:val="20"/>
                 <w:szCs w:val="20"/>
               </w:rPr>
@@ -4136,6 +5473,7 @@
               <w:rPr>
                 <w:b/>
                 <w:bCs/>
+                <w:color w:val="FFFFFF"/>
                 <w:sz w:val="20"/>
                 <w:szCs w:val="20"/>
               </w:rPr>
@@ -4154,6 +5492,7 @@
               <w:rPr>
                 <w:b w:val="false"/>
                 <w:bCs w:val="false"/>
+                <w:color w:val="000000"/>
                 <w:sz w:val="19"/>
                 <w:szCs w:val="19"/>
               </w:rPr>
@@ -4170,6 +5509,7 @@
               <w:rPr>
                 <w:b w:val="false"/>
                 <w:bCs w:val="false"/>
+                <w:color w:val="000000"/>
                 <w:sz w:val="19"/>
                 <w:szCs w:val="19"/>
               </w:rPr>
@@ -4188,6 +5528,7 @@
               <w:rPr>
                 <w:b w:val="false"/>
                 <w:bCs w:val="false"/>
+                <w:color w:val="000000"/>
                 <w:sz w:val="19"/>
                 <w:szCs w:val="19"/>
               </w:rPr>
@@ -4204,6 +5545,7 @@
               <w:rPr>
                 <w:b w:val="false"/>
                 <w:bCs w:val="false"/>
+                <w:color w:val="000000"/>
                 <w:sz w:val="19"/>
                 <w:szCs w:val="19"/>
               </w:rPr>
@@ -4222,6 +5564,7 @@
               <w:rPr>
                 <w:b w:val="false"/>
                 <w:bCs w:val="false"/>
+                <w:color w:val="000000"/>
                 <w:sz w:val="19"/>
                 <w:szCs w:val="19"/>
               </w:rPr>
@@ -4238,6 +5581,7 @@
               <w:rPr>
                 <w:b w:val="false"/>
                 <w:bCs w:val="false"/>
+                <w:color w:val="000000"/>
                 <w:sz w:val="19"/>
                 <w:szCs w:val="19"/>
               </w:rPr>
@@ -4256,6 +5600,7 @@
               <w:rPr>
                 <w:b w:val="false"/>
                 <w:bCs w:val="false"/>
+                <w:color w:val="000000"/>
                 <w:sz w:val="19"/>
                 <w:szCs w:val="19"/>
               </w:rPr>
@@ -4272,6 +5617,7 @@
               <w:rPr>
                 <w:b w:val="false"/>
                 <w:bCs w:val="false"/>
+                <w:color w:val="000000"/>
                 <w:sz w:val="19"/>
                 <w:szCs w:val="19"/>
               </w:rPr>
@@ -4290,6 +5636,7 @@
               <w:rPr>
                 <w:b w:val="false"/>
                 <w:bCs w:val="false"/>
+                <w:color w:val="000000"/>
                 <w:sz w:val="19"/>
                 <w:szCs w:val="19"/>
               </w:rPr>
@@ -4306,6 +5653,7 @@
               <w:rPr>
                 <w:b w:val="false"/>
                 <w:bCs w:val="false"/>
+                <w:color w:val="000000"/>
                 <w:sz w:val="19"/>
                 <w:szCs w:val="19"/>
               </w:rPr>
@@ -4314,6 +5662,42 @@
           </w:p>
         </w:tc>
       </w:tr>
+      <w:tr>
+        <w:tc>
+          <w:tcPr>
+            <w:tcW w:type="dxa" w:w="4500"/>
+          </w:tcPr>
+          <w:p>
+            <w:r>
+              <w:rPr>
+                <w:b w:val="false"/>
+                <w:bCs w:val="false"/>
+                <w:color w:val="000000"/>
+                <w:sz w:val="19"/>
+                <w:szCs w:val="19"/>
+              </w:rPr>
+              <w:t xml:space="preserve">ANTHROPIC_API_KEY</w:t>
+            </w:r>
+          </w:p>
+        </w:tc>
+        <w:tc>
+          <w:tcPr>
+            <w:tcW w:type="dxa" w:w="4500"/>
+          </w:tcPr>
+          <w:p>
+            <w:r>
+              <w:rPr>
+                <w:b w:val="false"/>
+                <w:bCs w:val="false"/>
+                <w:color w:val="000000"/>
+                <w:sz w:val="19"/>
+                <w:szCs w:val="19"/>
+              </w:rPr>
+              <w:t xml:space="preserve">Claude Code CLI on the droplet</w:t>
+            </w:r>
+          </w:p>
+        </w:tc>
+      </w:tr>
     </w:tbl>
     <w:p>
       <w:pPr>
@@ -4322,11 +5706,16 @@
     </w:p>
     <w:p>
       <w:pPr>
-        <w:pStyle w:val="Heading2"/>
-        <w:spacing w:after="80" w:before="300"/>
-      </w:pPr>
-      <w:r>
-        <w:t xml:space="preserve">7.3 Install Python Dependencies</w:t>
+        <w:spacing w:after="80"/>
+      </w:pPr>
+      <w:r>
+        <w:rPr>
+          <w:b w:val="false"/>
+          <w:bCs w:val="false"/>
+          <w:sz w:val="22"/>
+          <w:szCs w:val="22"/>
+        </w:rPr>
+        <w:t xml:space="preserve">Install Python dependencies:</w:t>
       </w:r>
     </w:p>
     <w:p>
@@ -4359,16 +5748,7 @@
         <w:spacing w:after="100" w:before="400"/>
       </w:pPr>
       <w:r>
-        <w:t xml:space="preserve">8. GitHub Workflow</w:t>
-      </w:r>
-    </w:p>
-    <w:p>
-      <w:pPr>
-        <w:pStyle w:val="Heading2"/>
-        <w:spacing w:after="80" w:before="300"/>
-      </w:pPr>
-      <w:r>
-        <w:t xml:space="preserve">8.1 Repo</w:t>
+        <w:t xml:space="preserve">9. GitHub Workflow</w:t>
       </w:r>
     </w:p>
     <w:p>
@@ -4382,21 +5762,7 @@
           <w:sz w:val="22"/>
           <w:szCs w:val="22"/>
         </w:rPr>
-        <w:t xml:space="preserve">https://github.com/Maz-Personal/claude</w:t>
-      </w:r>
-    </w:p>
-    <w:p>
-      <w:pPr>
-        <w:spacing w:after="80"/>
-      </w:pPr>
-      <w:r>
-        <w:rPr>
-          <w:b w:val="false"/>
-          <w:bCs w:val="false"/>
-          <w:sz w:val="22"/>
-          <w:szCs w:val="22"/>
-        </w:rPr>
-        <w:t xml:space="preserve">All scripts, configs, and scheduled routines are version-controlled here.</w:t>
+        <w:t xml:space="preserve">Repo: https://github.com/Maz-Personal/claude</w:t>
       </w:r>
     </w:p>
     <w:p>
@@ -4405,7 +5771,7 @@
         <w:spacing w:after="80" w:before="300"/>
       </w:pPr>
       <w:r>
-        <w:t xml:space="preserve">8.2 Push Changes from Windows</w:t>
+        <w:t xml:space="preserve">9.1 Push from Windows</w:t>
       </w:r>
     </w:p>
     <w:p>
@@ -4453,7 +5819,7 @@
           <w:szCs w:val="20"/>
           <w:shd w:fill="F2F2F2" w:color="F2F2F2" w:val="solid"/>
         </w:rPr>
-        <w:t xml:space="preserve">git commit -m "description of changes"</w:t>
+        <w:t xml:space="preserve">git commit -m "description"</w:t>
       </w:r>
     </w:p>
     <w:p>
@@ -4478,7 +5844,7 @@
         <w:spacing w:after="80" w:before="300"/>
       </w:pPr>
       <w:r>
-        <w:t xml:space="preserve">8.3 Pull Latest to DigitalOcean</w:t>
+        <w:t xml:space="preserve">9.2 Pull to DigitalOcean</w:t>
       </w:r>
     </w:p>
     <w:p>
@@ -4515,20 +5881,6 @@
     </w:p>
     <w:p>
       <w:pPr>
-        <w:spacing w:after="80"/>
-      </w:pPr>
-      <w:r>
-        <w:rPr>
-          <w:b w:val="false"/>
-          <w:bCs w:val="false"/>
-          <w:sz w:val="22"/>
-          <w:szCs w:val="22"/>
-        </w:rPr>
-        <w:t xml:space="preserve">Then restart affected service:</w:t>
-      </w:r>
-    </w:p>
-    <w:p>
-      <w:pPr>
         <w:spacing w:after="60" w:before="60"/>
         <w:ind w:left="360"/>
       </w:pPr>
@@ -4549,7 +5901,7 @@
         <w:spacing w:after="80" w:before="300"/>
       </w:pPr>
       <w:r>
-        <w:t xml:space="preserve">8.4 Adding a New Options Play (V18 Agent)</w:t>
+        <w:t xml:space="preserve">9.3 Adding a New Options Play</w:t>
       </w:r>
     </w:p>
     <w:p>
@@ -4566,7 +5918,7 @@
           <w:sz w:val="22"/>
           <w:szCs w:val="22"/>
         </w:rPr>
-        <w:t xml:space="preserve">Step 1: Update NVDA_LONG_STRIKE, NVDA_SHORT_STRIKE, XLE_LONG_STRIKE, XLE_SHORT_STRIKE, NVDA_THESIS_BREAK, XLE_THESIS_BREAK, NVDA_QTY, XLE_QTY in v18_agent.py</w:t>
+        <w:t xml:space="preserve">Step 1: Update strikes, thesis breaks, and quantities in v18_agent.py (lines ~210–230)</w:t>
       </w:r>
     </w:p>
     <w:p>
@@ -4583,7 +5935,7 @@
           <w:sz w:val="22"/>
           <w:szCs w:val="22"/>
         </w:rPr>
-        <w:t xml:space="preserve">Step 2: ExpiryManager will auto-detect the nearest Friday ≥ 4 DTE — no manual date change needed</w:t>
+        <w:t xml:space="preserve">Step 2: ExpiryManager auto-detects next Friday ≥ 4 DTE — no manual date change needed</w:t>
       </w:r>
     </w:p>
     <w:p>
@@ -4617,7 +5969,7 @@
           <w:sz w:val="22"/>
           <w:szCs w:val="22"/>
         </w:rPr>
-        <w:t xml:space="preserve">Step 4: Pull to server and restart systemctl restart v18_agent</w:t>
+        <w:t xml:space="preserve">Step 4: Pull to server: git pull origin master</w:t>
       </w:r>
     </w:p>
     <w:p>
@@ -4634,7 +5986,24 @@
           <w:sz w:val="22"/>
           <w:szCs w:val="22"/>
         </w:rPr>
-        <w:t xml:space="preserve">Step 5: Confirm in log: 'Expiry auto-detected: YYYY-MM-DD (N DTE)'</w:t>
+        <w:t xml:space="preserve">Step 5: systemctl restart v18_agent</w:t>
+      </w:r>
+    </w:p>
+    <w:p>
+      <w:pPr>
+        <w:pStyle w:val="ListParagraph"/>
+        <w:numPr>
+          <w:ilvl w:val="0"/>
+          <w:numId w:val="1"/>
+        </w:numPr>
+        <w:spacing w:after="60"/>
+      </w:pPr>
+      <w:r>
+        <w:rPr>
+          <w:sz w:val="22"/>
+          <w:szCs w:val="22"/>
+        </w:rPr>
+        <w:t xml:space="preserve">Step 6: Confirm: tail -f '/root/trading/main account/v18_agent.log'</w:t>
       </w:r>
     </w:p>
     <w:p>
@@ -4651,7 +6020,7 @@
         <w:spacing w:after="100" w:before="400"/>
       </w:pPr>
       <w:r>
-        <w:t xml:space="preserve">9. Monitoring &amp; Troubleshooting</w:t>
+        <w:t xml:space="preserve">10. Monitoring &amp; Troubleshooting</w:t>
       </w:r>
     </w:p>
     <w:p>
@@ -4660,7 +6029,7 @@
         <w:spacing w:after="80" w:before="300"/>
       </w:pPr>
       <w:r>
-        <w:t xml:space="preserve">9.1 Check All Services at Once</w:t>
+        <w:t xml:space="preserve">10.1 Check All Services</w:t>
       </w:r>
     </w:p>
     <w:p>
@@ -4685,7 +6054,7 @@
         <w:spacing w:after="80" w:before="300"/>
       </w:pPr>
       <w:r>
-        <w:t xml:space="preserve">9.2 Check Server Resources</w:t>
+        <w:t xml:space="preserve">10.2 Server Resources</w:t>
       </w:r>
     </w:p>
     <w:p>
@@ -4710,21 +6079,7 @@
         <w:spacing w:after="80" w:before="300"/>
       </w:pPr>
       <w:r>
-        <w:t xml:space="preserve">9.3 Kill Stale Process</w:t>
-      </w:r>
-    </w:p>
-    <w:p>
-      <w:pPr>
-        <w:spacing w:after="80"/>
-      </w:pPr>
-      <w:r>
-        <w:rPr>
-          <w:b w:val="false"/>
-          <w:bCs w:val="false"/>
-          <w:sz w:val="22"/>
-          <w:szCs w:val="22"/>
-        </w:rPr>
-        <w:t xml:space="preserve">If a script is running outside systemd (e.g., left over from manual test):</w:t>
+        <w:t xml:space="preserve">10.3 Kill Stale Process</w:t>
       </w:r>
     </w:p>
     <w:p>
@@ -4765,7 +6120,7 @@
         <w:spacing w:after="80" w:before="300"/>
       </w:pPr>
       <w:r>
-        <w:t xml:space="preserve">9.4 Inspect Shadow Ledger</w:t>
+        <w:t xml:space="preserve">10.4 Inspect Shadow Ledger</w:t>
       </w:r>
     </w:p>
     <w:p>
@@ -4790,7 +6145,7 @@
         <w:spacing w:after="80" w:before="300"/>
       </w:pPr>
       <w:r>
-        <w:t xml:space="preserve">9.5 Common Log Messages</w:t>
+        <w:t xml:space="preserve">10.5 Common Log Messages</w:t>
       </w:r>
     </w:p>
     <w:tbl>
@@ -4820,6 +6175,7 @@
               <w:rPr>
                 <w:b/>
                 <w:bCs/>
+                <w:color w:val="FFFFFF"/>
                 <w:sz w:val="20"/>
                 <w:szCs w:val="20"/>
               </w:rPr>
@@ -4837,6 +6193,7 @@
               <w:rPr>
                 <w:b/>
                 <w:bCs/>
+                <w:color w:val="FFFFFF"/>
                 <w:sz w:val="20"/>
                 <w:szCs w:val="20"/>
               </w:rPr>
@@ -4855,6 +6212,7 @@
               <w:rPr>
                 <w:b w:val="false"/>
                 <w:bCs w:val="false"/>
+                <w:color w:val="000000"/>
                 <w:sz w:val="19"/>
                 <w:szCs w:val="19"/>
               </w:rPr>
@@ -4871,6 +6229,7 @@
               <w:rPr>
                 <w:b w:val="false"/>
                 <w:bCs w:val="false"/>
+                <w:color w:val="000000"/>
                 <w:sz w:val="19"/>
                 <w:szCs w:val="19"/>
               </w:rPr>
@@ -4889,6 +6248,7 @@
               <w:rPr>
                 <w:b w:val="false"/>
                 <w:bCs w:val="false"/>
+                <w:color w:val="000000"/>
                 <w:sz w:val="19"/>
                 <w:szCs w:val="19"/>
               </w:rPr>
@@ -4905,6 +6265,7 @@
               <w:rPr>
                 <w:b w:val="false"/>
                 <w:bCs w:val="false"/>
+                <w:color w:val="000000"/>
                 <w:sz w:val="19"/>
                 <w:szCs w:val="19"/>
               </w:rPr>
@@ -4923,6 +6284,7 @@
               <w:rPr>
                 <w:b w:val="false"/>
                 <w:bCs w:val="false"/>
+                <w:color w:val="000000"/>
                 <w:sz w:val="19"/>
                 <w:szCs w:val="19"/>
               </w:rPr>
@@ -4939,6 +6301,7 @@
               <w:rPr>
                 <w:b w:val="false"/>
                 <w:bCs w:val="false"/>
+                <w:color w:val="000000"/>
                 <w:sz w:val="19"/>
                 <w:szCs w:val="19"/>
               </w:rPr>
@@ -4957,6 +6320,7 @@
               <w:rPr>
                 <w:b w:val="false"/>
                 <w:bCs w:val="false"/>
+                <w:color w:val="000000"/>
                 <w:sz w:val="19"/>
                 <w:szCs w:val="19"/>
               </w:rPr>
@@ -4973,6 +6337,7 @@
               <w:rPr>
                 <w:b w:val="false"/>
                 <w:bCs w:val="false"/>
+                <w:color w:val="000000"/>
                 <w:sz w:val="19"/>
                 <w:szCs w:val="19"/>
               </w:rPr>
@@ -4991,6 +6356,7 @@
               <w:rPr>
                 <w:b w:val="false"/>
                 <w:bCs w:val="false"/>
+                <w:color w:val="000000"/>
                 <w:sz w:val="19"/>
                 <w:szCs w:val="19"/>
               </w:rPr>
@@ -5007,24 +6373,26 @@
               <w:rPr>
                 <w:b w:val="false"/>
                 <w:bCs w:val="false"/>
-                <w:sz w:val="19"/>
-                <w:szCs w:val="19"/>
-              </w:rPr>
-              <w:t xml:space="preserve">Portfolio down &gt;2.5% — agent entering SANDBOX</w:t>
-            </w:r>
-          </w:p>
-        </w:tc>
-      </w:tr>
-      <w:tr>
-        <w:tc>
-          <w:tcPr>
-            <w:tcW w:type="dxa" w:w="4500"/>
-          </w:tcPr>
-          <w:p>
-            <w:r>
-              <w:rPr>
-                <w:b w:val="false"/>
-                <w:bCs w:val="false"/>
+                <w:color w:val="000000"/>
+                <w:sz w:val="19"/>
+                <w:szCs w:val="19"/>
+              </w:rPr>
+              <w:t xml:space="preserve">Portfolio down &gt;2.5% — entering SANDBOX</w:t>
+            </w:r>
+          </w:p>
+        </w:tc>
+      </w:tr>
+      <w:tr>
+        <w:tc>
+          <w:tcPr>
+            <w:tcW w:type="dxa" w:w="4500"/>
+          </w:tcPr>
+          <w:p>
+            <w:r>
+              <w:rPr>
+                <w:b w:val="false"/>
+                <w:bCs w:val="false"/>
+                <w:color w:val="000000"/>
                 <w:sz w:val="19"/>
                 <w:szCs w:val="19"/>
               </w:rPr>
@@ -5041,24 +6409,26 @@
               <w:rPr>
                 <w:b w:val="false"/>
                 <w:bCs w:val="false"/>
-                <w:sz w:val="19"/>
-                <w:szCs w:val="19"/>
-              </w:rPr>
-              <w:t xml:space="preserve">Position will be closed and re-entered</w:t>
-            </w:r>
-          </w:p>
-        </w:tc>
-      </w:tr>
-      <w:tr>
-        <w:tc>
-          <w:tcPr>
-            <w:tcW w:type="dxa" w:w="4500"/>
-          </w:tcPr>
-          <w:p>
-            <w:r>
-              <w:rPr>
-                <w:b w:val="false"/>
-                <w:bCs w:val="false"/>
+                <w:color w:val="000000"/>
+                <w:sz w:val="19"/>
+                <w:szCs w:val="19"/>
+              </w:rPr>
+              <w:t xml:space="preserve">Position closing and re-entering</w:t>
+            </w:r>
+          </w:p>
+        </w:tc>
+      </w:tr>
+      <w:tr>
+        <w:tc>
+          <w:tcPr>
+            <w:tcW w:type="dxa" w:w="4500"/>
+          </w:tcPr>
+          <w:p>
+            <w:r>
+              <w:rPr>
+                <w:b w:val="false"/>
+                <w:bCs w:val="false"/>
+                <w:color w:val="000000"/>
                 <w:sz w:val="19"/>
                 <w:szCs w:val="19"/>
               </w:rPr>
@@ -5075,6 +6445,7 @@
               <w:rPr>
                 <w:b w:val="false"/>
                 <w:bCs w:val="false"/>
+                <w:color w:val="000000"/>
                 <w:sz w:val="19"/>
                 <w:szCs w:val="19"/>
               </w:rPr>
@@ -5093,6 +6464,7 @@
               <w:rPr>
                 <w:b w:val="false"/>
                 <w:bCs w:val="false"/>
+                <w:color w:val="000000"/>
                 <w:sz w:val="19"/>
                 <w:szCs w:val="19"/>
               </w:rPr>
@@ -5109,6 +6481,7 @@
               <w:rPr>
                 <w:b w:val="false"/>
                 <w:bCs w:val="false"/>
+                <w:color w:val="000000"/>
                 <w:sz w:val="19"/>
                 <w:szCs w:val="19"/>
               </w:rPr>
@@ -5127,6 +6500,7 @@
               <w:rPr>
                 <w:b w:val="false"/>
                 <w:bCs w:val="false"/>
+                <w:color w:val="000000"/>
                 <w:sz w:val="19"/>
                 <w:szCs w:val="19"/>
               </w:rPr>
@@ -5143,6 +6517,7 @@
               <w:rPr>
                 <w:b w:val="false"/>
                 <w:bCs w:val="false"/>
+                <w:color w:val="000000"/>
                 <w:sz w:val="19"/>
                 <w:szCs w:val="19"/>
               </w:rPr>
@@ -5161,6 +6536,7 @@
               <w:rPr>
                 <w:b w:val="false"/>
                 <w:bCs w:val="false"/>
+                <w:color w:val="000000"/>
                 <w:sz w:val="19"/>
                 <w:szCs w:val="19"/>
               </w:rPr>
@@ -5177,6 +6553,7 @@
               <w:rPr>
                 <w:b w:val="false"/>
                 <w:bCs w:val="false"/>
+                <w:color w:val="000000"/>
                 <w:sz w:val="19"/>
                 <w:szCs w:val="19"/>
               </w:rPr>
@@ -5197,7 +6574,7 @@
         <w:spacing w:after="80" w:before="300"/>
       </w:pPr>
       <w:r>
-        <w:t xml:space="preserve">9.6 Email Alerts</w:t>
+        <w:t xml:space="preserve">10.6 Email Alerts</w:t>
       </w:r>
     </w:p>
     <w:tbl>
@@ -5227,6 +6604,7 @@
               <w:rPr>
                 <w:b/>
                 <w:bCs/>
+                <w:color w:val="FFFFFF"/>
                 <w:sz w:val="20"/>
                 <w:szCs w:val="20"/>
               </w:rPr>
@@ -5244,6 +6622,7 @@
               <w:rPr>
                 <w:b/>
                 <w:bCs/>
+                <w:color w:val="FFFFFF"/>
                 <w:sz w:val="20"/>
                 <w:szCs w:val="20"/>
               </w:rPr>
@@ -5262,6 +6641,7 @@
               <w:rPr>
                 <w:b w:val="false"/>
                 <w:bCs w:val="false"/>
+                <w:color w:val="000000"/>
                 <w:sz w:val="19"/>
                 <w:szCs w:val="19"/>
               </w:rPr>
@@ -5278,24 +6658,26 @@
               <w:rPr>
                 <w:b w:val="false"/>
                 <w:bCs w:val="false"/>
-                <w:sz w:val="19"/>
-                <w:szCs w:val="19"/>
-              </w:rPr>
-              <w:t xml:space="preserve">Every state change (PENDING→OPEN, OPEN→LIQUIDATED, etc.)</w:t>
-            </w:r>
-          </w:p>
-        </w:tc>
-      </w:tr>
-      <w:tr>
-        <w:tc>
-          <w:tcPr>
-            <w:tcW w:type="dxa" w:w="4500"/>
-          </w:tcPr>
-          <w:p>
-            <w:r>
-              <w:rPr>
-                <w:b w:val="false"/>
-                <w:bCs w:val="false"/>
+                <w:color w:val="000000"/>
+                <w:sz w:val="19"/>
+                <w:szCs w:val="19"/>
+              </w:rPr>
+              <w:t xml:space="preserve">Every state change</w:t>
+            </w:r>
+          </w:p>
+        </w:tc>
+      </w:tr>
+      <w:tr>
+        <w:tc>
+          <w:tcPr>
+            <w:tcW w:type="dxa" w:w="4500"/>
+          </w:tcPr>
+          <w:p>
+            <w:r>
+              <w:rPr>
+                <w:b w:val="false"/>
+                <w:bCs w:val="false"/>
+                <w:color w:val="000000"/>
                 <w:sz w:val="19"/>
                 <w:szCs w:val="19"/>
               </w:rPr>
@@ -5312,6 +6694,7 @@
               <w:rPr>
                 <w:b w:val="false"/>
                 <w:bCs w:val="false"/>
+                <w:color w:val="000000"/>
                 <w:sz w:val="19"/>
                 <w:szCs w:val="19"/>
               </w:rPr>
@@ -5330,6 +6713,7 @@
               <w:rPr>
                 <w:b w:val="false"/>
                 <w:bCs w:val="false"/>
+                <w:color w:val="000000"/>
                 <w:sz w:val="19"/>
                 <w:szCs w:val="19"/>
               </w:rPr>
@@ -5346,6 +6730,7 @@
               <w:rPr>
                 <w:b w:val="false"/>
                 <w:bCs w:val="false"/>
+                <w:color w:val="000000"/>
                 <w:sz w:val="19"/>
                 <w:szCs w:val="19"/>
               </w:rPr>
@@ -5364,6 +6749,7 @@
               <w:rPr>
                 <w:b w:val="false"/>
                 <w:bCs w:val="false"/>
+                <w:color w:val="000000"/>
                 <w:sz w:val="19"/>
                 <w:szCs w:val="19"/>
               </w:rPr>
@@ -5380,6 +6766,7 @@
               <w:rPr>
                 <w:b w:val="false"/>
                 <w:bCs w:val="false"/>
+                <w:color w:val="000000"/>
                 <w:sz w:val="19"/>
                 <w:szCs w:val="19"/>
               </w:rPr>
@@ -5398,6 +6785,7 @@
               <w:rPr>
                 <w:b w:val="false"/>
                 <w:bCs w:val="false"/>
+                <w:color w:val="000000"/>
                 <w:sz w:val="19"/>
                 <w:szCs w:val="19"/>
               </w:rPr>
@@ -5414,6 +6802,7 @@
               <w:rPr>
                 <w:b w:val="false"/>
                 <w:bCs w:val="false"/>
+                <w:color w:val="000000"/>
                 <w:sz w:val="19"/>
                 <w:szCs w:val="19"/>
               </w:rPr>
@@ -5432,6 +6821,7 @@
               <w:rPr>
                 <w:b w:val="false"/>
                 <w:bCs w:val="false"/>
+                <w:color w:val="000000"/>
                 <w:sz w:val="19"/>
                 <w:szCs w:val="19"/>
               </w:rPr>
@@ -5448,10 +6838,11 @@
               <w:rPr>
                 <w:b w:val="false"/>
                 <w:bCs w:val="false"/>
-                <w:sz w:val="19"/>
-                <w:szCs w:val="19"/>
-              </w:rPr>
-              <w:t xml:space="preserve">4:05 PM ET weekdays — full account + position recap</w:t>
+                <w:color w:val="000000"/>
+                <w:sz w:val="19"/>
+                <w:szCs w:val="19"/>
+              </w:rPr>
+              <w:t xml:space="preserve">4:05 PM ET weekdays</w:t>
             </w:r>
           </w:p>
         </w:tc>
@@ -5476,7 +6867,7 @@
         <w:spacing w:after="100" w:before="400"/>
       </w:pPr>
       <w:r>
-        <w:t xml:space="preserve">10. Quick Reference Card</w:t>
+        <w:t xml:space="preserve">11. Quick Reference Card</w:t>
       </w:r>
     </w:p>
     <w:p>
@@ -5511,6 +6902,7 @@
               <w:rPr>
                 <w:b/>
                 <w:bCs/>
+                <w:color w:val="FFFFFF"/>
                 <w:sz w:val="20"/>
                 <w:szCs w:val="20"/>
               </w:rPr>
@@ -5528,6 +6920,7 @@
               <w:rPr>
                 <w:b/>
                 <w:bCs/>
+                <w:color w:val="FFFFFF"/>
                 <w:sz w:val="20"/>
                 <w:szCs w:val="20"/>
               </w:rPr>
@@ -5546,6 +6939,7 @@
               <w:rPr>
                 <w:b w:val="false"/>
                 <w:bCs w:val="false"/>
+                <w:color w:val="000000"/>
                 <w:sz w:val="19"/>
                 <w:szCs w:val="19"/>
               </w:rPr>
@@ -5562,6 +6956,7 @@
               <w:rPr>
                 <w:b w:val="false"/>
                 <w:bCs w:val="false"/>
+                <w:color w:val="000000"/>
                 <w:sz w:val="19"/>
                 <w:szCs w:val="19"/>
               </w:rPr>
@@ -5580,6 +6975,115 @@
               <w:rPr>
                 <w:b w:val="false"/>
                 <w:bCs w:val="false"/>
+                <w:color w:val="000000"/>
+                <w:sz w:val="19"/>
+                <w:szCs w:val="19"/>
+              </w:rPr>
+              <w:t xml:space="preserve">SSH + open Claude Code</w:t>
+            </w:r>
+          </w:p>
+        </w:tc>
+        <w:tc>
+          <w:tcPr>
+            <w:tcW w:type="dxa" w:w="4500"/>
+          </w:tcPr>
+          <w:p>
+            <w:r>
+              <w:rPr>
+                <w:b w:val="false"/>
+                <w:bCs w:val="false"/>
+                <w:color w:val="000000"/>
+                <w:sz w:val="19"/>
+                <w:szCs w:val="19"/>
+              </w:rPr>
+              <w:t xml:space="preserve">ssh -i C:\Users\mazza\.ssh\digitalocean root@143.198.171.250 -t "cd /root/trading &amp;&amp; claude"</w:t>
+            </w:r>
+          </w:p>
+        </w:tc>
+      </w:tr>
+      <w:tr>
+        <w:tc>
+          <w:tcPr>
+            <w:tcW w:type="dxa" w:w="4500"/>
+          </w:tcPr>
+          <w:p>
+            <w:r>
+              <w:rPr>
+                <w:b w:val="false"/>
+                <w:bCs w:val="false"/>
+                <w:color w:val="000000"/>
+                <w:sz w:val="19"/>
+                <w:szCs w:val="19"/>
+              </w:rPr>
+              <w:t xml:space="preserve">Start Claude Code in tmux</w:t>
+            </w:r>
+          </w:p>
+        </w:tc>
+        <w:tc>
+          <w:tcPr>
+            <w:tcW w:type="dxa" w:w="4500"/>
+          </w:tcPr>
+          <w:p>
+            <w:r>
+              <w:rPr>
+                <w:b w:val="false"/>
+                <w:bCs w:val="false"/>
+                <w:color w:val="000000"/>
+                <w:sz w:val="19"/>
+                <w:szCs w:val="19"/>
+              </w:rPr>
+              <w:t xml:space="preserve">tmux new-session -s trading  →  cd /root/trading &amp;&amp; claude</w:t>
+            </w:r>
+          </w:p>
+        </w:tc>
+      </w:tr>
+      <w:tr>
+        <w:tc>
+          <w:tcPr>
+            <w:tcW w:type="dxa" w:w="4500"/>
+          </w:tcPr>
+          <w:p>
+            <w:r>
+              <w:rPr>
+                <w:b w:val="false"/>
+                <w:bCs w:val="false"/>
+                <w:color w:val="000000"/>
+                <w:sz w:val="19"/>
+                <w:szCs w:val="19"/>
+              </w:rPr>
+              <w:t xml:space="preserve">Reattach tmux session</w:t>
+            </w:r>
+          </w:p>
+        </w:tc>
+        <w:tc>
+          <w:tcPr>
+            <w:tcW w:type="dxa" w:w="4500"/>
+          </w:tcPr>
+          <w:p>
+            <w:r>
+              <w:rPr>
+                <w:b w:val="false"/>
+                <w:bCs w:val="false"/>
+                <w:color w:val="000000"/>
+                <w:sz w:val="19"/>
+                <w:szCs w:val="19"/>
+              </w:rPr>
+              <w:t xml:space="preserve">tmux attach -t trading</w:t>
+            </w:r>
+          </w:p>
+        </w:tc>
+      </w:tr>
+      <w:tr>
+        <w:tc>
+          <w:tcPr>
+            <w:tcW w:type="dxa" w:w="4500"/>
+          </w:tcPr>
+          <w:p>
+            <w:r>
+              <w:rPr>
+                <w:b w:val="false"/>
+                <w:bCs w:val="false"/>
+                <w:color w:val="000000"/>
                 <w:sz w:val="19"/>
                 <w:szCs w:val="19"/>
               </w:rPr>
@@ -5596,6 +7100,7 @@
               <w:rPr>
                 <w:b w:val="false"/>
                 <w:bCs w:val="false"/>
+                <w:color w:val="000000"/>
                 <w:sz w:val="19"/>
                 <w:szCs w:val="19"/>
               </w:rPr>
@@ -5614,6 +7119,7 @@
               <w:rPr>
                 <w:b w:val="false"/>
                 <w:bCs w:val="false"/>
+                <w:color w:val="000000"/>
                 <w:sz w:val="19"/>
                 <w:szCs w:val="19"/>
               </w:rPr>
@@ -5630,6 +7136,7 @@
               <w:rPr>
                 <w:b w:val="false"/>
                 <w:bCs w:val="false"/>
+                <w:color w:val="000000"/>
                 <w:sz w:val="19"/>
                 <w:szCs w:val="19"/>
               </w:rPr>
@@ -5648,6 +7155,7 @@
               <w:rPr>
                 <w:b w:val="false"/>
                 <w:bCs w:val="false"/>
+                <w:color w:val="000000"/>
                 <w:sz w:val="19"/>
                 <w:szCs w:val="19"/>
               </w:rPr>
@@ -5664,6 +7172,7 @@
               <w:rPr>
                 <w:b w:val="false"/>
                 <w:bCs w:val="false"/>
+                <w:color w:val="000000"/>
                 <w:sz w:val="19"/>
                 <w:szCs w:val="19"/>
               </w:rPr>
@@ -5682,6 +7191,7 @@
               <w:rPr>
                 <w:b w:val="false"/>
                 <w:bCs w:val="false"/>
+                <w:color w:val="000000"/>
                 <w:sz w:val="19"/>
                 <w:szCs w:val="19"/>
               </w:rPr>
@@ -5698,6 +7208,7 @@
               <w:rPr>
                 <w:b w:val="false"/>
                 <w:bCs w:val="false"/>
+                <w:color w:val="000000"/>
                 <w:sz w:val="19"/>
                 <w:szCs w:val="19"/>
               </w:rPr>
@@ -5716,6 +7227,7 @@
               <w:rPr>
                 <w:b w:val="false"/>
                 <w:bCs w:val="false"/>
+                <w:color w:val="000000"/>
                 <w:sz w:val="19"/>
                 <w:szCs w:val="19"/>
               </w:rPr>
@@ -5732,6 +7244,7 @@
               <w:rPr>
                 <w:b w:val="false"/>
                 <w:bCs w:val="false"/>
+                <w:color w:val="000000"/>
                 <w:sz w:val="19"/>
                 <w:szCs w:val="19"/>
               </w:rPr>
@@ -5750,6 +7263,7 @@
               <w:rPr>
                 <w:b w:val="false"/>
                 <w:bCs w:val="false"/>
+                <w:color w:val="000000"/>
                 <w:sz w:val="19"/>
                 <w:szCs w:val="19"/>
               </w:rPr>
@@ -5766,6 +7280,7 @@
               <w:rPr>
                 <w:b w:val="false"/>
                 <w:bCs w:val="false"/>
+                <w:color w:val="000000"/>
                 <w:sz w:val="19"/>
                 <w:szCs w:val="19"/>
               </w:rPr>
@@ -5784,6 +7299,7 @@
               <w:rPr>
                 <w:b w:val="false"/>
                 <w:bCs w:val="false"/>
+                <w:color w:val="000000"/>
                 <w:sz w:val="19"/>
                 <w:szCs w:val="19"/>
               </w:rPr>
@@ -5800,6 +7316,7 @@
               <w:rPr>
                 <w:b w:val="false"/>
                 <w:bCs w:val="false"/>
+                <w:color w:val="000000"/>
                 <w:sz w:val="19"/>
                 <w:szCs w:val="19"/>
               </w:rPr>
@@ -5818,6 +7335,7 @@
               <w:rPr>
                 <w:b w:val="false"/>
                 <w:bCs w:val="false"/>
+                <w:color w:val="000000"/>
                 <w:sz w:val="19"/>
                 <w:szCs w:val="19"/>
               </w:rPr>
@@ -5834,6 +7352,7 @@
               <w:rPr>
                 <w:b w:val="false"/>
                 <w:bCs w:val="false"/>
+                <w:color w:val="000000"/>
                 <w:sz w:val="19"/>
                 <w:szCs w:val="19"/>
               </w:rPr>
@@ -5852,6 +7371,7 @@
               <w:rPr>
                 <w:b w:val="false"/>
                 <w:bCs w:val="false"/>
+                <w:color w:val="000000"/>
                 <w:sz w:val="19"/>
                 <w:szCs w:val="19"/>
               </w:rPr>
@@ -5868,6 +7388,7 @@
               <w:rPr>
                 <w:b w:val="false"/>
                 <w:bCs w:val="false"/>
+                <w:color w:val="000000"/>
                 <w:sz w:val="19"/>
                 <w:szCs w:val="19"/>
               </w:rPr>
@@ -5886,6 +7407,7 @@
               <w:rPr>
                 <w:b w:val="false"/>
                 <w:bCs w:val="false"/>
+                <w:color w:val="000000"/>
                 <w:sz w:val="19"/>
                 <w:szCs w:val="19"/>
               </w:rPr>
@@ -5902,6 +7424,7 @@
               <w:rPr>
                 <w:b w:val="false"/>
                 <w:bCs w:val="false"/>
+                <w:color w:val="000000"/>
                 <w:sz w:val="19"/>
                 <w:szCs w:val="19"/>
               </w:rPr>
@@ -5920,6 +7443,7 @@
               <w:rPr>
                 <w:b w:val="false"/>
                 <w:bCs w:val="false"/>
+                <w:color w:val="000000"/>
                 <w:sz w:val="19"/>
                 <w:szCs w:val="19"/>
               </w:rPr>
@@ -5936,6 +7460,7 @@
               <w:rPr>
                 <w:b w:val="false"/>
                 <w:bCs w:val="false"/>
+                <w:color w:val="000000"/>
                 <w:sz w:val="19"/>
                 <w:szCs w:val="19"/>
               </w:rPr>
@@ -5954,6 +7479,7 @@
               <w:rPr>
                 <w:b w:val="false"/>
                 <w:bCs w:val="false"/>
+                <w:color w:val="000000"/>
                 <w:sz w:val="19"/>
                 <w:szCs w:val="19"/>
               </w:rPr>
@@ -5970,6 +7496,7 @@
               <w:rPr>
                 <w:b w:val="false"/>
                 <w:bCs w:val="false"/>
+                <w:color w:val="000000"/>
                 <w:sz w:val="19"/>
                 <w:szCs w:val="19"/>
               </w:rPr>
@@ -5988,6 +7515,7 @@
               <w:rPr>
                 <w:b w:val="false"/>
                 <w:bCs w:val="false"/>
+                <w:color w:val="000000"/>
                 <w:sz w:val="19"/>
                 <w:szCs w:val="19"/>
               </w:rPr>
@@ -6004,10 +7532,83 @@
               <w:rPr>
                 <w:b w:val="false"/>
                 <w:bCs w:val="false"/>
+                <w:color w:val="000000"/>
                 <w:sz w:val="19"/>
                 <w:szCs w:val="19"/>
               </w:rPr>
               <w:t xml:space="preserve">free -h &amp;&amp; df -h</w:t>
+            </w:r>
+          </w:p>
+        </w:tc>
+      </w:tr>
+      <w:tr>
+        <w:tc>
+          <w:tcPr>
+            <w:tcW w:type="dxa" w:w="4500"/>
+          </w:tcPr>
+          <w:p>
+            <w:r>
+              <w:rPr>
+                <w:b w:val="false"/>
+                <w:bCs w:val="false"/>
+                <w:color w:val="000000"/>
+                <w:sz w:val="19"/>
+                <w:szCs w:val="19"/>
+              </w:rPr>
+              <w:t xml:space="preserve">Check ANTHROPIC_API_KEY</w:t>
+            </w:r>
+          </w:p>
+        </w:tc>
+        <w:tc>
+          <w:tcPr>
+            <w:tcW w:type="dxa" w:w="4500"/>
+          </w:tcPr>
+          <w:p>
+            <w:r>
+              <w:rPr>
+                <w:b w:val="false"/>
+                <w:bCs w:val="false"/>
+                <w:color w:val="000000"/>
+                <w:sz w:val="19"/>
+                <w:szCs w:val="19"/>
+              </w:rPr>
+              <w:t xml:space="preserve">echo $ANTHROPIC_API_KEY</w:t>
+            </w:r>
+          </w:p>
+        </w:tc>
+      </w:tr>
+      <w:tr>
+        <w:tc>
+          <w:tcPr>
+            <w:tcW w:type="dxa" w:w="4500"/>
+          </w:tcPr>
+          <w:p>
+            <w:r>
+              <w:rPr>
+                <w:b w:val="false"/>
+                <w:bCs w:val="false"/>
+                <w:color w:val="000000"/>
+                <w:sz w:val="19"/>
+                <w:szCs w:val="19"/>
+              </w:rPr>
+              <w:t xml:space="preserve">List tmux sessions</w:t>
+            </w:r>
+          </w:p>
+        </w:tc>
+        <w:tc>
+          <w:tcPr>
+            <w:tcW w:type="dxa" w:w="4500"/>
+          </w:tcPr>
+          <w:p>
+            <w:r>
+              <w:rPr>
+                <w:b w:val="false"/>
+                <w:bCs w:val="false"/>
+                <w:color w:val="000000"/>
+                <w:sz w:val="19"/>
+                <w:szCs w:val="19"/>
+              </w:rPr>
+              <w:t xml:space="preserve">tmux ls</w:t>
             </w:r>
           </w:p>
         </w:tc>
@@ -6392,35 +7993,5 @@
       <w:szCs w:val="20"/>
     </w:rPr>
   </w:style>
-  <w:style w:type="paragraph" w:styleId="Heading1">
-    <w:name w:val="Heading 1"/>
-    <w:rPr>
-      <w:b/>
-      <w:bCs/>
-      <w:color w:val="1A1A2E"/>
-      <w:sz w:val="32"/>
-      <w:szCs w:val="32"/>
-    </w:rPr>
-  </w:style>
-  <w:style w:type="paragraph" w:styleId="Heading2">
-    <w:name w:val="Heading 2"/>
-    <w:rPr>
-      <w:b/>
-      <w:bCs/>
-      <w:color w:val="2C3E50"/>
-      <w:sz w:val="26"/>
-      <w:szCs w:val="26"/>
-    </w:rPr>
-  </w:style>
-  <w:style w:type="paragraph" w:styleId="Heading3">
-    <w:name w:val="Heading 3"/>
-    <w:rPr>
-      <w:b/>
-      <w:bCs/>
-      <w:color w:val="2980B9"/>
-      <w:sz w:val="24"/>
-      <w:szCs w:val="24"/>
-    </w:rPr>
-  </w:style>
 </w:styles>
 </file>